--- a/AQUOS sense4 lite/AQUOS sense4 lite.docx
+++ b/AQUOS sense4 lite/AQUOS sense4 lite.docx
@@ -9,7 +9,7 @@
         <w:spacing w:line="240" w:lineRule="auto"/>
         <w:rPr/>
       </w:pPr>
-      <w:bookmarkStart w:colFirst="0" w:colLast="0" w:name="_dvs8ru3768zd" w:id="0"/>
+      <w:bookmarkStart w:colFirst="0" w:colLast="0" w:name="_emf7on1myy72" w:id="0"/>
       <w:bookmarkEnd w:id="0"/>
       <w:r>
         <w:rPr>
@@ -24,22 +24,22 @@
         <w:keepNext w:val="0"/>
         <w:keepLines w:val="0"/>
         <w:pBdr>
-          <w:top w:color="auto" w:space="0" w:sz="0" w:val="none"/>
-          <w:left w:color="auto" w:space="0" w:sz="0" w:val="none"/>
-          <w:bottom w:color="auto" w:space="0" w:sz="0" w:val="none"/>
-          <w:right w:color="auto" w:space="0" w:sz="0" w:val="none"/>
-          <w:between w:color="auto" w:space="0" w:sz="0" w:val="none"/>
-        </w:pBdr>
-        <w:spacing w:after="0" w:before="0" w:line="240" w:lineRule="auto"/>
-        <w:rPr>
-          <w:color w:val="333333"/>
-        </w:rPr>
-      </w:pPr>
-      <w:bookmarkStart w:colFirst="0" w:colLast="0" w:name="_ety6d4p337re" w:id="1"/>
+          <w:top w:color="000000" w:space="0" w:sz="0" w:val="none"/>
+          <w:left w:color="000000" w:space="0" w:sz="0" w:val="none"/>
+          <w:bottom w:color="000000" w:space="0" w:sz="0" w:val="none"/>
+          <w:right w:color="000000" w:space="0" w:sz="0" w:val="none"/>
+          <w:between w:color="000000" w:space="0" w:sz="0" w:val="none"/>
+        </w:pBdr>
+        <w:spacing w:after="0" w:before="0" w:line="240" w:lineRule="auto"/>
+        <w:rPr>
+          <w:color w:val="333333"/>
+        </w:rPr>
+      </w:pPr>
+      <w:bookmarkStart w:colFirst="0" w:colLast="0" w:name="_wheypzlwlbfp" w:id="1"/>
       <w:bookmarkEnd w:id="1"/>
       <w:r>
         <w:rPr>
-          <w:rFonts w:ascii="Arial Unicode MS" w:cs="Arial Unicode MS" w:eastAsia="Arial Unicode MS" w:hAnsi="Arial Unicode MS"/>
+          <w:rFonts w:ascii="Arimo" w:cs="Arimo" w:eastAsia="Arimo" w:hAnsi="Arimo"/>
           <w:rtl w:val="0"/>
         </w:rPr>
         <w:t xml:space="preserve">スペック</w:t>
@@ -56,7 +56,7 @@
         <w:keepNext w:val="0"/>
         <w:keepLines w:val="0"/>
         <w:pBdr>
-          <w:right w:color="auto" w:space="15" w:sz="0" w:val="none"/>
+          <w:right w:color="000000" w:space="15" w:sz="0" w:val="none"/>
         </w:pBdr>
         <w:spacing w:after="0" w:before="0" w:line="240" w:lineRule="auto"/>
         <w:rPr>
@@ -65,11 +65,11 @@
           <w:szCs w:val="30"/>
         </w:rPr>
       </w:pPr>
-      <w:bookmarkStart w:colFirst="0" w:colLast="0" w:name="_u6nx5sdpyqwk" w:id="2"/>
+      <w:bookmarkStart w:colFirst="0" w:colLast="0" w:name="_ris208evcgks" w:id="2"/>
       <w:bookmarkEnd w:id="2"/>
       <w:r>
         <w:rPr>
-          <w:rFonts w:ascii="Arial Unicode MS" w:cs="Arial Unicode MS" w:eastAsia="Arial Unicode MS" w:hAnsi="Arial Unicode MS"/>
+          <w:rFonts w:ascii="Arimo" w:cs="Arimo" w:eastAsia="Arimo" w:hAnsi="Arimo"/>
           <w:color w:val="333333"/>
           <w:sz w:val="30"/>
           <w:szCs w:val="30"/>
@@ -77,14 +77,19 @@
         </w:rPr>
         <w:t xml:space="preserve">デザイン</w:t>
       </w:r>
-    </w:p>
-    <w:p>
-      <w:pPr>
-        <w:pBdr>
-          <w:top w:color="auto" w:space="0" w:sz="0" w:val="none"/>
-          <w:bottom w:color="auto" w:space="0" w:sz="0" w:val="none"/>
-          <w:right w:color="auto" w:space="0" w:sz="0" w:val="none"/>
-          <w:between w:color="auto" w:space="0" w:sz="0" w:val="none"/>
+      <w:r>
+        <w:rPr>
+          <w:rtl w:val="0"/>
+        </w:rPr>
+      </w:r>
+    </w:p>
+    <w:p>
+      <w:pPr>
+        <w:pBdr>
+          <w:top w:color="000000" w:space="0" w:sz="0" w:val="none"/>
+          <w:bottom w:color="000000" w:space="0" w:sz="0" w:val="none"/>
+          <w:right w:color="000000" w:space="0" w:sz="0" w:val="none"/>
+          <w:between w:color="000000" w:space="0" w:sz="0" w:val="none"/>
         </w:pBdr>
         <w:spacing w:after="0" w:before="0" w:line="240" w:lineRule="auto"/>
         <w:ind w:left="720" w:firstLine="0"/>
@@ -103,10 +108,10 @@
     <w:p>
       <w:pPr>
         <w:pBdr>
-          <w:top w:color="auto" w:space="0" w:sz="0" w:val="none"/>
-          <w:bottom w:color="auto" w:space="0" w:sz="0" w:val="none"/>
-          <w:right w:color="auto" w:space="0" w:sz="0" w:val="none"/>
-          <w:between w:color="auto" w:space="0" w:sz="0" w:val="none"/>
+          <w:top w:color="000000" w:space="0" w:sz="0" w:val="none"/>
+          <w:bottom w:color="000000" w:space="0" w:sz="0" w:val="none"/>
+          <w:right w:color="000000" w:space="0" w:sz="0" w:val="none"/>
+          <w:between w:color="000000" w:space="0" w:sz="0" w:val="none"/>
         </w:pBdr>
         <w:spacing w:after="0" w:before="0" w:line="240" w:lineRule="auto"/>
         <w:jc w:val="center"/>
@@ -126,7 +131,7 @@
           <wp:inline distB="114300" distT="114300" distL="114300" distR="114300">
             <wp:extent cx="1181100" cy="1876425"/>
             <wp:effectExtent b="0" l="0" r="0" t="0"/>
-            <wp:docPr descr="ブラック" id="2" name="image1.png"/>
+            <wp:docPr descr="ブラック" id="1" name="image1.png"/>
             <a:graphic>
               <a:graphicData uri="http://schemas.openxmlformats.org/drawingml/2006/picture">
                 <pic:pic>
@@ -164,10 +169,10 @@
     <w:p>
       <w:pPr>
         <w:pBdr>
-          <w:top w:color="auto" w:space="0" w:sz="0" w:val="none"/>
-          <w:bottom w:color="auto" w:space="0" w:sz="0" w:val="none"/>
-          <w:right w:color="auto" w:space="0" w:sz="0" w:val="none"/>
-          <w:between w:color="auto" w:space="0" w:sz="0" w:val="none"/>
+          <w:top w:color="000000" w:space="0" w:sz="0" w:val="none"/>
+          <w:bottom w:color="000000" w:space="0" w:sz="0" w:val="none"/>
+          <w:right w:color="000000" w:space="0" w:sz="0" w:val="none"/>
+          <w:between w:color="000000" w:space="0" w:sz="0" w:val="none"/>
         </w:pBdr>
         <w:spacing w:after="0" w:before="0" w:line="240" w:lineRule="auto"/>
         <w:rPr>
@@ -178,7 +183,7 @@
       </w:pPr>
       <w:r>
         <w:rPr>
-          <w:rFonts w:ascii="Arial Unicode MS" w:cs="Arial Unicode MS" w:eastAsia="Arial Unicode MS" w:hAnsi="Arial Unicode MS"/>
+          <w:rFonts w:ascii="Arimo" w:cs="Arimo" w:eastAsia="Arimo" w:hAnsi="Arimo"/>
           <w:color w:val="333333"/>
           <w:sz w:val="23"/>
           <w:szCs w:val="23"/>
@@ -186,42 +191,62 @@
         </w:rPr>
         <w:t xml:space="preserve">ブラック</w:t>
       </w:r>
-    </w:p>
-    <w:p>
-      <w:pPr>
-        <w:rPr/>
-      </w:pPr>
-      <w:r>
-        <w:rPr>
-          <w:rFonts w:ascii="Arial Unicode MS" w:cs="Arial Unicode MS" w:eastAsia="Arial Unicode MS" w:hAnsi="Arial Unicode MS"/>
+      <w:r>
+        <w:rPr>
+          <w:rtl w:val="0"/>
+        </w:rPr>
+      </w:r>
+    </w:p>
+    <w:p>
+      <w:pPr>
+        <w:rPr/>
+      </w:pPr>
+      <w:r>
+        <w:rPr>
+          <w:rFonts w:ascii="Arimo" w:cs="Arimo" w:eastAsia="Arimo" w:hAnsi="Arimo"/>
           <w:rtl w:val="0"/>
         </w:rPr>
         <w:t xml:space="preserve">サイズ＊1と重量</w:t>
       </w:r>
-    </w:p>
-    <w:p>
-      <w:pPr>
-        <w:rPr/>
-      </w:pPr>
-      <w:r>
-        <w:rPr>
-          <w:rFonts w:ascii="Arial Unicode MS" w:cs="Arial Unicode MS" w:eastAsia="Arial Unicode MS" w:hAnsi="Arial Unicode MS"/>
+      <w:r>
+        <w:rPr>
+          <w:rtl w:val="0"/>
+        </w:rPr>
+      </w:r>
+    </w:p>
+    <w:p>
+      <w:pPr>
+        <w:rPr/>
+      </w:pPr>
+      <w:r>
+        <w:rPr>
+          <w:rFonts w:ascii="Arimo" w:cs="Arimo" w:eastAsia="Arimo" w:hAnsi="Arimo"/>
           <w:rtl w:val="0"/>
         </w:rPr>
         <w:t xml:space="preserve">約148mm×約71mm×約8.9mm</w:t>
       </w:r>
-    </w:p>
-    <w:p>
-      <w:pPr>
-        <w:rPr/>
-      </w:pPr>
-      <w:r>
-        <w:rPr>
-          <w:rFonts w:ascii="Arial Unicode MS" w:cs="Arial Unicode MS" w:eastAsia="Arial Unicode MS" w:hAnsi="Arial Unicode MS"/>
+      <w:r>
+        <w:rPr>
+          <w:rtl w:val="0"/>
+        </w:rPr>
+      </w:r>
+    </w:p>
+    <w:p>
+      <w:pPr>
+        <w:rPr/>
+      </w:pPr>
+      <w:r>
+        <w:rPr>
+          <w:rFonts w:ascii="Arimo" w:cs="Arimo" w:eastAsia="Arimo" w:hAnsi="Arimo"/>
           <w:rtl w:val="0"/>
         </w:rPr>
         <w:t xml:space="preserve">約176g</w:t>
       </w:r>
+      <w:r>
+        <w:rPr>
+          <w:rtl w:val="0"/>
+        </w:rPr>
+      </w:r>
     </w:p>
     <w:p>
       <w:pPr>
@@ -240,179 +265,254 @@
       </w:pPr>
       <w:r>
         <w:rPr>
-          <w:rFonts w:ascii="Arial Unicode MS" w:cs="Arial Unicode MS" w:eastAsia="Arial Unicode MS" w:hAnsi="Arial Unicode MS"/>
+          <w:rFonts w:ascii="Arimo" w:cs="Arimo" w:eastAsia="Arimo" w:hAnsi="Arimo"/>
           <w:rtl w:val="0"/>
         </w:rPr>
         <w:t xml:space="preserve">CPU Qualcomm® Snapdragon™ 720G Mobile Platform 2.3GHz＋1.8GHz オクタコア</w:t>
       </w:r>
-    </w:p>
-    <w:p>
-      <w:pPr>
-        <w:rPr/>
-      </w:pPr>
-      <w:r>
-        <w:rPr>
-          <w:rFonts w:ascii="Arial Unicode MS" w:cs="Arial Unicode MS" w:eastAsia="Arial Unicode MS" w:hAnsi="Arial Unicode MS"/>
+      <w:r>
+        <w:rPr>
+          <w:rtl w:val="0"/>
+        </w:rPr>
+      </w:r>
+    </w:p>
+    <w:p>
+      <w:pPr>
+        <w:rPr/>
+      </w:pPr>
+      <w:r>
+        <w:rPr>
+          <w:rFonts w:ascii="Arimo" w:cs="Arimo" w:eastAsia="Arimo" w:hAnsi="Arimo"/>
           <w:rtl w:val="0"/>
         </w:rPr>
         <w:t xml:space="preserve">内蔵メモリ＊2 ROM 64GB UFS 2.1／RAM 4GB LPDDR4X</w:t>
       </w:r>
-    </w:p>
-    <w:p>
-      <w:pPr>
-        <w:rPr/>
-      </w:pPr>
-      <w:r>
-        <w:rPr>
-          <w:rFonts w:ascii="Arial Unicode MS" w:cs="Arial Unicode MS" w:eastAsia="Arial Unicode MS" w:hAnsi="Arial Unicode MS"/>
+      <w:r>
+        <w:rPr>
+          <w:rtl w:val="0"/>
+        </w:rPr>
+      </w:r>
+    </w:p>
+    <w:p>
+      <w:pPr>
+        <w:rPr/>
+      </w:pPr>
+      <w:r>
+        <w:rPr>
+          <w:rFonts w:ascii="Arimo" w:cs="Arimo" w:eastAsia="Arimo" w:hAnsi="Arimo"/>
           <w:rtl w:val="0"/>
         </w:rPr>
         <w:t xml:space="preserve">外部メモリ＊3 microSDXCカード（最大1TB）</w:t>
       </w:r>
-    </w:p>
-    <w:p>
-      <w:pPr>
-        <w:rPr/>
-      </w:pPr>
-      <w:r>
-        <w:rPr>
-          <w:rFonts w:ascii="Arial Unicode MS" w:cs="Arial Unicode MS" w:eastAsia="Arial Unicode MS" w:hAnsi="Arial Unicode MS"/>
+      <w:r>
+        <w:rPr>
+          <w:rtl w:val="0"/>
+        </w:rPr>
+      </w:r>
+    </w:p>
+    <w:p>
+      <w:pPr>
+        <w:rPr/>
+      </w:pPr>
+      <w:r>
+        <w:rPr>
+          <w:rFonts w:ascii="Arimo" w:cs="Arimo" w:eastAsia="Arimo" w:hAnsi="Arimo"/>
           <w:rtl w:val="0"/>
         </w:rPr>
         <w:t xml:space="preserve">バッテリー容量＊4 4,570mAh（内蔵電池）</w:t>
       </w:r>
-    </w:p>
-    <w:p>
-      <w:pPr>
-        <w:rPr/>
-      </w:pPr>
-      <w:r>
-        <w:rPr>
-          <w:rFonts w:ascii="Arial Unicode MS" w:cs="Arial Unicode MS" w:eastAsia="Arial Unicode MS" w:hAnsi="Arial Unicode MS"/>
+      <w:r>
+        <w:rPr>
+          <w:rtl w:val="0"/>
+        </w:rPr>
+      </w:r>
+    </w:p>
+    <w:p>
+      <w:pPr>
+        <w:rPr/>
+      </w:pPr>
+      <w:r>
+        <w:rPr>
+          <w:rFonts w:ascii="Arimo" w:cs="Arimo" w:eastAsia="Arimo" w:hAnsi="Arimo"/>
           <w:rtl w:val="0"/>
         </w:rPr>
         <w:t xml:space="preserve">外部接続 USB Type-C</w:t>
       </w:r>
-    </w:p>
-    <w:p>
-      <w:pPr>
-        <w:rPr/>
-      </w:pPr>
-      <w:r>
-        <w:rPr>
-          <w:rFonts w:ascii="Arial Unicode MS" w:cs="Arial Unicode MS" w:eastAsia="Arial Unicode MS" w:hAnsi="Arial Unicode MS"/>
+      <w:r>
+        <w:rPr>
+          <w:rtl w:val="0"/>
+        </w:rPr>
+      </w:r>
+    </w:p>
+    <w:p>
+      <w:pPr>
+        <w:rPr/>
+      </w:pPr>
+      <w:r>
+        <w:rPr>
+          <w:rFonts w:ascii="Arimo" w:cs="Arimo" w:eastAsia="Arimo" w:hAnsi="Arimo"/>
           <w:rtl w:val="0"/>
         </w:rPr>
         <w:t xml:space="preserve">充電時間 約150分（SH-AC05使用時）</w:t>
       </w:r>
-    </w:p>
-    <w:p>
-      <w:pPr>
-        <w:rPr/>
-      </w:pPr>
-      <w:r>
-        <w:rPr>
-          <w:rFonts w:ascii="Arial Unicode MS" w:cs="Arial Unicode MS" w:eastAsia="Arial Unicode MS" w:hAnsi="Arial Unicode MS"/>
+      <w:r>
+        <w:rPr>
+          <w:rtl w:val="0"/>
+        </w:rPr>
+      </w:r>
+    </w:p>
+    <w:p>
+      <w:pPr>
+        <w:rPr/>
+      </w:pPr>
+      <w:r>
+        <w:rPr>
+          <w:rFonts w:ascii="Arimo" w:cs="Arimo" w:eastAsia="Arimo" w:hAnsi="Arimo"/>
           <w:rtl w:val="0"/>
         </w:rPr>
         <w:t xml:space="preserve">対応急速充電規格 USB Power delivery Revision3.0</w:t>
       </w:r>
-    </w:p>
-    <w:p>
-      <w:pPr>
-        <w:rPr/>
-      </w:pPr>
-      <w:r>
-        <w:rPr>
-          <w:rFonts w:ascii="Arial Unicode MS" w:cs="Arial Unicode MS" w:eastAsia="Arial Unicode MS" w:hAnsi="Arial Unicode MS"/>
+      <w:r>
+        <w:rPr>
+          <w:rtl w:val="0"/>
+        </w:rPr>
+      </w:r>
+    </w:p>
+    <w:p>
+      <w:pPr>
+        <w:rPr/>
+      </w:pPr>
+      <w:r>
+        <w:rPr>
+          <w:rFonts w:ascii="Arimo" w:cs="Arimo" w:eastAsia="Arimo" w:hAnsi="Arimo"/>
           <w:rtl w:val="0"/>
         </w:rPr>
         <w:t xml:space="preserve">連続通話時間 VoLTE：約3800分</w:t>
       </w:r>
-    </w:p>
-    <w:p>
-      <w:pPr>
-        <w:rPr/>
-      </w:pPr>
-      <w:r>
-        <w:rPr>
-          <w:rFonts w:ascii="Arial Unicode MS" w:cs="Arial Unicode MS" w:eastAsia="Arial Unicode MS" w:hAnsi="Arial Unicode MS"/>
+      <w:r>
+        <w:rPr>
+          <w:rtl w:val="0"/>
+        </w:rPr>
+      </w:r>
+    </w:p>
+    <w:p>
+      <w:pPr>
+        <w:rPr/>
+      </w:pPr>
+      <w:r>
+        <w:rPr>
+          <w:rFonts w:ascii="Arimo" w:cs="Arimo" w:eastAsia="Arimo" w:hAnsi="Arimo"/>
           <w:rtl w:val="0"/>
         </w:rPr>
         <w:t xml:space="preserve">連続待受時間 LTE：約1020時間</w:t>
       </w:r>
-    </w:p>
-    <w:p>
-      <w:pPr>
-        <w:rPr/>
-      </w:pPr>
-      <w:r>
-        <w:rPr>
-          <w:rFonts w:ascii="Arial Unicode MS" w:cs="Arial Unicode MS" w:eastAsia="Arial Unicode MS" w:hAnsi="Arial Unicode MS"/>
+      <w:r>
+        <w:rPr>
+          <w:rtl w:val="0"/>
+        </w:rPr>
+      </w:r>
+    </w:p>
+    <w:p>
+      <w:pPr>
+        <w:rPr/>
+      </w:pPr>
+      <w:r>
+        <w:rPr>
+          <w:rFonts w:ascii="Arimo" w:cs="Arimo" w:eastAsia="Arimo" w:hAnsi="Arimo"/>
           <w:rtl w:val="0"/>
         </w:rPr>
         <w:t xml:space="preserve">ディスプレイ 約5.8インチ</w:t>
       </w:r>
-    </w:p>
-    <w:p>
-      <w:pPr>
-        <w:rPr/>
-      </w:pPr>
-      <w:r>
-        <w:rPr>
-          <w:rFonts w:ascii="Arial Unicode MS" w:cs="Arial Unicode MS" w:eastAsia="Arial Unicode MS" w:hAnsi="Arial Unicode MS"/>
+      <w:r>
+        <w:rPr>
+          <w:rtl w:val="0"/>
+        </w:rPr>
+      </w:r>
+    </w:p>
+    <w:p>
+      <w:pPr>
+        <w:rPr/>
+      </w:pPr>
+      <w:r>
+        <w:rPr>
+          <w:rFonts w:ascii="Arimo" w:cs="Arimo" w:eastAsia="Arimo" w:hAnsi="Arimo"/>
           <w:rtl w:val="0"/>
         </w:rPr>
         <w:t xml:space="preserve">IGZOディスプレイ フルHD＋ （1,080 × 2,280）</w:t>
       </w:r>
-    </w:p>
-    <w:p>
-      <w:pPr>
-        <w:rPr/>
-      </w:pPr>
-      <w:r>
-        <w:rPr>
-          <w:rFonts w:ascii="Arial Unicode MS" w:cs="Arial Unicode MS" w:eastAsia="Arial Unicode MS" w:hAnsi="Arial Unicode MS"/>
+      <w:r>
+        <w:rPr>
+          <w:rtl w:val="0"/>
+        </w:rPr>
+      </w:r>
+    </w:p>
+    <w:p>
+      <w:pPr>
+        <w:rPr/>
+      </w:pPr>
+      <w:r>
+        <w:rPr>
+          <w:rFonts w:ascii="Arimo" w:cs="Arimo" w:eastAsia="Arimo" w:hAnsi="Arimo"/>
           <w:rtl w:val="0"/>
         </w:rPr>
         <w:t xml:space="preserve">リッチカラーテクノロジーモバイル アウトドアビュー のぞき見ブロック（ベールビュー） リラックスビュー</w:t>
       </w:r>
-    </w:p>
-    <w:p>
-      <w:pPr>
-        <w:rPr/>
-      </w:pPr>
-      <w:r>
-        <w:rPr>
-          <w:rFonts w:ascii="Arial Unicode MS" w:cs="Arial Unicode MS" w:eastAsia="Arial Unicode MS" w:hAnsi="Arial Unicode MS"/>
+      <w:r>
+        <w:rPr>
+          <w:rtl w:val="0"/>
+        </w:rPr>
+      </w:r>
+    </w:p>
+    <w:p>
+      <w:pPr>
+        <w:rPr/>
+      </w:pPr>
+      <w:r>
+        <w:rPr>
+          <w:rFonts w:ascii="Arimo" w:cs="Arimo" w:eastAsia="Arimo" w:hAnsi="Arimo"/>
           <w:rtl w:val="0"/>
         </w:rPr>
         <w:t xml:space="preserve">画質モード おススメ、標準、ダイナミック、ナチュラル</w:t>
       </w:r>
-    </w:p>
-    <w:p>
-      <w:pPr>
-        <w:rPr/>
-      </w:pPr>
-      <w:r>
-        <w:rPr>
-          <w:rFonts w:ascii="Arial Unicode MS" w:cs="Arial Unicode MS" w:eastAsia="Arial Unicode MS" w:hAnsi="Arial Unicode MS"/>
+      <w:r>
+        <w:rPr>
+          <w:rtl w:val="0"/>
+        </w:rPr>
+      </w:r>
+    </w:p>
+    <w:p>
+      <w:pPr>
+        <w:rPr/>
+      </w:pPr>
+      <w:r>
+        <w:rPr>
+          <w:rFonts w:ascii="Arimo" w:cs="Arimo" w:eastAsia="Arimo" w:hAnsi="Arimo"/>
           <w:rtl w:val="0"/>
         </w:rPr>
         <w:t xml:space="preserve">LTE通信速度＊5 受信時最大 200Mbps 送信時最大 75Mbps</w:t>
       </w:r>
-    </w:p>
-    <w:p>
-      <w:pPr>
-        <w:rPr/>
-      </w:pPr>
-      <w:r>
-        <w:rPr>
-          <w:rFonts w:ascii="Arial Unicode MS" w:cs="Arial Unicode MS" w:eastAsia="Arial Unicode MS" w:hAnsi="Arial Unicode MS"/>
+      <w:r>
+        <w:rPr>
+          <w:rtl w:val="0"/>
+        </w:rPr>
+      </w:r>
+    </w:p>
+    <w:p>
+      <w:pPr>
+        <w:rPr/>
+      </w:pPr>
+      <w:r>
+        <w:rPr>
+          <w:rFonts w:ascii="Arimo" w:cs="Arimo" w:eastAsia="Arimo" w:hAnsi="Arimo"/>
           <w:rtl w:val="0"/>
         </w:rPr>
         <w:t xml:space="preserve">通信・通話機能 VoLTE 〇</w:t>
       </w:r>
+      <w:r>
+        <w:rPr>
+          <w:rtl w:val="0"/>
+        </w:rPr>
+      </w:r>
     </w:p>
     <w:p>
       <w:pPr>
@@ -431,11 +531,16 @@
       </w:pPr>
       <w:r>
         <w:rPr>
-          <w:rFonts w:ascii="Arial Unicode MS" w:cs="Arial Unicode MS" w:eastAsia="Arial Unicode MS" w:hAnsi="Arial Unicode MS"/>
+          <w:rFonts w:ascii="Arimo" w:cs="Arimo" w:eastAsia="Arimo" w:hAnsi="Arimo"/>
           <w:rtl w:val="0"/>
         </w:rPr>
         <w:t xml:space="preserve">テザリング 15台（Wi-Fi 10台、USB 1台、Bluetooth(PAN)：4台を併用）</w:t>
       </w:r>
+      <w:r>
+        <w:rPr>
+          <w:rtl w:val="0"/>
+        </w:rPr>
+      </w:r>
     </w:p>
     <w:p>
       <w:pPr>
@@ -454,239 +559,339 @@
       </w:pPr>
       <w:r>
         <w:rPr>
-          <w:rFonts w:ascii="Arial Unicode MS" w:cs="Arial Unicode MS" w:eastAsia="Arial Unicode MS" w:hAnsi="Arial Unicode MS"/>
+          <w:rFonts w:ascii="Arimo" w:cs="Arimo" w:eastAsia="Arimo" w:hAnsi="Arimo"/>
           <w:rtl w:val="0"/>
         </w:rPr>
         <w:t xml:space="preserve">対応プロファイル：HSP、HFP、A2DP、AVRCP、HID、OPP、SPP、PBAP、PAN、HOGP、DI</w:t>
       </w:r>
-    </w:p>
-    <w:p>
-      <w:pPr>
-        <w:rPr/>
-      </w:pPr>
-      <w:r>
-        <w:rPr>
-          <w:rFonts w:ascii="Arial Unicode MS" w:cs="Arial Unicode MS" w:eastAsia="Arial Unicode MS" w:hAnsi="Arial Unicode MS"/>
+      <w:r>
+        <w:rPr>
+          <w:rtl w:val="0"/>
+        </w:rPr>
+      </w:r>
+    </w:p>
+    <w:p>
+      <w:pPr>
+        <w:rPr/>
+      </w:pPr>
+      <w:r>
+        <w:rPr>
+          <w:rFonts w:ascii="Arimo" w:cs="Arimo" w:eastAsia="Arimo" w:hAnsi="Arimo"/>
           <w:rtl w:val="0"/>
         </w:rPr>
         <w:t xml:space="preserve">赤外線通信対応 －</w:t>
       </w:r>
-    </w:p>
-    <w:p>
-      <w:pPr>
-        <w:rPr/>
-      </w:pPr>
-      <w:r>
-        <w:rPr>
-          <w:rFonts w:ascii="Arial Unicode MS" w:cs="Arial Unicode MS" w:eastAsia="Arial Unicode MS" w:hAnsi="Arial Unicode MS"/>
+      <w:r>
+        <w:rPr>
+          <w:rtl w:val="0"/>
+        </w:rPr>
+      </w:r>
+    </w:p>
+    <w:p>
+      <w:pPr>
+        <w:rPr/>
+      </w:pPr>
+      <w:r>
+        <w:rPr>
+          <w:rFonts w:ascii="Arimo" w:cs="Arimo" w:eastAsia="Arimo" w:hAnsi="Arimo"/>
           <w:rtl w:val="0"/>
         </w:rPr>
         <w:t xml:space="preserve">対応サービス</w:t>
       </w:r>
-    </w:p>
-    <w:p>
-      <w:pPr>
-        <w:rPr/>
-      </w:pPr>
-      <w:r>
-        <w:rPr>
-          <w:rFonts w:ascii="Arial Unicode MS" w:cs="Arial Unicode MS" w:eastAsia="Arial Unicode MS" w:hAnsi="Arial Unicode MS"/>
+      <w:r>
+        <w:rPr>
+          <w:rtl w:val="0"/>
+        </w:rPr>
+      </w:r>
+    </w:p>
+    <w:p>
+      <w:pPr>
+        <w:rPr/>
+      </w:pPr>
+      <w:r>
+        <w:rPr>
+          <w:rFonts w:ascii="Arimo" w:cs="Arimo" w:eastAsia="Arimo" w:hAnsi="Arimo"/>
           <w:rtl w:val="0"/>
         </w:rPr>
         <w:t xml:space="preserve"> ワンセグ／フルセグ －／－</w:t>
       </w:r>
-    </w:p>
-    <w:p>
-      <w:pPr>
-        <w:rPr/>
-      </w:pPr>
-      <w:r>
-        <w:rPr>
-          <w:rFonts w:ascii="Arial Unicode MS" w:cs="Arial Unicode MS" w:eastAsia="Arial Unicode MS" w:hAnsi="Arial Unicode MS"/>
+      <w:r>
+        <w:rPr>
+          <w:rtl w:val="0"/>
+        </w:rPr>
+      </w:r>
+    </w:p>
+    <w:p>
+      <w:pPr>
+        <w:rPr/>
+      </w:pPr>
+      <w:r>
+        <w:rPr>
+          <w:rFonts w:ascii="Arimo" w:cs="Arimo" w:eastAsia="Arimo" w:hAnsi="Arimo"/>
           <w:rtl w:val="0"/>
         </w:rPr>
         <w:t xml:space="preserve">生体認証 顔認証／指紋センサー</w:t>
       </w:r>
-    </w:p>
-    <w:p>
-      <w:pPr>
-        <w:rPr/>
-      </w:pPr>
-      <w:r>
-        <w:rPr>
-          <w:rFonts w:ascii="Arial Unicode MS" w:cs="Arial Unicode MS" w:eastAsia="Arial Unicode MS" w:hAnsi="Arial Unicode MS"/>
+      <w:r>
+        <w:rPr>
+          <w:rtl w:val="0"/>
+        </w:rPr>
+      </w:r>
+    </w:p>
+    <w:p>
+      <w:pPr>
+        <w:rPr/>
+      </w:pPr>
+      <w:r>
+        <w:rPr>
+          <w:rFonts w:ascii="Arimo" w:cs="Arimo" w:eastAsia="Arimo" w:hAnsi="Arimo"/>
           <w:rtl w:val="0"/>
         </w:rPr>
         <w:t xml:space="preserve">おサイフケータイ／NFC 〇／〇</w:t>
       </w:r>
-    </w:p>
-    <w:p>
-      <w:pPr>
-        <w:rPr/>
-      </w:pPr>
-      <w:r>
-        <w:rPr>
-          <w:rFonts w:ascii="Arial Unicode MS" w:cs="Arial Unicode MS" w:eastAsia="Arial Unicode MS" w:hAnsi="Arial Unicode MS"/>
+      <w:r>
+        <w:rPr>
+          <w:rtl w:val="0"/>
+        </w:rPr>
+      </w:r>
+    </w:p>
+    <w:p>
+      <w:pPr>
+        <w:rPr/>
+      </w:pPr>
+      <w:r>
+        <w:rPr>
+          <w:rFonts w:ascii="Arimo" w:cs="Arimo" w:eastAsia="Arimo" w:hAnsi="Arimo"/>
           <w:rtl w:val="0"/>
         </w:rPr>
         <w:t xml:space="preserve">緊急速報メール 〇</w:t>
       </w:r>
-    </w:p>
-    <w:p>
-      <w:pPr>
-        <w:rPr/>
-      </w:pPr>
-      <w:r>
-        <w:rPr>
-          <w:rFonts w:ascii="Arial Unicode MS" w:cs="Arial Unicode MS" w:eastAsia="Arial Unicode MS" w:hAnsi="Arial Unicode MS"/>
+      <w:r>
+        <w:rPr>
+          <w:rtl w:val="0"/>
+        </w:rPr>
+      </w:r>
+    </w:p>
+    <w:p>
+      <w:pPr>
+        <w:rPr/>
+      </w:pPr>
+      <w:r>
+        <w:rPr>
+          <w:rFonts w:ascii="Arimo" w:cs="Arimo" w:eastAsia="Arimo" w:hAnsi="Arimo"/>
           <w:rtl w:val="0"/>
         </w:rPr>
         <w:t xml:space="preserve">GPS 〇　GPS、GLONASS、BeiDou、Galileo、QZSS（みちびき）対応</w:t>
       </w:r>
-    </w:p>
-    <w:p>
-      <w:pPr>
-        <w:rPr/>
-      </w:pPr>
-      <w:r>
-        <w:rPr>
-          <w:rFonts w:ascii="Arial Unicode MS" w:cs="Arial Unicode MS" w:eastAsia="Arial Unicode MS" w:hAnsi="Arial Unicode MS"/>
+      <w:r>
+        <w:rPr>
+          <w:rtl w:val="0"/>
+        </w:rPr>
+      </w:r>
+    </w:p>
+    <w:p>
+      <w:pPr>
+        <w:rPr/>
+      </w:pPr>
+      <w:r>
+        <w:rPr>
+          <w:rFonts w:ascii="Arimo" w:cs="Arimo" w:eastAsia="Arimo" w:hAnsi="Arimo"/>
           <w:rtl w:val="0"/>
         </w:rPr>
         <w:t xml:space="preserve">ハイレゾワイヤレス 〇</w:t>
       </w:r>
-    </w:p>
-    <w:p>
-      <w:pPr>
-        <w:rPr/>
-      </w:pPr>
-      <w:r>
-        <w:rPr>
-          <w:rFonts w:ascii="Arial Unicode MS" w:cs="Arial Unicode MS" w:eastAsia="Arial Unicode MS" w:hAnsi="Arial Unicode MS"/>
+      <w:r>
+        <w:rPr>
+          <w:rtl w:val="0"/>
+        </w:rPr>
+      </w:r>
+    </w:p>
+    <w:p>
+      <w:pPr>
+        <w:rPr/>
+      </w:pPr>
+      <w:r>
+        <w:rPr>
+          <w:rFonts w:ascii="Arimo" w:cs="Arimo" w:eastAsia="Arimo" w:hAnsi="Arimo"/>
           <w:rtl w:val="0"/>
         </w:rPr>
         <w:t xml:space="preserve">ハイレゾ＊6 〇　</w:t>
       </w:r>
-    </w:p>
-    <w:p>
-      <w:pPr>
-        <w:rPr/>
-      </w:pPr>
-      <w:r>
-        <w:rPr>
-          <w:rFonts w:ascii="Arial Unicode MS" w:cs="Arial Unicode MS" w:eastAsia="Arial Unicode MS" w:hAnsi="Arial Unicode MS"/>
+      <w:r>
+        <w:rPr>
+          <w:rtl w:val="0"/>
+        </w:rPr>
+      </w:r>
+    </w:p>
+    <w:p>
+      <w:pPr>
+        <w:rPr/>
+      </w:pPr>
+      <w:r>
+        <w:rPr>
+          <w:rFonts w:ascii="Arimo" w:cs="Arimo" w:eastAsia="Arimo" w:hAnsi="Arimo"/>
           <w:rtl w:val="0"/>
         </w:rPr>
         <w:t xml:space="preserve">OSバージョンアップ 〇＊7</w:t>
       </w:r>
-    </w:p>
-    <w:p>
-      <w:pPr>
-        <w:rPr/>
-      </w:pPr>
-      <w:r>
-        <w:rPr>
-          <w:rFonts w:ascii="Arial Unicode MS" w:cs="Arial Unicode MS" w:eastAsia="Arial Unicode MS" w:hAnsi="Arial Unicode MS"/>
+      <w:r>
+        <w:rPr>
+          <w:rtl w:val="0"/>
+        </w:rPr>
+      </w:r>
+    </w:p>
+    <w:p>
+      <w:pPr>
+        <w:rPr/>
+      </w:pPr>
+      <w:r>
+        <w:rPr>
+          <w:rFonts w:ascii="Arimo" w:cs="Arimo" w:eastAsia="Arimo" w:hAnsi="Arimo"/>
           <w:rtl w:val="0"/>
         </w:rPr>
         <w:t xml:space="preserve">カメラ </w:t>
       </w:r>
-    </w:p>
-    <w:p>
-      <w:pPr>
-        <w:rPr/>
-      </w:pPr>
-      <w:r>
-        <w:rPr>
-          <w:rFonts w:ascii="Arial Unicode MS" w:cs="Arial Unicode MS" w:eastAsia="Arial Unicode MS" w:hAnsi="Arial Unicode MS"/>
+      <w:r>
+        <w:rPr>
+          <w:rtl w:val="0"/>
+        </w:rPr>
+      </w:r>
+    </w:p>
+    <w:p>
+      <w:pPr>
+        <w:rPr/>
+      </w:pPr>
+      <w:r>
+        <w:rPr>
+          <w:rFonts w:ascii="Arimo" w:cs="Arimo" w:eastAsia="Arimo" w:hAnsi="Arimo"/>
           <w:rtl w:val="0"/>
         </w:rPr>
         <w:t xml:space="preserve">メインカメラ（標準） 有効画素数 約1,200万画素 CMOS F値 2.0［広角83°焦点距離24mm相当（35mmフィルム換算値）］ 電子式手ブレ補正</w:t>
       </w:r>
-    </w:p>
-    <w:p>
-      <w:pPr>
-        <w:rPr/>
-      </w:pPr>
-      <w:r>
-        <w:rPr>
-          <w:rFonts w:ascii="Arial Unicode MS" w:cs="Arial Unicode MS" w:eastAsia="Arial Unicode MS" w:hAnsi="Arial Unicode MS"/>
+      <w:r>
+        <w:rPr>
+          <w:rtl w:val="0"/>
+        </w:rPr>
+      </w:r>
+    </w:p>
+    <w:p>
+      <w:pPr>
+        <w:rPr/>
+      </w:pPr>
+      <w:r>
+        <w:rPr>
+          <w:rFonts w:ascii="Arimo" w:cs="Arimo" w:eastAsia="Arimo" w:hAnsi="Arimo"/>
           <w:rtl w:val="0"/>
         </w:rPr>
         <w:t xml:space="preserve">メインカメラ（望遠） 有効画素数 約800万画素 CMOS F値 2.4［広角45°焦点距離53mm相当（35mmフィルム換算値）］ 光学2倍 電子式手ブレ補正</w:t>
       </w:r>
-    </w:p>
-    <w:p>
-      <w:pPr>
-        <w:rPr/>
-      </w:pPr>
-      <w:r>
-        <w:rPr>
-          <w:rFonts w:ascii="Arial Unicode MS" w:cs="Arial Unicode MS" w:eastAsia="Arial Unicode MS" w:hAnsi="Arial Unicode MS"/>
+      <w:r>
+        <w:rPr>
+          <w:rtl w:val="0"/>
+        </w:rPr>
+      </w:r>
+    </w:p>
+    <w:p>
+      <w:pPr>
+        <w:rPr/>
+      </w:pPr>
+      <w:r>
+        <w:rPr>
+          <w:rFonts w:ascii="Arimo" w:cs="Arimo" w:eastAsia="Arimo" w:hAnsi="Arimo"/>
           <w:rtl w:val="0"/>
         </w:rPr>
         <w:t xml:space="preserve">新画質エンジン ProPix2</w:t>
       </w:r>
-    </w:p>
-    <w:p>
-      <w:pPr>
-        <w:rPr/>
-      </w:pPr>
-      <w:r>
-        <w:rPr>
-          <w:rFonts w:ascii="Arial Unicode MS" w:cs="Arial Unicode MS" w:eastAsia="Arial Unicode MS" w:hAnsi="Arial Unicode MS"/>
+      <w:r>
+        <w:rPr>
+          <w:rtl w:val="0"/>
+        </w:rPr>
+      </w:r>
+    </w:p>
+    <w:p>
+      <w:pPr>
+        <w:rPr/>
+      </w:pPr>
+      <w:r>
+        <w:rPr>
+          <w:rFonts w:ascii="Arimo" w:cs="Arimo" w:eastAsia="Arimo" w:hAnsi="Arimo"/>
           <w:rtl w:val="0"/>
         </w:rPr>
         <w:t xml:space="preserve">カメラ機能 AIオート AIライブストーリーPro AIライブシャッター 背景ぼかし フォーカス再生</w:t>
       </w:r>
-    </w:p>
-    <w:p>
-      <w:pPr>
-        <w:rPr/>
-      </w:pPr>
-      <w:r>
-        <w:rPr>
-          <w:rFonts w:ascii="Arial Unicode MS" w:cs="Arial Unicode MS" w:eastAsia="Arial Unicode MS" w:hAnsi="Arial Unicode MS"/>
+      <w:r>
+        <w:rPr>
+          <w:rtl w:val="0"/>
+        </w:rPr>
+      </w:r>
+    </w:p>
+    <w:p>
+      <w:pPr>
+        <w:rPr/>
+      </w:pPr>
+      <w:r>
+        <w:rPr>
+          <w:rFonts w:ascii="Arimo" w:cs="Arimo" w:eastAsia="Arimo" w:hAnsi="Arimo"/>
           <w:rtl w:val="0"/>
         </w:rPr>
         <w:t xml:space="preserve">フロントカメラ 有効画素数 約800万画素 CMOS F値 2.0［広角78°焦点距離26mm相当（35mmフィルム換算値）］ エモパー Ver 12.0（出荷時） ロボクル（別売）に対応</w:t>
       </w:r>
-    </w:p>
-    <w:p>
-      <w:pPr>
-        <w:rPr/>
-      </w:pPr>
-      <w:r>
-        <w:rPr>
-          <w:rFonts w:ascii="Arial Unicode MS" w:cs="Arial Unicode MS" w:eastAsia="Arial Unicode MS" w:hAnsi="Arial Unicode MS"/>
+      <w:r>
+        <w:rPr>
+          <w:rtl w:val="0"/>
+        </w:rPr>
+      </w:r>
+    </w:p>
+    <w:p>
+      <w:pPr>
+        <w:rPr/>
+      </w:pPr>
+      <w:r>
+        <w:rPr>
+          <w:rFonts w:ascii="Arimo" w:cs="Arimo" w:eastAsia="Arimo" w:hAnsi="Arimo"/>
           <w:rtl w:val="0"/>
         </w:rPr>
         <w:t xml:space="preserve">防水＊8／ 防塵＊9／ MIL規格 IPX5/IPX8／IP6X／MIL-STD-810H準拠・ 耐衝撃（落下）など全19項目＊10</w:t>
       </w:r>
-    </w:p>
-    <w:p>
-      <w:pPr>
-        <w:rPr/>
-      </w:pPr>
-      <w:r>
-        <w:rPr>
-          <w:rFonts w:ascii="Arial Unicode MS" w:cs="Arial Unicode MS" w:eastAsia="Arial Unicode MS" w:hAnsi="Arial Unicode MS"/>
+      <w:r>
+        <w:rPr>
+          <w:rtl w:val="0"/>
+        </w:rPr>
+      </w:r>
+    </w:p>
+    <w:p>
+      <w:pPr>
+        <w:rPr/>
+      </w:pPr>
+      <w:r>
+        <w:rPr>
+          <w:rFonts w:ascii="Arimo" w:cs="Arimo" w:eastAsia="Arimo" w:hAnsi="Arimo"/>
           <w:rtl w:val="0"/>
         </w:rPr>
         <w:t xml:space="preserve">便利機能 </w:t>
       </w:r>
-    </w:p>
-    <w:p>
-      <w:pPr>
-        <w:rPr/>
-      </w:pPr>
-      <w:r>
-        <w:rPr>
-          <w:rFonts w:ascii="Arial Unicode MS" w:cs="Arial Unicode MS" w:eastAsia="Arial Unicode MS" w:hAnsi="Arial Unicode MS"/>
+      <w:r>
+        <w:rPr>
+          <w:rtl w:val="0"/>
+        </w:rPr>
+      </w:r>
+    </w:p>
+    <w:p>
+      <w:pPr>
+        <w:rPr/>
+      </w:pPr>
+      <w:r>
+        <w:rPr>
+          <w:rFonts w:ascii="Arimo" w:cs="Arimo" w:eastAsia="Arimo" w:hAnsi="Arimo"/>
           <w:rtl w:val="0"/>
         </w:rPr>
         <w:t xml:space="preserve">UI 指紋センサー（ジェスチャー操作／Payトリガー） ロックフォトシャッフル（ロック画面を表示するたびに画像が自動的に切り替わる） 自動画面点灯 Bright Keep（持っている間は画面OFFにならない） スクロールオート（ニュースやSNSを自動スクロール） ツール Clip Now（画面の縁をなぞり、スクリーンショットを撮る） からだメイト（歩数計） SHSHOW FMラジオ＊11</w:t>
       </w:r>
+      <w:r>
+        <w:rPr>
+          <w:rtl w:val="0"/>
+        </w:rPr>
+      </w:r>
     </w:p>
     <w:p>
       <w:pPr>
@@ -705,43 +910,58 @@
       </w:pPr>
       <w:r>
         <w:rPr>
-          <w:rFonts w:ascii="Arial Unicode MS" w:cs="Arial Unicode MS" w:eastAsia="Arial Unicode MS" w:hAnsi="Arial Unicode MS"/>
+          <w:rFonts w:ascii="Arimo" w:cs="Arimo" w:eastAsia="Arimo" w:hAnsi="Arimo"/>
           <w:rtl w:val="0"/>
         </w:rPr>
         <w:t xml:space="preserve">その他</w:t>
       </w:r>
-    </w:p>
-    <w:p>
-      <w:pPr>
-        <w:rPr/>
-      </w:pPr>
-      <w:r>
-        <w:rPr>
-          <w:rFonts w:ascii="Arial Unicode MS" w:cs="Arial Unicode MS" w:eastAsia="Arial Unicode MS" w:hAnsi="Arial Unicode MS"/>
+      <w:r>
+        <w:rPr>
+          <w:rtl w:val="0"/>
+        </w:rPr>
+      </w:r>
+    </w:p>
+    <w:p>
+      <w:pPr>
+        <w:rPr/>
+      </w:pPr>
+      <w:r>
+        <w:rPr>
+          <w:rFonts w:ascii="Arimo" w:cs="Arimo" w:eastAsia="Arimo" w:hAnsi="Arimo"/>
           <w:rtl w:val="0"/>
         </w:rPr>
         <w:t xml:space="preserve">かんたんモード（快適のための機能を集約）</w:t>
       </w:r>
-    </w:p>
-    <w:p>
-      <w:pPr>
-        <w:rPr/>
-      </w:pPr>
-      <w:r>
-        <w:rPr>
-          <w:rFonts w:ascii="Arial Unicode MS" w:cs="Arial Unicode MS" w:eastAsia="Arial Unicode MS" w:hAnsi="Arial Unicode MS"/>
+      <w:r>
+        <w:rPr>
+          <w:rtl w:val="0"/>
+        </w:rPr>
+      </w:r>
+    </w:p>
+    <w:p>
+      <w:pPr>
+        <w:rPr/>
+      </w:pPr>
+      <w:r>
+        <w:rPr>
+          <w:rFonts w:ascii="Arimo" w:cs="Arimo" w:eastAsia="Arimo" w:hAnsi="Arimo"/>
           <w:rtl w:val="0"/>
         </w:rPr>
         <w:t xml:space="preserve">インテリジェントチャージ（電池に負担の少ない充電）</w:t>
       </w:r>
-    </w:p>
-    <w:p>
-      <w:pPr>
-        <w:rPr/>
-      </w:pPr>
-      <w:r>
-        <w:rPr>
-          <w:rFonts w:ascii="Arial Unicode MS" w:cs="Arial Unicode MS" w:eastAsia="Arial Unicode MS" w:hAnsi="Arial Unicode MS"/>
+      <w:r>
+        <w:rPr>
+          <w:rtl w:val="0"/>
+        </w:rPr>
+      </w:r>
+    </w:p>
+    <w:p>
+      <w:pPr>
+        <w:rPr/>
+      </w:pPr>
+      <w:r>
+        <w:rPr>
+          <w:rFonts w:ascii="Arimo" w:cs="Arimo" w:eastAsia="Arimo" w:hAnsi="Arimo"/>
           <w:rtl w:val="0"/>
         </w:rPr>
         <w:t xml:space="preserve">多言語対応（英語、中国語[簡体字]、インドネシア語、ベトナム語、タイ語、ポルトガル語などAndroid標準でサポートしている</w:t>
@@ -758,35 +978,50 @@
       </w:hyperlink>
       <w:r>
         <w:rPr>
-          <w:rFonts w:ascii="Arial Unicode MS" w:cs="Arial Unicode MS" w:eastAsia="Arial Unicode MS" w:hAnsi="Arial Unicode MS"/>
+          <w:rFonts w:ascii="Arimo" w:cs="Arimo" w:eastAsia="Arimo" w:hAnsi="Arimo"/>
           <w:rtl w:val="0"/>
         </w:rPr>
         <w:t xml:space="preserve">にも対応。）＊12 ARCore</w:t>
       </w:r>
-    </w:p>
-    <w:p>
-      <w:pPr>
-        <w:rPr/>
-      </w:pPr>
-      <w:r>
-        <w:rPr>
-          <w:rFonts w:ascii="Arial Unicode MS" w:cs="Arial Unicode MS" w:eastAsia="Arial Unicode MS" w:hAnsi="Arial Unicode MS"/>
+      <w:r>
+        <w:rPr>
+          <w:rtl w:val="0"/>
+        </w:rPr>
+      </w:r>
+    </w:p>
+    <w:p>
+      <w:pPr>
+        <w:rPr/>
+      </w:pPr>
+      <w:r>
+        <w:rPr>
+          <w:rFonts w:ascii="Arimo" w:cs="Arimo" w:eastAsia="Arimo" w:hAnsi="Arimo"/>
           <w:rtl w:val="0"/>
         </w:rPr>
         <w:t xml:space="preserve">文字入力 S-Shoin3</w:t>
       </w:r>
-    </w:p>
-    <w:p>
-      <w:pPr>
-        <w:rPr/>
-      </w:pPr>
-      <w:r>
-        <w:rPr>
-          <w:rFonts w:ascii="Arial Unicode MS" w:cs="Arial Unicode MS" w:eastAsia="Arial Unicode MS" w:hAnsi="Arial Unicode MS"/>
+      <w:r>
+        <w:rPr>
+          <w:rtl w:val="0"/>
+        </w:rPr>
+      </w:r>
+    </w:p>
+    <w:p>
+      <w:pPr>
+        <w:rPr/>
+      </w:pPr>
+      <w:r>
+        <w:rPr>
+          <w:rFonts w:ascii="Arimo" w:cs="Arimo" w:eastAsia="Arimo" w:hAnsi="Arimo"/>
           <w:rtl w:val="0"/>
         </w:rPr>
         <w:t xml:space="preserve">ホームアプリ AQUOS Home AQUOS かんたんホーム</w:t>
       </w:r>
+      <w:r>
+        <w:rPr>
+          <w:rtl w:val="0"/>
+        </w:rPr>
+      </w:r>
     </w:p>
     <w:p>
       <w:pPr>
@@ -795,16 +1030,17 @@
           <w:numId w:val="1"/>
         </w:numPr>
         <w:pBdr>
-          <w:top w:color="auto" w:space="0" w:sz="0" w:val="none"/>
-          <w:bottom w:color="auto" w:space="1" w:sz="0" w:val="none"/>
-          <w:right w:color="auto" w:space="0" w:sz="0" w:val="none"/>
-        </w:pBdr>
-        <w:spacing w:after="0" w:afterAutospacing="0" w:before="0" w:line="240" w:lineRule="auto"/>
-        <w:ind w:left="720" w:hanging="360"/>
-      </w:pPr>
-      <w:r>
-        <w:rPr>
-          <w:rFonts w:ascii="Arial Unicode MS" w:cs="Arial Unicode MS" w:eastAsia="Arial Unicode MS" w:hAnsi="Arial Unicode MS"/>
+          <w:top w:color="000000" w:space="0" w:sz="0" w:val="none"/>
+          <w:bottom w:color="000000" w:space="1" w:sz="0" w:val="none"/>
+          <w:right w:color="000000" w:space="0" w:sz="0" w:val="none"/>
+        </w:pBdr>
+        <w:spacing w:after="0" w:before="0" w:line="240" w:lineRule="auto"/>
+        <w:ind w:left="720" w:hanging="360"/>
+        <w:rPr/>
+      </w:pPr>
+      <w:r>
+        <w:rPr>
+          <w:rFonts w:ascii="Arimo" w:cs="Arimo" w:eastAsia="Arimo" w:hAnsi="Arimo"/>
           <w:color w:val="333333"/>
           <w:sz w:val="24"/>
           <w:szCs w:val="24"/>
@@ -812,6 +1048,11 @@
         </w:rPr>
         <w:t xml:space="preserve">＊1 メーカー基準によります。最厚部のサイズとは異なる場合があります。</w:t>
       </w:r>
+      <w:r>
+        <w:rPr>
+          <w:rtl w:val="0"/>
+        </w:rPr>
+      </w:r>
     </w:p>
     <w:p>
       <w:pPr>
@@ -820,16 +1061,17 @@
           <w:numId w:val="1"/>
         </w:numPr>
         <w:pBdr>
-          <w:top w:color="auto" w:space="0" w:sz="0" w:val="none"/>
-          <w:bottom w:color="auto" w:space="1" w:sz="0" w:val="none"/>
-          <w:right w:color="auto" w:space="0" w:sz="0" w:val="none"/>
-        </w:pBdr>
-        <w:spacing w:after="0" w:afterAutospacing="0" w:before="0" w:beforeAutospacing="0" w:line="240" w:lineRule="auto"/>
-        <w:ind w:left="720" w:hanging="360"/>
-      </w:pPr>
-      <w:r>
-        <w:rPr>
-          <w:rFonts w:ascii="Arial Unicode MS" w:cs="Arial Unicode MS" w:eastAsia="Arial Unicode MS" w:hAnsi="Arial Unicode MS"/>
+          <w:top w:color="000000" w:space="0" w:sz="0" w:val="none"/>
+          <w:bottom w:color="000000" w:space="1" w:sz="0" w:val="none"/>
+          <w:right w:color="000000" w:space="0" w:sz="0" w:val="none"/>
+        </w:pBdr>
+        <w:spacing w:after="0" w:before="0" w:line="240" w:lineRule="auto"/>
+        <w:ind w:left="720" w:hanging="360"/>
+        <w:rPr/>
+      </w:pPr>
+      <w:r>
+        <w:rPr>
+          <w:rFonts w:ascii="Arimo" w:cs="Arimo" w:eastAsia="Arimo" w:hAnsi="Arimo"/>
           <w:color w:val="333333"/>
           <w:sz w:val="24"/>
           <w:szCs w:val="24"/>
@@ -837,6 +1079,11 @@
         </w:rPr>
         <w:t xml:space="preserve">＊2 すべての容量を使用することはできません。</w:t>
       </w:r>
+      <w:r>
+        <w:rPr>
+          <w:rtl w:val="0"/>
+        </w:rPr>
+      </w:r>
     </w:p>
     <w:p>
       <w:pPr>
@@ -845,16 +1092,17 @@
           <w:numId w:val="1"/>
         </w:numPr>
         <w:pBdr>
-          <w:top w:color="auto" w:space="0" w:sz="0" w:val="none"/>
-          <w:bottom w:color="auto" w:space="1" w:sz="0" w:val="none"/>
-          <w:right w:color="auto" w:space="0" w:sz="0" w:val="none"/>
-        </w:pBdr>
-        <w:spacing w:after="0" w:afterAutospacing="0" w:before="0" w:beforeAutospacing="0" w:line="240" w:lineRule="auto"/>
-        <w:ind w:left="720" w:hanging="360"/>
-      </w:pPr>
-      <w:r>
-        <w:rPr>
-          <w:rFonts w:ascii="Arial Unicode MS" w:cs="Arial Unicode MS" w:eastAsia="Arial Unicode MS" w:hAnsi="Arial Unicode MS"/>
+          <w:top w:color="000000" w:space="0" w:sz="0" w:val="none"/>
+          <w:bottom w:color="000000" w:space="1" w:sz="0" w:val="none"/>
+          <w:right w:color="000000" w:space="0" w:sz="0" w:val="none"/>
+        </w:pBdr>
+        <w:spacing w:after="0" w:before="0" w:line="240" w:lineRule="auto"/>
+        <w:ind w:left="720" w:hanging="360"/>
+        <w:rPr/>
+      </w:pPr>
+      <w:r>
+        <w:rPr>
+          <w:rFonts w:ascii="Arimo" w:cs="Arimo" w:eastAsia="Arimo" w:hAnsi="Arimo"/>
           <w:color w:val="333333"/>
           <w:sz w:val="24"/>
           <w:szCs w:val="24"/>
@@ -862,6 +1110,11 @@
         </w:rPr>
         <w:t xml:space="preserve">＊3 メモリメーカーによって最大対応容量は異なり、機種・コンテンツによって制約があります。</w:t>
       </w:r>
+      <w:r>
+        <w:rPr>
+          <w:rtl w:val="0"/>
+        </w:rPr>
+      </w:r>
     </w:p>
     <w:p>
       <w:pPr>
@@ -870,16 +1123,17 @@
           <w:numId w:val="1"/>
         </w:numPr>
         <w:pBdr>
-          <w:top w:color="auto" w:space="0" w:sz="0" w:val="none"/>
-          <w:bottom w:color="auto" w:space="1" w:sz="0" w:val="none"/>
-          <w:right w:color="auto" w:space="0" w:sz="0" w:val="none"/>
-        </w:pBdr>
-        <w:spacing w:after="0" w:afterAutospacing="0" w:before="0" w:beforeAutospacing="0" w:line="240" w:lineRule="auto"/>
-        <w:ind w:left="720" w:hanging="360"/>
-      </w:pPr>
-      <w:r>
-        <w:rPr>
-          <w:rFonts w:ascii="Arial Unicode MS" w:cs="Arial Unicode MS" w:eastAsia="Arial Unicode MS" w:hAnsi="Arial Unicode MS"/>
+          <w:top w:color="000000" w:space="0" w:sz="0" w:val="none"/>
+          <w:bottom w:color="000000" w:space="1" w:sz="0" w:val="none"/>
+          <w:right w:color="000000" w:space="0" w:sz="0" w:val="none"/>
+        </w:pBdr>
+        <w:spacing w:after="0" w:before="0" w:line="240" w:lineRule="auto"/>
+        <w:ind w:left="720" w:hanging="360"/>
+        <w:rPr/>
+      </w:pPr>
+      <w:r>
+        <w:rPr>
+          <w:rFonts w:ascii="Arimo" w:cs="Arimo" w:eastAsia="Arimo" w:hAnsi="Arimo"/>
           <w:color w:val="333333"/>
           <w:sz w:val="24"/>
           <w:szCs w:val="24"/>
@@ -887,6 +1141,11 @@
         </w:rPr>
         <w:t xml:space="preserve">＊4 規格上の基準値です。</w:t>
       </w:r>
+      <w:r>
+        <w:rPr>
+          <w:rtl w:val="0"/>
+        </w:rPr>
+      </w:r>
     </w:p>
     <w:p>
       <w:pPr>
@@ -895,16 +1154,17 @@
           <w:numId w:val="1"/>
         </w:numPr>
         <w:pBdr>
-          <w:top w:color="auto" w:space="0" w:sz="0" w:val="none"/>
-          <w:bottom w:color="auto" w:space="1" w:sz="0" w:val="none"/>
-          <w:right w:color="auto" w:space="0" w:sz="0" w:val="none"/>
-        </w:pBdr>
-        <w:spacing w:after="0" w:afterAutospacing="0" w:before="0" w:beforeAutospacing="0" w:line="240" w:lineRule="auto"/>
-        <w:ind w:left="720" w:hanging="360"/>
-      </w:pPr>
-      <w:r>
-        <w:rPr>
-          <w:rFonts w:ascii="Arial Unicode MS" w:cs="Arial Unicode MS" w:eastAsia="Arial Unicode MS" w:hAnsi="Arial Unicode MS"/>
+          <w:top w:color="000000" w:space="0" w:sz="0" w:val="none"/>
+          <w:bottom w:color="000000" w:space="1" w:sz="0" w:val="none"/>
+          <w:right w:color="000000" w:space="0" w:sz="0" w:val="none"/>
+        </w:pBdr>
+        <w:spacing w:after="0" w:before="0" w:line="240" w:lineRule="auto"/>
+        <w:ind w:left="720" w:hanging="360"/>
+        <w:rPr/>
+      </w:pPr>
+      <w:r>
+        <w:rPr>
+          <w:rFonts w:ascii="Arimo" w:cs="Arimo" w:eastAsia="Arimo" w:hAnsi="Arimo"/>
           <w:color w:val="333333"/>
           <w:sz w:val="24"/>
           <w:szCs w:val="24"/>
@@ -912,6 +1172,11 @@
         </w:rPr>
         <w:t xml:space="preserve">＊5 ご利用の通信網により実際の速度は変わります。</w:t>
       </w:r>
+      <w:r>
+        <w:rPr>
+          <w:rtl w:val="0"/>
+        </w:rPr>
+      </w:r>
     </w:p>
     <w:p>
       <w:pPr>
@@ -920,16 +1185,17 @@
           <w:numId w:val="1"/>
         </w:numPr>
         <w:pBdr>
-          <w:top w:color="auto" w:space="0" w:sz="0" w:val="none"/>
-          <w:bottom w:color="auto" w:space="1" w:sz="0" w:val="none"/>
-          <w:right w:color="auto" w:space="0" w:sz="0" w:val="none"/>
-        </w:pBdr>
-        <w:spacing w:after="0" w:afterAutospacing="0" w:before="0" w:beforeAutospacing="0" w:line="240" w:lineRule="auto"/>
-        <w:ind w:left="720" w:hanging="360"/>
-      </w:pPr>
-      <w:r>
-        <w:rPr>
-          <w:rFonts w:ascii="Arial Unicode MS" w:cs="Arial Unicode MS" w:eastAsia="Arial Unicode MS" w:hAnsi="Arial Unicode MS"/>
+          <w:top w:color="000000" w:space="0" w:sz="0" w:val="none"/>
+          <w:bottom w:color="000000" w:space="1" w:sz="0" w:val="none"/>
+          <w:right w:color="000000" w:space="0" w:sz="0" w:val="none"/>
+        </w:pBdr>
+        <w:spacing w:after="0" w:before="0" w:line="240" w:lineRule="auto"/>
+        <w:ind w:left="720" w:hanging="360"/>
+        <w:rPr/>
+      </w:pPr>
+      <w:r>
+        <w:rPr>
+          <w:rFonts w:ascii="Arimo" w:cs="Arimo" w:eastAsia="Arimo" w:hAnsi="Arimo"/>
           <w:color w:val="333333"/>
           <w:sz w:val="24"/>
           <w:szCs w:val="24"/>
@@ -937,6 +1203,11 @@
         </w:rPr>
         <w:t xml:space="preserve">＊6 ハイレゾ対応のヘッドセットやスピーカー（別売）が必要です。</w:t>
       </w:r>
+      <w:r>
+        <w:rPr>
+          <w:rtl w:val="0"/>
+        </w:rPr>
+      </w:r>
     </w:p>
     <w:p>
       <w:pPr>
@@ -945,16 +1216,17 @@
           <w:numId w:val="1"/>
         </w:numPr>
         <w:pBdr>
-          <w:top w:color="auto" w:space="0" w:sz="0" w:val="none"/>
-          <w:bottom w:color="auto" w:space="1" w:sz="0" w:val="none"/>
-          <w:right w:color="auto" w:space="0" w:sz="0" w:val="none"/>
-        </w:pBdr>
-        <w:spacing w:after="0" w:afterAutospacing="0" w:before="0" w:beforeAutospacing="0" w:line="240" w:lineRule="auto"/>
-        <w:ind w:left="720" w:hanging="360"/>
-      </w:pPr>
-      <w:r>
-        <w:rPr>
-          <w:rFonts w:ascii="Arial Unicode MS" w:cs="Arial Unicode MS" w:eastAsia="Arial Unicode MS" w:hAnsi="Arial Unicode MS"/>
+          <w:top w:color="000000" w:space="0" w:sz="0" w:val="none"/>
+          <w:bottom w:color="000000" w:space="1" w:sz="0" w:val="none"/>
+          <w:right w:color="000000" w:space="0" w:sz="0" w:val="none"/>
+        </w:pBdr>
+        <w:spacing w:after="0" w:before="0" w:line="240" w:lineRule="auto"/>
+        <w:ind w:left="720" w:hanging="360"/>
+        <w:rPr/>
+      </w:pPr>
+      <w:r>
+        <w:rPr>
+          <w:rFonts w:ascii="Arimo" w:cs="Arimo" w:eastAsia="Arimo" w:hAnsi="Arimo"/>
           <w:color w:val="333333"/>
           <w:sz w:val="24"/>
           <w:szCs w:val="24"/>
@@ -962,6 +1234,11 @@
         </w:rPr>
         <w:t xml:space="preserve">＊7 発売日から2年間、OSバージョンアップに対応。</w:t>
       </w:r>
+      <w:r>
+        <w:rPr>
+          <w:rtl w:val="0"/>
+        </w:rPr>
+      </w:r>
     </w:p>
     <w:p>
       <w:pPr>
@@ -970,16 +1247,17 @@
           <w:numId w:val="1"/>
         </w:numPr>
         <w:pBdr>
-          <w:top w:color="auto" w:space="0" w:sz="0" w:val="none"/>
-          <w:bottom w:color="auto" w:space="1" w:sz="0" w:val="none"/>
-          <w:right w:color="auto" w:space="0" w:sz="0" w:val="none"/>
-        </w:pBdr>
-        <w:spacing w:after="0" w:afterAutospacing="0" w:before="0" w:beforeAutospacing="0" w:line="240" w:lineRule="auto"/>
-        <w:ind w:left="720" w:hanging="360"/>
-      </w:pPr>
-      <w:r>
-        <w:rPr>
-          <w:rFonts w:ascii="Arial Unicode MS" w:cs="Arial Unicode MS" w:eastAsia="Arial Unicode MS" w:hAnsi="Arial Unicode MS"/>
+          <w:top w:color="000000" w:space="0" w:sz="0" w:val="none"/>
+          <w:bottom w:color="000000" w:space="1" w:sz="0" w:val="none"/>
+          <w:right w:color="000000" w:space="0" w:sz="0" w:val="none"/>
+        </w:pBdr>
+        <w:spacing w:after="0" w:before="0" w:line="240" w:lineRule="auto"/>
+        <w:ind w:left="720" w:hanging="360"/>
+        <w:rPr/>
+      </w:pPr>
+      <w:r>
+        <w:rPr>
+          <w:rFonts w:ascii="Arimo" w:cs="Arimo" w:eastAsia="Arimo" w:hAnsi="Arimo"/>
           <w:color w:val="333333"/>
           <w:sz w:val="24"/>
           <w:szCs w:val="24"/>
@@ -987,6 +1265,11 @@
         </w:rPr>
         <w:t xml:space="preserve">＊8 IPX5とは、内径6.3mmの注水ノズルを使用し、約3mの距離から12.5L/分の水を最低3分間注水する条件であらゆる方向から噴流を当てても、通信機器としての機能を有することを意味します。IPX8とは、常温で水道水の水深1.5mのところに携帯電話を沈め、約30分間放置後に取り出したときに通信機器としての機能を有することを意味します。</w:t>
       </w:r>
+      <w:r>
+        <w:rPr>
+          <w:rtl w:val="0"/>
+        </w:rPr>
+      </w:r>
     </w:p>
     <w:p>
       <w:pPr>
@@ -995,16 +1278,17 @@
           <w:numId w:val="1"/>
         </w:numPr>
         <w:pBdr>
-          <w:top w:color="auto" w:space="0" w:sz="0" w:val="none"/>
-          <w:bottom w:color="auto" w:space="1" w:sz="0" w:val="none"/>
-          <w:right w:color="auto" w:space="0" w:sz="0" w:val="none"/>
-        </w:pBdr>
-        <w:spacing w:after="0" w:afterAutospacing="0" w:before="0" w:beforeAutospacing="0" w:line="240" w:lineRule="auto"/>
-        <w:ind w:left="720" w:hanging="360"/>
-      </w:pPr>
-      <w:r>
-        <w:rPr>
-          <w:rFonts w:ascii="Arial Unicode MS" w:cs="Arial Unicode MS" w:eastAsia="Arial Unicode MS" w:hAnsi="Arial Unicode MS"/>
+          <w:top w:color="000000" w:space="0" w:sz="0" w:val="none"/>
+          <w:bottom w:color="000000" w:space="1" w:sz="0" w:val="none"/>
+          <w:right w:color="000000" w:space="0" w:sz="0" w:val="none"/>
+        </w:pBdr>
+        <w:spacing w:after="0" w:before="0" w:line="240" w:lineRule="auto"/>
+        <w:ind w:left="720" w:hanging="360"/>
+        <w:rPr/>
+      </w:pPr>
+      <w:r>
+        <w:rPr>
+          <w:rFonts w:ascii="Arimo" w:cs="Arimo" w:eastAsia="Arimo" w:hAnsi="Arimo"/>
           <w:color w:val="333333"/>
           <w:sz w:val="24"/>
           <w:szCs w:val="24"/>
@@ -1012,6 +1296,11 @@
         </w:rPr>
         <w:t xml:space="preserve">＊9 IP6Xとは、保護度合いをさし、直径75μm以下の塵埃（じんあい）が入った装置に商品を8時間入れてかくはんさせ、取り出したときに内部の塵埃が侵入しない機能を有することを意味します。</w:t>
       </w:r>
+      <w:r>
+        <w:rPr>
+          <w:rtl w:val="0"/>
+        </w:rPr>
+      </w:r>
     </w:p>
     <w:p>
       <w:pPr>
@@ -1020,16 +1309,17 @@
           <w:numId w:val="3"/>
         </w:numPr>
         <w:pBdr>
-          <w:top w:color="auto" w:space="0" w:sz="0" w:val="none"/>
-          <w:bottom w:color="auto" w:space="1" w:sz="0" w:val="none"/>
-          <w:right w:color="auto" w:space="0" w:sz="0" w:val="none"/>
-        </w:pBdr>
-        <w:spacing w:after="0" w:afterAutospacing="0" w:before="0" w:beforeAutospacing="0" w:line="240" w:lineRule="auto"/>
-        <w:ind w:left="720" w:hanging="360"/>
-      </w:pPr>
-      <w:r>
-        <w:rPr>
-          <w:rFonts w:ascii="Arial Unicode MS" w:cs="Arial Unicode MS" w:eastAsia="Arial Unicode MS" w:hAnsi="Arial Unicode MS"/>
+          <w:top w:color="000000" w:space="0" w:sz="0" w:val="none"/>
+          <w:bottom w:color="000000" w:space="1" w:sz="0" w:val="none"/>
+          <w:right w:color="000000" w:space="0" w:sz="0" w:val="none"/>
+        </w:pBdr>
+        <w:spacing w:after="0" w:before="0" w:line="240" w:lineRule="auto"/>
+        <w:ind w:left="720" w:hanging="360"/>
+        <w:rPr/>
+      </w:pPr>
+      <w:r>
+        <w:rPr>
+          <w:rFonts w:ascii="Arimo" w:cs="Arimo" w:eastAsia="Arimo" w:hAnsi="Arimo"/>
           <w:color w:val="333333"/>
           <w:sz w:val="24"/>
           <w:szCs w:val="24"/>
@@ -1037,6 +1327,11 @@
         </w:rPr>
         <w:t xml:space="preserve">＊10 米国国防総省の調達基準（MIL-STD-810H）の18項目、防水（浸漬）、防水（雨滴）、防塵、防塵(風塵)、耐振動、耐日射、防湿、高温保管(固定)、高温保管(変動)、高温動作(固定)、高温動作(変動)、低温動作、低温保管、温度耐久(温度衝撃)、低圧保管、低圧動作、氷結(結露)、氷結(氷結)、および米国国防総省の調達基準（MIL-STD-810G）の1項目、耐衝撃（落下）に準拠した試験を実施。なお、すべての衝撃に対して、無破損、無故障を保証するものではありません。</w:t>
       </w:r>
+      <w:r>
+        <w:rPr>
+          <w:rtl w:val="0"/>
+        </w:rPr>
+      </w:r>
     </w:p>
     <w:p>
       <w:pPr>
@@ -1045,16 +1340,17 @@
           <w:numId w:val="3"/>
         </w:numPr>
         <w:pBdr>
-          <w:top w:color="auto" w:space="0" w:sz="0" w:val="none"/>
-          <w:bottom w:color="auto" w:space="1" w:sz="0" w:val="none"/>
-          <w:right w:color="auto" w:space="0" w:sz="0" w:val="none"/>
-        </w:pBdr>
-        <w:spacing w:after="4920" w:before="0" w:beforeAutospacing="0" w:line="240" w:lineRule="auto"/>
-        <w:ind w:left="720" w:hanging="360"/>
-      </w:pPr>
-      <w:r>
-        <w:rPr>
-          <w:rFonts w:ascii="Arial Unicode MS" w:cs="Arial Unicode MS" w:eastAsia="Arial Unicode MS" w:hAnsi="Arial Unicode MS"/>
+          <w:top w:color="000000" w:space="0" w:sz="0" w:val="none"/>
+          <w:bottom w:color="000000" w:space="1" w:sz="0" w:val="none"/>
+          <w:right w:color="000000" w:space="0" w:sz="0" w:val="none"/>
+        </w:pBdr>
+        <w:spacing w:after="4920" w:before="0" w:line="240" w:lineRule="auto"/>
+        <w:ind w:left="720" w:hanging="360"/>
+        <w:rPr/>
+      </w:pPr>
+      <w:r>
+        <w:rPr>
+          <w:rFonts w:ascii="Arimo" w:cs="Arimo" w:eastAsia="Arimo" w:hAnsi="Arimo"/>
           <w:color w:val="333333"/>
           <w:sz w:val="24"/>
           <w:szCs w:val="24"/>
@@ -1062,6 +1358,11 @@
         </w:rPr>
         <w:t xml:space="preserve">＊11 FMラジオのご利用にはイヤホンケーブル（別売）が必要です。インターネットラジオを聴く場合は、通信料がかかります。</w:t>
       </w:r>
+      <w:r>
+        <w:rPr>
+          <w:rtl w:val="0"/>
+        </w:rPr>
+      </w:r>
     </w:p>
     <w:p>
       <w:pPr>
@@ -1070,22 +1371,28 @@
           <w:numId w:val="3"/>
         </w:numPr>
         <w:pBdr>
-          <w:top w:color="auto" w:space="0" w:sz="0" w:val="none"/>
-          <w:bottom w:color="auto" w:space="1" w:sz="0" w:val="none"/>
-          <w:right w:color="auto" w:space="0" w:sz="0" w:val="none"/>
+          <w:top w:color="000000" w:space="0" w:sz="0" w:val="none"/>
+          <w:bottom w:color="000000" w:space="1" w:sz="0" w:val="none"/>
+          <w:right w:color="000000" w:space="0" w:sz="0" w:val="none"/>
         </w:pBdr>
         <w:spacing w:after="0" w:before="5040" w:line="240" w:lineRule="auto"/>
         <w:ind w:left="720" w:hanging="360"/>
-      </w:pPr>
-      <w:r>
-        <w:rPr>
-          <w:rFonts w:ascii="Arial Unicode MS" w:cs="Arial Unicode MS" w:eastAsia="Arial Unicode MS" w:hAnsi="Arial Unicode MS"/>
+        <w:rPr/>
+      </w:pPr>
+      <w:r>
+        <w:rPr>
+          <w:rFonts w:ascii="Arimo" w:cs="Arimo" w:eastAsia="Arimo" w:hAnsi="Arimo"/>
           <w:color w:val="333333"/>
           <w:sz w:val="24"/>
           <w:szCs w:val="24"/>
           <w:rtl w:val="0"/>
         </w:rPr>
         <w:t xml:space="preserve">＊12 表示できる言語は、それぞれのアプリに依存します。</w:t>
+      </w:r>
+      <w:r>
+        <w:rPr>
+          <w:rtl w:val="0"/>
+        </w:rPr>
       </w:r>
     </w:p>
     <w:p>
@@ -1094,11 +1401,11 @@
         <w:keepNext w:val="0"/>
         <w:keepLines w:val="0"/>
         <w:pBdr>
-          <w:top w:color="auto" w:space="0" w:sz="0" w:val="none"/>
-          <w:left w:color="auto" w:space="0" w:sz="0" w:val="none"/>
-          <w:bottom w:color="auto" w:space="0" w:sz="0" w:val="none"/>
-          <w:right w:color="auto" w:space="0" w:sz="0" w:val="none"/>
-          <w:between w:color="auto" w:space="0" w:sz="0" w:val="none"/>
+          <w:top w:color="000000" w:space="0" w:sz="0" w:val="none"/>
+          <w:left w:color="000000" w:space="0" w:sz="0" w:val="none"/>
+          <w:bottom w:color="000000" w:space="0" w:sz="0" w:val="none"/>
+          <w:right w:color="000000" w:space="0" w:sz="0" w:val="none"/>
+          <w:between w:color="000000" w:space="0" w:sz="0" w:val="none"/>
         </w:pBdr>
         <w:spacing w:after="0" w:before="0" w:line="240" w:lineRule="auto"/>
         <w:rPr>
@@ -1107,17 +1414,22 @@
           <w:szCs w:val="36"/>
         </w:rPr>
       </w:pPr>
-      <w:bookmarkStart w:colFirst="0" w:colLast="0" w:name="_x08724trk1bm" w:id="3"/>
+      <w:bookmarkStart w:colFirst="0" w:colLast="0" w:name="_i6j7c2p5es9a" w:id="3"/>
       <w:bookmarkEnd w:id="3"/>
       <w:r>
         <w:rPr>
-          <w:rFonts w:ascii="Arial Unicode MS" w:cs="Arial Unicode MS" w:eastAsia="Arial Unicode MS" w:hAnsi="Arial Unicode MS"/>
+          <w:rFonts w:ascii="Arimo" w:cs="Arimo" w:eastAsia="Arimo" w:hAnsi="Arimo"/>
           <w:color w:val="333333"/>
           <w:sz w:val="36"/>
           <w:szCs w:val="36"/>
           <w:rtl w:val="0"/>
         </w:rPr>
         <w:t xml:space="preserve">注意事項</w:t>
+      </w:r>
+      <w:r>
+        <w:rPr>
+          <w:rtl w:val="0"/>
+        </w:rPr>
       </w:r>
     </w:p>
     <w:p>
@@ -1126,27 +1438,32 @@
         <w:keepNext w:val="0"/>
         <w:keepLines w:val="0"/>
         <w:pBdr>
-          <w:top w:color="auto" w:space="0" w:sz="0" w:val="none"/>
-          <w:left w:color="auto" w:space="0" w:sz="0" w:val="none"/>
-          <w:bottom w:color="auto" w:space="0" w:sz="0" w:val="none"/>
-          <w:right w:color="auto" w:space="0" w:sz="0" w:val="none"/>
-          <w:between w:color="auto" w:space="0" w:sz="0" w:val="none"/>
-        </w:pBdr>
-        <w:spacing w:after="0" w:before="0" w:line="240" w:lineRule="auto"/>
-        <w:rPr>
-          <w:color w:val="333333"/>
-        </w:rPr>
-      </w:pPr>
-      <w:bookmarkStart w:colFirst="0" w:colLast="0" w:name="_40nrd94wrfri" w:id="4"/>
+          <w:top w:color="000000" w:space="0" w:sz="0" w:val="none"/>
+          <w:left w:color="000000" w:space="0" w:sz="0" w:val="none"/>
+          <w:bottom w:color="000000" w:space="0" w:sz="0" w:val="none"/>
+          <w:right w:color="000000" w:space="0" w:sz="0" w:val="none"/>
+          <w:between w:color="000000" w:space="0" w:sz="0" w:val="none"/>
+        </w:pBdr>
+        <w:spacing w:after="0" w:before="0" w:line="240" w:lineRule="auto"/>
+        <w:rPr>
+          <w:color w:val="333333"/>
+        </w:rPr>
+      </w:pPr>
+      <w:bookmarkStart w:colFirst="0" w:colLast="0" w:name="_xzm15mqh5dlc" w:id="4"/>
       <w:bookmarkEnd w:id="4"/>
       <w:r>
         <w:rPr>
-          <w:rFonts w:ascii="Arial Unicode MS" w:cs="Arial Unicode MS" w:eastAsia="Arial Unicode MS" w:hAnsi="Arial Unicode MS"/>
+          <w:rFonts w:ascii="Arimo" w:cs="Arimo" w:eastAsia="Arimo" w:hAnsi="Arimo"/>
           <w:color w:val="333333"/>
           <w:rtl w:val="0"/>
         </w:rPr>
         <w:t xml:space="preserve">防水・防塵性能に関するご注意</w:t>
       </w:r>
+      <w:r>
+        <w:rPr>
+          <w:rtl w:val="0"/>
+        </w:rPr>
+      </w:r>
     </w:p>
     <w:p>
       <w:pPr>
@@ -1155,16 +1472,17 @@
           <w:numId w:val="2"/>
         </w:numPr>
         <w:pBdr>
-          <w:top w:color="auto" w:space="0" w:sz="0" w:val="none"/>
-          <w:bottom w:color="auto" w:space="7" w:sz="0" w:val="none"/>
-          <w:right w:color="auto" w:space="0" w:sz="0" w:val="none"/>
-        </w:pBdr>
-        <w:spacing w:after="0" w:afterAutospacing="0" w:before="0" w:line="240" w:lineRule="auto"/>
-        <w:ind w:left="720" w:hanging="360"/>
-      </w:pPr>
-      <w:r>
-        <w:rPr>
-          <w:rFonts w:ascii="Arial Unicode MS" w:cs="Arial Unicode MS" w:eastAsia="Arial Unicode MS" w:hAnsi="Arial Unicode MS"/>
+          <w:top w:color="000000" w:space="0" w:sz="0" w:val="none"/>
+          <w:bottom w:color="000000" w:space="7" w:sz="0" w:val="none"/>
+          <w:right w:color="000000" w:space="0" w:sz="0" w:val="none"/>
+        </w:pBdr>
+        <w:spacing w:after="0" w:before="0" w:line="240" w:lineRule="auto"/>
+        <w:ind w:left="720" w:hanging="360"/>
+        <w:rPr/>
+      </w:pPr>
+      <w:r>
+        <w:rPr>
+          <w:rFonts w:ascii="Arimo" w:cs="Arimo" w:eastAsia="Arimo" w:hAnsi="Arimo"/>
           <w:color w:val="333333"/>
           <w:sz w:val="24"/>
           <w:szCs w:val="24"/>
@@ -1172,6 +1490,11 @@
         </w:rPr>
         <w:t xml:space="preserve">・IPX5とは、内径6.3mmの注水ノズルを使用し、約3mの距離から約12.5リットル／分の水を最低3分間注水する条件であらゆる方向から噴流を当てても電話機としての機能を有することを意味します。</w:t>
       </w:r>
+      <w:r>
+        <w:rPr>
+          <w:rtl w:val="0"/>
+        </w:rPr>
+      </w:r>
     </w:p>
     <w:p>
       <w:pPr>
@@ -1180,16 +1503,17 @@
           <w:numId w:val="2"/>
         </w:numPr>
         <w:pBdr>
-          <w:top w:color="auto" w:space="0" w:sz="0" w:val="none"/>
-          <w:bottom w:color="auto" w:space="7" w:sz="0" w:val="none"/>
-          <w:right w:color="auto" w:space="0" w:sz="0" w:val="none"/>
-        </w:pBdr>
-        <w:spacing w:after="0" w:afterAutospacing="0" w:before="0" w:beforeAutospacing="0" w:line="240" w:lineRule="auto"/>
-        <w:ind w:left="720" w:hanging="360"/>
-      </w:pPr>
-      <w:r>
-        <w:rPr>
-          <w:rFonts w:ascii="Arial Unicode MS" w:cs="Arial Unicode MS" w:eastAsia="Arial Unicode MS" w:hAnsi="Arial Unicode MS"/>
+          <w:top w:color="000000" w:space="0" w:sz="0" w:val="none"/>
+          <w:bottom w:color="000000" w:space="7" w:sz="0" w:val="none"/>
+          <w:right w:color="000000" w:space="0" w:sz="0" w:val="none"/>
+        </w:pBdr>
+        <w:spacing w:after="0" w:before="0" w:line="240" w:lineRule="auto"/>
+        <w:ind w:left="720" w:hanging="360"/>
+        <w:rPr/>
+      </w:pPr>
+      <w:r>
+        <w:rPr>
+          <w:rFonts w:ascii="Arimo" w:cs="Arimo" w:eastAsia="Arimo" w:hAnsi="Arimo"/>
           <w:color w:val="333333"/>
           <w:sz w:val="24"/>
           <w:szCs w:val="24"/>
@@ -1197,6 +1521,11 @@
         </w:rPr>
         <w:t xml:space="preserve">・IPX8とは、常温で水道水、かつ静水の水深1.5mのところに電話機を静かに沈め、約30分間放置後に取り出したときに電話機としての機能を有することを意味します。</w:t>
       </w:r>
+      <w:r>
+        <w:rPr>
+          <w:rtl w:val="0"/>
+        </w:rPr>
+      </w:r>
     </w:p>
     <w:p>
       <w:pPr>
@@ -1205,16 +1534,17 @@
           <w:numId w:val="2"/>
         </w:numPr>
         <w:pBdr>
-          <w:top w:color="auto" w:space="0" w:sz="0" w:val="none"/>
-          <w:bottom w:color="auto" w:space="7" w:sz="0" w:val="none"/>
-          <w:right w:color="auto" w:space="0" w:sz="0" w:val="none"/>
-        </w:pBdr>
-        <w:spacing w:after="0" w:afterAutospacing="0" w:before="0" w:beforeAutospacing="0" w:line="240" w:lineRule="auto"/>
-        <w:ind w:left="720" w:hanging="360"/>
-      </w:pPr>
-      <w:r>
-        <w:rPr>
-          <w:rFonts w:ascii="Arial Unicode MS" w:cs="Arial Unicode MS" w:eastAsia="Arial Unicode MS" w:hAnsi="Arial Unicode MS"/>
+          <w:top w:color="000000" w:space="0" w:sz="0" w:val="none"/>
+          <w:bottom w:color="000000" w:space="7" w:sz="0" w:val="none"/>
+          <w:right w:color="000000" w:space="0" w:sz="0" w:val="none"/>
+        </w:pBdr>
+        <w:spacing w:after="0" w:before="0" w:line="240" w:lineRule="auto"/>
+        <w:ind w:left="720" w:hanging="360"/>
+        <w:rPr/>
+      </w:pPr>
+      <w:r>
+        <w:rPr>
+          <w:rFonts w:ascii="Arimo" w:cs="Arimo" w:eastAsia="Arimo" w:hAnsi="Arimo"/>
           <w:color w:val="333333"/>
           <w:sz w:val="24"/>
           <w:szCs w:val="24"/>
@@ -1222,6 +1552,11 @@
         </w:rPr>
         <w:t xml:space="preserve">・IP6Xとは、保護度合いを指し、直径75μm以下の塵埃(じんあい)が入った装置に電話機を8時間入れてかくはんさせ、取り出したときに電話機の内部に塵埃が侵入しない機能を有することを意味します。</w:t>
       </w:r>
+      <w:r>
+        <w:rPr>
+          <w:rtl w:val="0"/>
+        </w:rPr>
+      </w:r>
     </w:p>
     <w:p>
       <w:pPr>
@@ -1230,16 +1565,17 @@
           <w:numId w:val="2"/>
         </w:numPr>
         <w:pBdr>
-          <w:top w:color="auto" w:space="0" w:sz="0" w:val="none"/>
-          <w:bottom w:color="auto" w:space="7" w:sz="0" w:val="none"/>
-          <w:right w:color="auto" w:space="0" w:sz="0" w:val="none"/>
-        </w:pBdr>
-        <w:spacing w:after="0" w:afterAutospacing="0" w:before="0" w:beforeAutospacing="0" w:line="240" w:lineRule="auto"/>
-        <w:ind w:left="720" w:hanging="360"/>
-      </w:pPr>
-      <w:r>
-        <w:rPr>
-          <w:rFonts w:ascii="Arial Unicode MS" w:cs="Arial Unicode MS" w:eastAsia="Arial Unicode MS" w:hAnsi="Arial Unicode MS"/>
+          <w:top w:color="000000" w:space="0" w:sz="0" w:val="none"/>
+          <w:bottom w:color="000000" w:space="7" w:sz="0" w:val="none"/>
+          <w:right w:color="000000" w:space="0" w:sz="0" w:val="none"/>
+        </w:pBdr>
+        <w:spacing w:after="0" w:before="0" w:line="240" w:lineRule="auto"/>
+        <w:ind w:left="720" w:hanging="360"/>
+        <w:rPr/>
+      </w:pPr>
+      <w:r>
+        <w:rPr>
+          <w:rFonts w:ascii="Arimo" w:cs="Arimo" w:eastAsia="Arimo" w:hAnsi="Arimo"/>
           <w:color w:val="333333"/>
           <w:sz w:val="24"/>
           <w:szCs w:val="24"/>
@@ -1247,6 +1583,11 @@
         </w:rPr>
         <w:t xml:space="preserve">・本機の防水機能は、常温（5℃～35℃）の真水・水道水にのみ対応しています。以下の例に挙げたような液体をかけたり、浸けたりしないでください（例：温水／石けん・洗剤・入浴剤などの入った水／海水／プールの水／温泉／熱湯など）。また、砂や泥なども付着させないでください。</w:t>
       </w:r>
+      <w:r>
+        <w:rPr>
+          <w:rtl w:val="0"/>
+        </w:rPr>
+      </w:r>
     </w:p>
     <w:p>
       <w:pPr>
@@ -1255,16 +1596,17 @@
           <w:numId w:val="2"/>
         </w:numPr>
         <w:pBdr>
-          <w:top w:color="auto" w:space="0" w:sz="0" w:val="none"/>
-          <w:bottom w:color="auto" w:space="7" w:sz="0" w:val="none"/>
-          <w:right w:color="auto" w:space="0" w:sz="0" w:val="none"/>
-        </w:pBdr>
-        <w:spacing w:after="0" w:afterAutospacing="0" w:before="0" w:beforeAutospacing="0" w:line="240" w:lineRule="auto"/>
-        <w:ind w:left="720" w:hanging="360"/>
-      </w:pPr>
-      <w:r>
-        <w:rPr>
-          <w:rFonts w:ascii="Arial Unicode MS" w:cs="Arial Unicode MS" w:eastAsia="Arial Unicode MS" w:hAnsi="Arial Unicode MS"/>
+          <w:top w:color="000000" w:space="0" w:sz="0" w:val="none"/>
+          <w:bottom w:color="000000" w:space="7" w:sz="0" w:val="none"/>
+          <w:right w:color="000000" w:space="0" w:sz="0" w:val="none"/>
+        </w:pBdr>
+        <w:spacing w:after="0" w:before="0" w:line="240" w:lineRule="auto"/>
+        <w:ind w:left="720" w:hanging="360"/>
+        <w:rPr/>
+      </w:pPr>
+      <w:r>
+        <w:rPr>
+          <w:rFonts w:ascii="Arimo" w:cs="Arimo" w:eastAsia="Arimo" w:hAnsi="Arimo"/>
           <w:color w:val="333333"/>
           <w:sz w:val="24"/>
           <w:szCs w:val="24"/>
@@ -1272,6 +1614,11 @@
         </w:rPr>
         <w:t xml:space="preserve">・周囲温度5℃～35℃、湿度35％～90％の範囲で使用してください。</w:t>
       </w:r>
+      <w:r>
+        <w:rPr>
+          <w:rtl w:val="0"/>
+        </w:rPr>
+      </w:r>
     </w:p>
     <w:p>
       <w:pPr>
@@ -1280,16 +1627,17 @@
           <w:numId w:val="2"/>
         </w:numPr>
         <w:pBdr>
-          <w:top w:color="auto" w:space="0" w:sz="0" w:val="none"/>
-          <w:bottom w:color="auto" w:space="7" w:sz="0" w:val="none"/>
-          <w:right w:color="auto" w:space="0" w:sz="0" w:val="none"/>
-        </w:pBdr>
-        <w:spacing w:after="0" w:afterAutospacing="0" w:before="0" w:beforeAutospacing="0" w:line="240" w:lineRule="auto"/>
-        <w:ind w:left="720" w:hanging="360"/>
-      </w:pPr>
-      <w:r>
-        <w:rPr>
-          <w:rFonts w:ascii="Arial Unicode MS" w:cs="Arial Unicode MS" w:eastAsia="Arial Unicode MS" w:hAnsi="Arial Unicode MS"/>
+          <w:top w:color="000000" w:space="0" w:sz="0" w:val="none"/>
+          <w:bottom w:color="000000" w:space="7" w:sz="0" w:val="none"/>
+          <w:right w:color="000000" w:space="0" w:sz="0" w:val="none"/>
+        </w:pBdr>
+        <w:spacing w:after="0" w:before="0" w:line="240" w:lineRule="auto"/>
+        <w:ind w:left="720" w:hanging="360"/>
+        <w:rPr/>
+      </w:pPr>
+      <w:r>
+        <w:rPr>
+          <w:rFonts w:ascii="Arimo" w:cs="Arimo" w:eastAsia="Arimo" w:hAnsi="Arimo"/>
           <w:color w:val="333333"/>
           <w:sz w:val="24"/>
           <w:szCs w:val="24"/>
@@ -1297,6 +1645,11 @@
         </w:rPr>
         <w:t xml:space="preserve">・本機は、カードトレイをしっかりと閉じた状態で防水性能を保ちます。</w:t>
       </w:r>
+      <w:r>
+        <w:rPr>
+          <w:rtl w:val="0"/>
+        </w:rPr>
+      </w:r>
     </w:p>
     <w:p>
       <w:pPr>
@@ -1305,16 +1658,17 @@
           <w:numId w:val="2"/>
         </w:numPr>
         <w:pBdr>
-          <w:top w:color="auto" w:space="0" w:sz="0" w:val="none"/>
-          <w:bottom w:color="auto" w:space="7" w:sz="0" w:val="none"/>
-          <w:right w:color="auto" w:space="0" w:sz="0" w:val="none"/>
-        </w:pBdr>
-        <w:spacing w:after="0" w:afterAutospacing="0" w:before="0" w:beforeAutospacing="0" w:line="240" w:lineRule="auto"/>
-        <w:ind w:left="720" w:hanging="360"/>
-      </w:pPr>
-      <w:r>
-        <w:rPr>
-          <w:rFonts w:ascii="Arial Unicode MS" w:cs="Arial Unicode MS" w:eastAsia="Arial Unicode MS" w:hAnsi="Arial Unicode MS"/>
+          <w:top w:color="000000" w:space="0" w:sz="0" w:val="none"/>
+          <w:bottom w:color="000000" w:space="7" w:sz="0" w:val="none"/>
+          <w:right w:color="000000" w:space="0" w:sz="0" w:val="none"/>
+        </w:pBdr>
+        <w:spacing w:after="0" w:before="0" w:line="240" w:lineRule="auto"/>
+        <w:ind w:left="720" w:hanging="360"/>
+        <w:rPr/>
+      </w:pPr>
+      <w:r>
+        <w:rPr>
+          <w:rFonts w:ascii="Arimo" w:cs="Arimo" w:eastAsia="Arimo" w:hAnsi="Arimo"/>
           <w:color w:val="333333"/>
           <w:sz w:val="24"/>
           <w:szCs w:val="24"/>
@@ -1322,6 +1676,11 @@
         </w:rPr>
         <w:t xml:space="preserve">・付属品、オプション品は防水性能を有していません。水に濡れるような場所では使用しないでください。</w:t>
       </w:r>
+      <w:r>
+        <w:rPr>
+          <w:rtl w:val="0"/>
+        </w:rPr>
+      </w:r>
     </w:p>
     <w:p>
       <w:pPr>
@@ -1330,16 +1689,17 @@
           <w:numId w:val="2"/>
         </w:numPr>
         <w:pBdr>
-          <w:top w:color="auto" w:space="0" w:sz="0" w:val="none"/>
-          <w:bottom w:color="auto" w:space="7" w:sz="0" w:val="none"/>
-          <w:right w:color="auto" w:space="0" w:sz="0" w:val="none"/>
-        </w:pBdr>
-        <w:spacing w:after="0" w:afterAutospacing="0" w:before="0" w:beforeAutospacing="0" w:line="240" w:lineRule="auto"/>
-        <w:ind w:left="720" w:hanging="360"/>
-      </w:pPr>
-      <w:r>
-        <w:rPr>
-          <w:rFonts w:ascii="Arial Unicode MS" w:cs="Arial Unicode MS" w:eastAsia="Arial Unicode MS" w:hAnsi="Arial Unicode MS"/>
+          <w:top w:color="000000" w:space="0" w:sz="0" w:val="none"/>
+          <w:bottom w:color="000000" w:space="7" w:sz="0" w:val="none"/>
+          <w:right w:color="000000" w:space="0" w:sz="0" w:val="none"/>
+        </w:pBdr>
+        <w:spacing w:after="0" w:before="0" w:line="240" w:lineRule="auto"/>
+        <w:ind w:left="720" w:hanging="360"/>
+        <w:rPr/>
+      </w:pPr>
+      <w:r>
+        <w:rPr>
+          <w:rFonts w:ascii="Arimo" w:cs="Arimo" w:eastAsia="Arimo" w:hAnsi="Arimo"/>
           <w:color w:val="333333"/>
           <w:sz w:val="24"/>
           <w:szCs w:val="24"/>
@@ -1347,6 +1707,11 @@
         </w:rPr>
         <w:t xml:space="preserve">・本機が濡れている状態では絶対に充電しないでください。感電や回路のショートなどによる異常発熱・焼損・火災・故障・やけどなどの原因となります。</w:t>
       </w:r>
+      <w:r>
+        <w:rPr>
+          <w:rtl w:val="0"/>
+        </w:rPr>
+      </w:r>
     </w:p>
     <w:p>
       <w:pPr>
@@ -1355,16 +1720,17 @@
           <w:numId w:val="2"/>
         </w:numPr>
         <w:pBdr>
-          <w:top w:color="auto" w:space="0" w:sz="0" w:val="none"/>
-          <w:bottom w:color="auto" w:space="7" w:sz="0" w:val="none"/>
-          <w:right w:color="auto" w:space="0" w:sz="0" w:val="none"/>
-        </w:pBdr>
-        <w:spacing w:after="0" w:afterAutospacing="0" w:before="0" w:beforeAutospacing="0" w:line="240" w:lineRule="auto"/>
-        <w:ind w:left="720" w:hanging="360"/>
-      </w:pPr>
-      <w:r>
-        <w:rPr>
-          <w:rFonts w:ascii="Arial Unicode MS" w:cs="Arial Unicode MS" w:eastAsia="Arial Unicode MS" w:hAnsi="Arial Unicode MS"/>
+          <w:top w:color="000000" w:space="0" w:sz="0" w:val="none"/>
+          <w:bottom w:color="000000" w:space="7" w:sz="0" w:val="none"/>
+          <w:right w:color="000000" w:space="0" w:sz="0" w:val="none"/>
+        </w:pBdr>
+        <w:spacing w:after="0" w:before="0" w:line="240" w:lineRule="auto"/>
+        <w:ind w:left="720" w:hanging="360"/>
+        <w:rPr/>
+      </w:pPr>
+      <w:r>
+        <w:rPr>
+          <w:rFonts w:ascii="Arimo" w:cs="Arimo" w:eastAsia="Arimo" w:hAnsi="Arimo"/>
           <w:color w:val="333333"/>
           <w:sz w:val="24"/>
           <w:szCs w:val="24"/>
@@ -1372,6 +1738,11 @@
         </w:rPr>
         <w:t xml:space="preserve">・送話口、スピーカーなどに水滴を残さないでください。通話不良となる恐れがあります。</w:t>
       </w:r>
+      <w:r>
+        <w:rPr>
+          <w:rtl w:val="0"/>
+        </w:rPr>
+      </w:r>
     </w:p>
     <w:p>
       <w:pPr>
@@ -1380,16 +1751,17 @@
           <w:numId w:val="2"/>
         </w:numPr>
         <w:pBdr>
-          <w:top w:color="auto" w:space="0" w:sz="0" w:val="none"/>
-          <w:bottom w:color="auto" w:space="7" w:sz="0" w:val="none"/>
-          <w:right w:color="auto" w:space="0" w:sz="0" w:val="none"/>
-        </w:pBdr>
-        <w:spacing w:after="0" w:afterAutospacing="0" w:before="0" w:beforeAutospacing="0" w:line="240" w:lineRule="auto"/>
-        <w:ind w:left="720" w:hanging="360"/>
-      </w:pPr>
-      <w:r>
-        <w:rPr>
-          <w:rFonts w:ascii="Arial Unicode MS" w:cs="Arial Unicode MS" w:eastAsia="Arial Unicode MS" w:hAnsi="Arial Unicode MS"/>
+          <w:top w:color="000000" w:space="0" w:sz="0" w:val="none"/>
+          <w:bottom w:color="000000" w:space="7" w:sz="0" w:val="none"/>
+          <w:right w:color="000000" w:space="0" w:sz="0" w:val="none"/>
+        </w:pBdr>
+        <w:spacing w:after="0" w:before="0" w:line="240" w:lineRule="auto"/>
+        <w:ind w:left="720" w:hanging="360"/>
+        <w:rPr/>
+      </w:pPr>
+      <w:r>
+        <w:rPr>
+          <w:rFonts w:ascii="Arimo" w:cs="Arimo" w:eastAsia="Arimo" w:hAnsi="Arimo"/>
           <w:color w:val="333333"/>
           <w:sz w:val="24"/>
           <w:szCs w:val="24"/>
@@ -1397,6 +1769,11 @@
         </w:rPr>
         <w:t xml:space="preserve">・ご使用の際は、カードトレイが確実に閉じているかご確認ください。</w:t>
       </w:r>
+      <w:r>
+        <w:rPr>
+          <w:rtl w:val="0"/>
+        </w:rPr>
+      </w:r>
     </w:p>
     <w:p>
       <w:pPr>
@@ -1405,22 +1782,28 @@
           <w:numId w:val="2"/>
         </w:numPr>
         <w:pBdr>
-          <w:top w:color="auto" w:space="0" w:sz="0" w:val="none"/>
-          <w:bottom w:color="auto" w:space="7" w:sz="0" w:val="none"/>
-          <w:right w:color="auto" w:space="0" w:sz="0" w:val="none"/>
-        </w:pBdr>
-        <w:spacing w:after="0" w:before="0" w:line="240" w:lineRule="auto"/>
-        <w:ind w:left="720" w:hanging="360"/>
-      </w:pPr>
-      <w:r>
-        <w:rPr>
-          <w:rFonts w:ascii="Arial Unicode MS" w:cs="Arial Unicode MS" w:eastAsia="Arial Unicode MS" w:hAnsi="Arial Unicode MS"/>
+          <w:top w:color="000000" w:space="0" w:sz="0" w:val="none"/>
+          <w:bottom w:color="000000" w:space="7" w:sz="0" w:val="none"/>
+          <w:right w:color="000000" w:space="0" w:sz="0" w:val="none"/>
+        </w:pBdr>
+        <w:spacing w:after="0" w:before="0" w:line="240" w:lineRule="auto"/>
+        <w:ind w:left="720" w:hanging="360"/>
+        <w:rPr/>
+      </w:pPr>
+      <w:r>
+        <w:rPr>
+          <w:rFonts w:ascii="Arimo" w:cs="Arimo" w:eastAsia="Arimo" w:hAnsi="Arimo"/>
           <w:color w:val="333333"/>
           <w:sz w:val="24"/>
           <w:szCs w:val="24"/>
           <w:rtl w:val="0"/>
         </w:rPr>
         <w:t xml:space="preserve">・防水・防塵性能を維持するため、異常の有無にかかわらず2年に1回カードトレイの交換をおすすめします（有料）。</w:t>
+      </w:r>
+      <w:r>
+        <w:rPr>
+          <w:rtl w:val="0"/>
+        </w:rPr>
       </w:r>
     </w:p>
     <w:p>
@@ -1429,27 +1812,32 @@
         <w:keepNext w:val="0"/>
         <w:keepLines w:val="0"/>
         <w:pBdr>
-          <w:top w:color="auto" w:space="0" w:sz="0" w:val="none"/>
-          <w:left w:color="auto" w:space="0" w:sz="0" w:val="none"/>
-          <w:bottom w:color="auto" w:space="0" w:sz="0" w:val="none"/>
-          <w:right w:color="auto" w:space="0" w:sz="0" w:val="none"/>
-          <w:between w:color="auto" w:space="0" w:sz="0" w:val="none"/>
-        </w:pBdr>
-        <w:spacing w:after="0" w:before="0" w:line="240" w:lineRule="auto"/>
-        <w:rPr>
-          <w:color w:val="333333"/>
-        </w:rPr>
-      </w:pPr>
-      <w:bookmarkStart w:colFirst="0" w:colLast="0" w:name="_5xd5bnk8pgpg" w:id="5"/>
+          <w:top w:color="000000" w:space="0" w:sz="0" w:val="none"/>
+          <w:left w:color="000000" w:space="0" w:sz="0" w:val="none"/>
+          <w:bottom w:color="000000" w:space="0" w:sz="0" w:val="none"/>
+          <w:right w:color="000000" w:space="0" w:sz="0" w:val="none"/>
+          <w:between w:color="000000" w:space="0" w:sz="0" w:val="none"/>
+        </w:pBdr>
+        <w:spacing w:after="0" w:before="0" w:line="240" w:lineRule="auto"/>
+        <w:rPr>
+          <w:color w:val="333333"/>
+        </w:rPr>
+      </w:pPr>
+      <w:bookmarkStart w:colFirst="0" w:colLast="0" w:name="_qst2ddm9hkzu" w:id="5"/>
       <w:bookmarkEnd w:id="5"/>
       <w:r>
         <w:rPr>
-          <w:rFonts w:ascii="Arial Unicode MS" w:cs="Arial Unicode MS" w:eastAsia="Arial Unicode MS" w:hAnsi="Arial Unicode MS"/>
+          <w:rFonts w:ascii="Arimo" w:cs="Arimo" w:eastAsia="Arimo" w:hAnsi="Arimo"/>
           <w:color w:val="333333"/>
           <w:rtl w:val="0"/>
         </w:rPr>
         <w:t xml:space="preserve">お風呂場でお使いいただく際のご注意</w:t>
       </w:r>
+      <w:r>
+        <w:rPr>
+          <w:rtl w:val="0"/>
+        </w:rPr>
+      </w:r>
     </w:p>
     <w:p>
       <w:pPr>
@@ -1458,16 +1846,17 @@
           <w:numId w:val="5"/>
         </w:numPr>
         <w:pBdr>
-          <w:top w:color="auto" w:space="0" w:sz="0" w:val="none"/>
-          <w:bottom w:color="auto" w:space="7" w:sz="0" w:val="none"/>
-          <w:right w:color="auto" w:space="0" w:sz="0" w:val="none"/>
-        </w:pBdr>
-        <w:spacing w:after="0" w:afterAutospacing="0" w:before="0" w:line="240" w:lineRule="auto"/>
-        <w:ind w:left="720" w:hanging="360"/>
-      </w:pPr>
-      <w:r>
-        <w:rPr>
-          <w:rFonts w:ascii="Arial Unicode MS" w:cs="Arial Unicode MS" w:eastAsia="Arial Unicode MS" w:hAnsi="Arial Unicode MS"/>
+          <w:top w:color="000000" w:space="0" w:sz="0" w:val="none"/>
+          <w:bottom w:color="000000" w:space="7" w:sz="0" w:val="none"/>
+          <w:right w:color="000000" w:space="0" w:sz="0" w:val="none"/>
+        </w:pBdr>
+        <w:spacing w:after="0" w:before="0" w:line="240" w:lineRule="auto"/>
+        <w:ind w:left="720" w:hanging="360"/>
+        <w:rPr/>
+      </w:pPr>
+      <w:r>
+        <w:rPr>
+          <w:rFonts w:ascii="Arimo" w:cs="Arimo" w:eastAsia="Arimo" w:hAnsi="Arimo"/>
           <w:color w:val="333333"/>
           <w:sz w:val="24"/>
           <w:szCs w:val="24"/>
@@ -1475,6 +1864,11 @@
         </w:rPr>
         <w:t xml:space="preserve">・湯船や温泉、せっけん、洗剤、入浴剤の入った水などには浸けないでください。</w:t>
       </w:r>
+      <w:r>
+        <w:rPr>
+          <w:rtl w:val="0"/>
+        </w:rPr>
+      </w:r>
     </w:p>
     <w:p>
       <w:pPr>
@@ -1483,16 +1877,17 @@
           <w:numId w:val="5"/>
         </w:numPr>
         <w:pBdr>
-          <w:top w:color="auto" w:space="0" w:sz="0" w:val="none"/>
-          <w:bottom w:color="auto" w:space="7" w:sz="0" w:val="none"/>
-          <w:right w:color="auto" w:space="0" w:sz="0" w:val="none"/>
-        </w:pBdr>
-        <w:spacing w:after="0" w:afterAutospacing="0" w:before="0" w:beforeAutospacing="0" w:line="240" w:lineRule="auto"/>
-        <w:ind w:left="720" w:hanging="360"/>
-      </w:pPr>
-      <w:r>
-        <w:rPr>
-          <w:rFonts w:ascii="Arial Unicode MS" w:cs="Arial Unicode MS" w:eastAsia="Arial Unicode MS" w:hAnsi="Arial Unicode MS"/>
+          <w:top w:color="000000" w:space="0" w:sz="0" w:val="none"/>
+          <w:bottom w:color="000000" w:space="7" w:sz="0" w:val="none"/>
+          <w:right w:color="000000" w:space="0" w:sz="0" w:val="none"/>
+        </w:pBdr>
+        <w:spacing w:after="0" w:before="0" w:line="240" w:lineRule="auto"/>
+        <w:ind w:left="720" w:hanging="360"/>
+        <w:rPr/>
+      </w:pPr>
+      <w:r>
+        <w:rPr>
+          <w:rFonts w:ascii="Arimo" w:cs="Arimo" w:eastAsia="Arimo" w:hAnsi="Arimo"/>
           <w:color w:val="333333"/>
           <w:sz w:val="24"/>
           <w:szCs w:val="24"/>
@@ -1500,6 +1895,11 @@
         </w:rPr>
         <w:t xml:space="preserve">・風呂場では、浴室温度5～40℃以下、湿度99%以下、使用時間は2時間以内の範囲でご使用ください。ご使用のあとは、必ず所定の方法で水抜き・自然乾燥を行ってください。なお、すべての機能の連続動作を保証するものではありません。</w:t>
       </w:r>
+      <w:r>
+        <w:rPr>
+          <w:rtl w:val="0"/>
+        </w:rPr>
+      </w:r>
     </w:p>
     <w:p>
       <w:pPr>
@@ -1508,16 +1908,17 @@
           <w:numId w:val="5"/>
         </w:numPr>
         <w:pBdr>
-          <w:top w:color="auto" w:space="0" w:sz="0" w:val="none"/>
-          <w:bottom w:color="auto" w:space="7" w:sz="0" w:val="none"/>
-          <w:right w:color="auto" w:space="0" w:sz="0" w:val="none"/>
-        </w:pBdr>
-        <w:spacing w:after="0" w:afterAutospacing="0" w:before="0" w:beforeAutospacing="0" w:line="240" w:lineRule="auto"/>
-        <w:ind w:left="720" w:hanging="360"/>
-      </w:pPr>
-      <w:r>
-        <w:rPr>
-          <w:rFonts w:ascii="Arial Unicode MS" w:cs="Arial Unicode MS" w:eastAsia="Arial Unicode MS" w:hAnsi="Arial Unicode MS"/>
+          <w:top w:color="000000" w:space="0" w:sz="0" w:val="none"/>
+          <w:bottom w:color="000000" w:space="7" w:sz="0" w:val="none"/>
+          <w:right w:color="000000" w:space="0" w:sz="0" w:val="none"/>
+        </w:pBdr>
+        <w:spacing w:after="0" w:before="0" w:line="240" w:lineRule="auto"/>
+        <w:ind w:left="720" w:hanging="360"/>
+        <w:rPr/>
+      </w:pPr>
+      <w:r>
+        <w:rPr>
+          <w:rFonts w:ascii="Arimo" w:cs="Arimo" w:eastAsia="Arimo" w:hAnsi="Arimo"/>
           <w:color w:val="333333"/>
           <w:sz w:val="24"/>
           <w:szCs w:val="24"/>
@@ -1525,6 +1926,11 @@
         </w:rPr>
         <w:t xml:space="preserve">・急激な温度変化は、結露の原因となりますので本体が常温になってから風呂場に持ち込んでください。</w:t>
       </w:r>
+      <w:r>
+        <w:rPr>
+          <w:rtl w:val="0"/>
+        </w:rPr>
+      </w:r>
     </w:p>
     <w:p>
       <w:pPr>
@@ -1533,16 +1939,17 @@
           <w:numId w:val="5"/>
         </w:numPr>
         <w:pBdr>
-          <w:top w:color="auto" w:space="0" w:sz="0" w:val="none"/>
-          <w:bottom w:color="auto" w:space="7" w:sz="0" w:val="none"/>
-          <w:right w:color="auto" w:space="0" w:sz="0" w:val="none"/>
-        </w:pBdr>
-        <w:spacing w:after="0" w:afterAutospacing="0" w:before="0" w:beforeAutospacing="0" w:line="240" w:lineRule="auto"/>
-        <w:ind w:left="720" w:hanging="360"/>
-      </w:pPr>
-      <w:r>
-        <w:rPr>
-          <w:rFonts w:ascii="Arial Unicode MS" w:cs="Arial Unicode MS" w:eastAsia="Arial Unicode MS" w:hAnsi="Arial Unicode MS"/>
+          <w:top w:color="000000" w:space="0" w:sz="0" w:val="none"/>
+          <w:bottom w:color="000000" w:space="7" w:sz="0" w:val="none"/>
+          <w:right w:color="000000" w:space="0" w:sz="0" w:val="none"/>
+        </w:pBdr>
+        <w:spacing w:after="0" w:before="0" w:line="240" w:lineRule="auto"/>
+        <w:ind w:left="720" w:hanging="360"/>
+        <w:rPr/>
+      </w:pPr>
+      <w:r>
+        <w:rPr>
+          <w:rFonts w:ascii="Arimo" w:cs="Arimo" w:eastAsia="Arimo" w:hAnsi="Arimo"/>
           <w:color w:val="333333"/>
           <w:sz w:val="24"/>
           <w:szCs w:val="24"/>
@@ -1550,6 +1957,11 @@
         </w:rPr>
         <w:t xml:space="preserve">・高温のお湯をかけたり、温まった本機に冷たい水をかけないでください。</w:t>
       </w:r>
+      <w:r>
+        <w:rPr>
+          <w:rtl w:val="0"/>
+        </w:rPr>
+      </w:r>
     </w:p>
     <w:p>
       <w:pPr>
@@ -1558,16 +1970,17 @@
           <w:numId w:val="5"/>
         </w:numPr>
         <w:pBdr>
-          <w:top w:color="auto" w:space="0" w:sz="0" w:val="none"/>
-          <w:bottom w:color="auto" w:space="7" w:sz="0" w:val="none"/>
-          <w:right w:color="auto" w:space="0" w:sz="0" w:val="none"/>
-        </w:pBdr>
-        <w:spacing w:after="3000" w:before="0" w:beforeAutospacing="0" w:line="240" w:lineRule="auto"/>
-        <w:ind w:left="720" w:hanging="360"/>
-      </w:pPr>
-      <w:r>
-        <w:rPr>
-          <w:rFonts w:ascii="Arial Unicode MS" w:cs="Arial Unicode MS" w:eastAsia="Arial Unicode MS" w:hAnsi="Arial Unicode MS"/>
+          <w:top w:color="000000" w:space="0" w:sz="0" w:val="none"/>
+          <w:bottom w:color="000000" w:space="7" w:sz="0" w:val="none"/>
+          <w:right w:color="000000" w:space="0" w:sz="0" w:val="none"/>
+        </w:pBdr>
+        <w:spacing w:after="3000" w:before="0" w:line="240" w:lineRule="auto"/>
+        <w:ind w:left="720" w:hanging="360"/>
+        <w:rPr/>
+      </w:pPr>
+      <w:r>
+        <w:rPr>
+          <w:rFonts w:ascii="Arimo" w:cs="Arimo" w:eastAsia="Arimo" w:hAnsi="Arimo"/>
           <w:color w:val="333333"/>
           <w:sz w:val="24"/>
           <w:szCs w:val="24"/>
@@ -1575,6 +1988,11 @@
         </w:rPr>
         <w:t xml:space="preserve">・風呂場で、3.5mmイヤホン変換アダプタおよびイヤホン、外部接続機器を接続して使用しないでください。</w:t>
       </w:r>
+      <w:r>
+        <w:rPr>
+          <w:rtl w:val="0"/>
+        </w:rPr>
+      </w:r>
     </w:p>
     <w:p>
       <w:pPr>
@@ -1583,22 +2001,28 @@
           <w:numId w:val="5"/>
         </w:numPr>
         <w:pBdr>
-          <w:top w:color="auto" w:space="0" w:sz="0" w:val="none"/>
-          <w:bottom w:color="auto" w:space="7" w:sz="0" w:val="none"/>
-          <w:right w:color="auto" w:space="0" w:sz="0" w:val="none"/>
+          <w:top w:color="000000" w:space="0" w:sz="0" w:val="none"/>
+          <w:bottom w:color="000000" w:space="7" w:sz="0" w:val="none"/>
+          <w:right w:color="000000" w:space="0" w:sz="0" w:val="none"/>
         </w:pBdr>
         <w:spacing w:after="0" w:before="5160" w:line="240" w:lineRule="auto"/>
         <w:ind w:left="720" w:hanging="360"/>
-      </w:pPr>
-      <w:r>
-        <w:rPr>
-          <w:rFonts w:ascii="Arial Unicode MS" w:cs="Arial Unicode MS" w:eastAsia="Arial Unicode MS" w:hAnsi="Arial Unicode MS"/>
+        <w:rPr/>
+      </w:pPr>
+      <w:r>
+        <w:rPr>
+          <w:rFonts w:ascii="Arimo" w:cs="Arimo" w:eastAsia="Arimo" w:hAnsi="Arimo"/>
           <w:color w:val="333333"/>
           <w:sz w:val="24"/>
           <w:szCs w:val="24"/>
           <w:rtl w:val="0"/>
         </w:rPr>
         <w:t xml:space="preserve">・風呂場では絶対に充電を行わないでください。</w:t>
+      </w:r>
+      <w:r>
+        <w:rPr>
+          <w:rtl w:val="0"/>
+        </w:rPr>
       </w:r>
     </w:p>
     <w:p>
@@ -1607,46 +2031,51 @@
         <w:keepNext w:val="0"/>
         <w:keepLines w:val="0"/>
         <w:pBdr>
-          <w:top w:color="auto" w:space="0" w:sz="0" w:val="none"/>
-          <w:left w:color="auto" w:space="0" w:sz="0" w:val="none"/>
-          <w:bottom w:color="auto" w:space="0" w:sz="0" w:val="none"/>
-          <w:right w:color="auto" w:space="0" w:sz="0" w:val="none"/>
-          <w:between w:color="auto" w:space="0" w:sz="0" w:val="none"/>
-        </w:pBdr>
-        <w:spacing w:after="0" w:before="0" w:line="240" w:lineRule="auto"/>
-        <w:rPr>
-          <w:color w:val="333333"/>
-        </w:rPr>
-      </w:pPr>
-      <w:bookmarkStart w:colFirst="0" w:colLast="0" w:name="_c6zkf7ihkbly" w:id="6"/>
+          <w:top w:color="000000" w:space="0" w:sz="0" w:val="none"/>
+          <w:left w:color="000000" w:space="0" w:sz="0" w:val="none"/>
+          <w:bottom w:color="000000" w:space="0" w:sz="0" w:val="none"/>
+          <w:right w:color="000000" w:space="0" w:sz="0" w:val="none"/>
+          <w:between w:color="000000" w:space="0" w:sz="0" w:val="none"/>
+        </w:pBdr>
+        <w:spacing w:after="0" w:before="0" w:line="240" w:lineRule="auto"/>
+        <w:rPr>
+          <w:color w:val="333333"/>
+        </w:rPr>
+      </w:pPr>
+      <w:bookmarkStart w:colFirst="0" w:colLast="0" w:name="_nsukcmalh5cf" w:id="6"/>
       <w:bookmarkEnd w:id="6"/>
       <w:r>
         <w:rPr>
-          <w:rFonts w:ascii="Arial Unicode MS" w:cs="Arial Unicode MS" w:eastAsia="Arial Unicode MS" w:hAnsi="Arial Unicode MS"/>
+          <w:rFonts w:ascii="Arimo" w:cs="Arimo" w:eastAsia="Arimo" w:hAnsi="Arimo"/>
           <w:color w:val="333333"/>
           <w:rtl w:val="0"/>
         </w:rPr>
         <w:t xml:space="preserve">MIL規格に関するご注意</w:t>
       </w:r>
-    </w:p>
-    <w:p>
-      <w:pPr>
-        <w:pBdr>
-          <w:top w:color="auto" w:space="0" w:sz="0" w:val="none"/>
-          <w:left w:color="auto" w:space="0" w:sz="0" w:val="none"/>
-          <w:bottom w:color="auto" w:space="7" w:sz="0" w:val="none"/>
-          <w:right w:color="auto" w:space="0" w:sz="0" w:val="none"/>
-        </w:pBdr>
-        <w:spacing w:after="0" w:before="0" w:line="240" w:lineRule="auto"/>
-        <w:rPr>
-          <w:color w:val="333333"/>
-          <w:sz w:val="24"/>
-          <w:szCs w:val="24"/>
-        </w:rPr>
-      </w:pPr>
-      <w:r>
-        <w:rPr>
-          <w:rFonts w:ascii="Arial Unicode MS" w:cs="Arial Unicode MS" w:eastAsia="Arial Unicode MS" w:hAnsi="Arial Unicode MS"/>
+      <w:r>
+        <w:rPr>
+          <w:rtl w:val="0"/>
+        </w:rPr>
+      </w:r>
+    </w:p>
+    <w:p>
+      <w:pPr>
+        <w:pBdr>
+          <w:top w:color="000000" w:space="0" w:sz="0" w:val="none"/>
+          <w:left w:color="000000" w:space="0" w:sz="0" w:val="none"/>
+          <w:bottom w:color="000000" w:space="7" w:sz="0" w:val="none"/>
+          <w:right w:color="000000" w:space="0" w:sz="0" w:val="none"/>
+        </w:pBdr>
+        <w:spacing w:after="0" w:before="0" w:line="240" w:lineRule="auto"/>
+        <w:rPr>
+          <w:color w:val="333333"/>
+          <w:sz w:val="24"/>
+          <w:szCs w:val="24"/>
+        </w:rPr>
+      </w:pPr>
+      <w:r>
+        <w:rPr>
+          <w:rFonts w:ascii="Arimo" w:cs="Arimo" w:eastAsia="Arimo" w:hAnsi="Arimo"/>
           <w:color w:val="333333"/>
           <w:sz w:val="24"/>
           <w:szCs w:val="24"/>
@@ -1654,6 +2083,11 @@
         </w:rPr>
         <w:t xml:space="preserve">米国国防総省が制定したMIL-STD-810G/MIL/STD-810Hに準拠した規格において、</w:t>
       </w:r>
+      <w:r>
+        <w:rPr>
+          <w:rtl w:val="0"/>
+        </w:rPr>
+      </w:r>
     </w:p>
     <w:p>
       <w:pPr>
@@ -1662,16 +2096,17 @@
           <w:numId w:val="4"/>
         </w:numPr>
         <w:pBdr>
-          <w:top w:color="auto" w:space="0" w:sz="0" w:val="none"/>
-          <w:bottom w:color="auto" w:space="7" w:sz="0" w:val="none"/>
-          <w:right w:color="auto" w:space="0" w:sz="0" w:val="none"/>
-        </w:pBdr>
-        <w:spacing w:after="0" w:afterAutospacing="0" w:before="0" w:line="240" w:lineRule="auto"/>
-        <w:ind w:left="720" w:hanging="360"/>
-      </w:pPr>
-      <w:r>
-        <w:rPr>
-          <w:rFonts w:ascii="Arial Unicode MS" w:cs="Arial Unicode MS" w:eastAsia="Arial Unicode MS" w:hAnsi="Arial Unicode MS"/>
+          <w:top w:color="000000" w:space="0" w:sz="0" w:val="none"/>
+          <w:bottom w:color="000000" w:space="7" w:sz="0" w:val="none"/>
+          <w:right w:color="000000" w:space="0" w:sz="0" w:val="none"/>
+        </w:pBdr>
+        <w:spacing w:after="0" w:before="0" w:line="240" w:lineRule="auto"/>
+        <w:ind w:left="720" w:hanging="360"/>
+        <w:rPr/>
+      </w:pPr>
+      <w:r>
+        <w:rPr>
+          <w:rFonts w:ascii="Arimo" w:cs="Arimo" w:eastAsia="Arimo" w:hAnsi="Arimo"/>
           <w:color w:val="333333"/>
           <w:sz w:val="24"/>
           <w:szCs w:val="24"/>
@@ -1679,6 +2114,11 @@
         </w:rPr>
         <w:t xml:space="preserve">・防水（浸漬）：深さ約1.5mの水中に30分間浸漬させる試験</w:t>
       </w:r>
+      <w:r>
+        <w:rPr>
+          <w:rtl w:val="0"/>
+        </w:rPr>
+      </w:r>
     </w:p>
     <w:p>
       <w:pPr>
@@ -1687,16 +2127,17 @@
           <w:numId w:val="4"/>
         </w:numPr>
         <w:pBdr>
-          <w:top w:color="auto" w:space="0" w:sz="0" w:val="none"/>
-          <w:bottom w:color="auto" w:space="7" w:sz="0" w:val="none"/>
-          <w:right w:color="auto" w:space="0" w:sz="0" w:val="none"/>
-        </w:pBdr>
-        <w:spacing w:after="0" w:afterAutospacing="0" w:before="0" w:beforeAutospacing="0" w:line="240" w:lineRule="auto"/>
-        <w:ind w:left="720" w:hanging="360"/>
-      </w:pPr>
-      <w:r>
-        <w:rPr>
-          <w:rFonts w:ascii="Arial Unicode MS" w:cs="Arial Unicode MS" w:eastAsia="Arial Unicode MS" w:hAnsi="Arial Unicode MS"/>
+          <w:top w:color="000000" w:space="0" w:sz="0" w:val="none"/>
+          <w:bottom w:color="000000" w:space="7" w:sz="0" w:val="none"/>
+          <w:right w:color="000000" w:space="0" w:sz="0" w:val="none"/>
+        </w:pBdr>
+        <w:spacing w:after="0" w:before="0" w:line="240" w:lineRule="auto"/>
+        <w:ind w:left="720" w:hanging="360"/>
+        <w:rPr/>
+      </w:pPr>
+      <w:r>
+        <w:rPr>
+          <w:rFonts w:ascii="Arimo" w:cs="Arimo" w:eastAsia="Arimo" w:hAnsi="Arimo"/>
           <w:color w:val="333333"/>
           <w:sz w:val="24"/>
           <w:szCs w:val="24"/>
@@ -1704,6 +2145,11 @@
         </w:rPr>
         <w:t xml:space="preserve">・防水（雨滴）：高さ1mから15分間雨滴を落とす試験</w:t>
       </w:r>
+      <w:r>
+        <w:rPr>
+          <w:rtl w:val="0"/>
+        </w:rPr>
+      </w:r>
     </w:p>
     <w:p>
       <w:pPr>
@@ -1712,16 +2158,17 @@
           <w:numId w:val="4"/>
         </w:numPr>
         <w:pBdr>
-          <w:top w:color="auto" w:space="0" w:sz="0" w:val="none"/>
-          <w:bottom w:color="auto" w:space="7" w:sz="0" w:val="none"/>
-          <w:right w:color="auto" w:space="0" w:sz="0" w:val="none"/>
-        </w:pBdr>
-        <w:spacing w:after="0" w:afterAutospacing="0" w:before="0" w:beforeAutospacing="0" w:line="240" w:lineRule="auto"/>
-        <w:ind w:left="720" w:hanging="360"/>
-      </w:pPr>
-      <w:r>
-        <w:rPr>
-          <w:rFonts w:ascii="Arial Unicode MS" w:cs="Arial Unicode MS" w:eastAsia="Arial Unicode MS" w:hAnsi="Arial Unicode MS"/>
+          <w:top w:color="000000" w:space="0" w:sz="0" w:val="none"/>
+          <w:bottom w:color="000000" w:space="7" w:sz="0" w:val="none"/>
+          <w:right w:color="000000" w:space="0" w:sz="0" w:val="none"/>
+        </w:pBdr>
+        <w:spacing w:after="0" w:before="0" w:line="240" w:lineRule="auto"/>
+        <w:ind w:left="720" w:hanging="360"/>
+        <w:rPr/>
+      </w:pPr>
+      <w:r>
+        <w:rPr>
+          <w:rFonts w:ascii="Arimo" w:cs="Arimo" w:eastAsia="Arimo" w:hAnsi="Arimo"/>
           <w:color w:val="333333"/>
           <w:sz w:val="24"/>
           <w:szCs w:val="24"/>
@@ -1729,6 +2176,11 @@
         </w:rPr>
         <w:t xml:space="preserve">・防塵：12時間の粉塵試験</w:t>
       </w:r>
+      <w:r>
+        <w:rPr>
+          <w:rtl w:val="0"/>
+        </w:rPr>
+      </w:r>
     </w:p>
     <w:p>
       <w:pPr>
@@ -1737,16 +2189,17 @@
           <w:numId w:val="4"/>
         </w:numPr>
         <w:pBdr>
-          <w:top w:color="auto" w:space="0" w:sz="0" w:val="none"/>
-          <w:bottom w:color="auto" w:space="7" w:sz="0" w:val="none"/>
-          <w:right w:color="auto" w:space="0" w:sz="0" w:val="none"/>
-        </w:pBdr>
-        <w:spacing w:after="0" w:afterAutospacing="0" w:before="0" w:beforeAutospacing="0" w:line="240" w:lineRule="auto"/>
-        <w:ind w:left="720" w:hanging="360"/>
-      </w:pPr>
-      <w:r>
-        <w:rPr>
-          <w:rFonts w:ascii="Arial Unicode MS" w:cs="Arial Unicode MS" w:eastAsia="Arial Unicode MS" w:hAnsi="Arial Unicode MS"/>
+          <w:top w:color="000000" w:space="0" w:sz="0" w:val="none"/>
+          <w:bottom w:color="000000" w:space="7" w:sz="0" w:val="none"/>
+          <w:right w:color="000000" w:space="0" w:sz="0" w:val="none"/>
+        </w:pBdr>
+        <w:spacing w:after="0" w:before="0" w:line="240" w:lineRule="auto"/>
+        <w:ind w:left="720" w:hanging="360"/>
+        <w:rPr/>
+      </w:pPr>
+      <w:r>
+        <w:rPr>
+          <w:rFonts w:ascii="Arimo" w:cs="Arimo" w:eastAsia="Arimo" w:hAnsi="Arimo"/>
           <w:color w:val="333333"/>
           <w:sz w:val="24"/>
           <w:szCs w:val="24"/>
@@ -1754,6 +2207,11 @@
         </w:rPr>
         <w:t xml:space="preserve">・防塵（風塵）：連続6時間（風速8.9m/sec、濃度10.6ｇ/m³）の粉塵試験</w:t>
       </w:r>
+      <w:r>
+        <w:rPr>
+          <w:rtl w:val="0"/>
+        </w:rPr>
+      </w:r>
     </w:p>
     <w:p>
       <w:pPr>
@@ -1762,16 +2220,17 @@
           <w:numId w:val="4"/>
         </w:numPr>
         <w:pBdr>
-          <w:top w:color="auto" w:space="0" w:sz="0" w:val="none"/>
-          <w:bottom w:color="auto" w:space="7" w:sz="0" w:val="none"/>
-          <w:right w:color="auto" w:space="0" w:sz="0" w:val="none"/>
-        </w:pBdr>
-        <w:spacing w:after="0" w:afterAutospacing="0" w:before="0" w:beforeAutospacing="0" w:line="240" w:lineRule="auto"/>
-        <w:ind w:left="720" w:hanging="360"/>
-      </w:pPr>
-      <w:r>
-        <w:rPr>
-          <w:rFonts w:ascii="Arial Unicode MS" w:cs="Arial Unicode MS" w:eastAsia="Arial Unicode MS" w:hAnsi="Arial Unicode MS"/>
+          <w:top w:color="000000" w:space="0" w:sz="0" w:val="none"/>
+          <w:bottom w:color="000000" w:space="7" w:sz="0" w:val="none"/>
+          <w:right w:color="000000" w:space="0" w:sz="0" w:val="none"/>
+        </w:pBdr>
+        <w:spacing w:after="0" w:before="0" w:line="240" w:lineRule="auto"/>
+        <w:ind w:left="720" w:hanging="360"/>
+        <w:rPr/>
+      </w:pPr>
+      <w:r>
+        <w:rPr>
+          <w:rFonts w:ascii="Arimo" w:cs="Arimo" w:eastAsia="Arimo" w:hAnsi="Arimo"/>
           <w:color w:val="333333"/>
           <w:sz w:val="24"/>
           <w:szCs w:val="24"/>
@@ -1779,6 +2238,11 @@
         </w:rPr>
         <w:t xml:space="preserve">・耐衝撃（落下）：高さ1.22mからラワン材に製品を26方向で落下させる試験</w:t>
       </w:r>
+      <w:r>
+        <w:rPr>
+          <w:rtl w:val="0"/>
+        </w:rPr>
+      </w:r>
     </w:p>
     <w:p>
       <w:pPr>
@@ -1787,16 +2251,17 @@
           <w:numId w:val="4"/>
         </w:numPr>
         <w:pBdr>
-          <w:top w:color="auto" w:space="0" w:sz="0" w:val="none"/>
-          <w:bottom w:color="auto" w:space="7" w:sz="0" w:val="none"/>
-          <w:right w:color="auto" w:space="0" w:sz="0" w:val="none"/>
-        </w:pBdr>
-        <w:spacing w:after="0" w:afterAutospacing="0" w:before="0" w:beforeAutospacing="0" w:line="240" w:lineRule="auto"/>
-        <w:ind w:left="720" w:hanging="360"/>
-      </w:pPr>
-      <w:r>
-        <w:rPr>
-          <w:rFonts w:ascii="Arial Unicode MS" w:cs="Arial Unicode MS" w:eastAsia="Arial Unicode MS" w:hAnsi="Arial Unicode MS"/>
+          <w:top w:color="000000" w:space="0" w:sz="0" w:val="none"/>
+          <w:bottom w:color="000000" w:space="7" w:sz="0" w:val="none"/>
+          <w:right w:color="000000" w:space="0" w:sz="0" w:val="none"/>
+        </w:pBdr>
+        <w:spacing w:after="0" w:before="0" w:line="240" w:lineRule="auto"/>
+        <w:ind w:left="720" w:hanging="360"/>
+        <w:rPr/>
+      </w:pPr>
+      <w:r>
+        <w:rPr>
+          <w:rFonts w:ascii="Arimo" w:cs="Arimo" w:eastAsia="Arimo" w:hAnsi="Arimo"/>
           <w:color w:val="333333"/>
           <w:sz w:val="24"/>
           <w:szCs w:val="24"/>
@@ -1804,6 +2269,11 @@
         </w:rPr>
         <w:t xml:space="preserve">・耐振動： 上下10Hz～500Hz、加速度1.04G、左右10Hz～500Hz、加速度0.2G、前後10Hz～500Hz、加速度0.74Gでそれぞれ60分の振動試験</w:t>
       </w:r>
+      <w:r>
+        <w:rPr>
+          <w:rtl w:val="0"/>
+        </w:rPr>
+      </w:r>
     </w:p>
     <w:p>
       <w:pPr>
@@ -1812,16 +2282,17 @@
           <w:numId w:val="4"/>
         </w:numPr>
         <w:pBdr>
-          <w:top w:color="auto" w:space="0" w:sz="0" w:val="none"/>
-          <w:bottom w:color="auto" w:space="7" w:sz="0" w:val="none"/>
-          <w:right w:color="auto" w:space="0" w:sz="0" w:val="none"/>
-        </w:pBdr>
-        <w:spacing w:after="0" w:afterAutospacing="0" w:before="0" w:beforeAutospacing="0" w:line="240" w:lineRule="auto"/>
-        <w:ind w:left="720" w:hanging="360"/>
-      </w:pPr>
-      <w:r>
-        <w:rPr>
-          <w:rFonts w:ascii="Arial Unicode MS" w:cs="Arial Unicode MS" w:eastAsia="Arial Unicode MS" w:hAnsi="Arial Unicode MS"/>
+          <w:top w:color="000000" w:space="0" w:sz="0" w:val="none"/>
+          <w:bottom w:color="000000" w:space="7" w:sz="0" w:val="none"/>
+          <w:right w:color="000000" w:space="0" w:sz="0" w:val="none"/>
+        </w:pBdr>
+        <w:spacing w:after="0" w:before="0" w:line="240" w:lineRule="auto"/>
+        <w:ind w:left="720" w:hanging="360"/>
+        <w:rPr/>
+      </w:pPr>
+      <w:r>
+        <w:rPr>
+          <w:rFonts w:ascii="Arimo" w:cs="Arimo" w:eastAsia="Arimo" w:hAnsi="Arimo"/>
           <w:color w:val="333333"/>
           <w:sz w:val="24"/>
           <w:szCs w:val="24"/>
@@ -1829,6 +2300,11 @@
         </w:rPr>
         <w:t xml:space="preserve">・耐日射：連続20時間（放射照度1120w/m²）の日射後、4時間オフを10日間繰り返す試験</w:t>
       </w:r>
+      <w:r>
+        <w:rPr>
+          <w:rtl w:val="0"/>
+        </w:rPr>
+      </w:r>
     </w:p>
     <w:p>
       <w:pPr>
@@ -1837,16 +2313,17 @@
           <w:numId w:val="4"/>
         </w:numPr>
         <w:pBdr>
-          <w:top w:color="auto" w:space="0" w:sz="0" w:val="none"/>
-          <w:bottom w:color="auto" w:space="7" w:sz="0" w:val="none"/>
-          <w:right w:color="auto" w:space="0" w:sz="0" w:val="none"/>
-        </w:pBdr>
-        <w:spacing w:after="0" w:afterAutospacing="0" w:before="0" w:beforeAutospacing="0" w:line="240" w:lineRule="auto"/>
-        <w:ind w:left="720" w:hanging="360"/>
-      </w:pPr>
-      <w:r>
-        <w:rPr>
-          <w:rFonts w:ascii="Arial Unicode MS" w:cs="Arial Unicode MS" w:eastAsia="Arial Unicode MS" w:hAnsi="Arial Unicode MS"/>
+          <w:top w:color="000000" w:space="0" w:sz="0" w:val="none"/>
+          <w:bottom w:color="000000" w:space="7" w:sz="0" w:val="none"/>
+          <w:right w:color="000000" w:space="0" w:sz="0" w:val="none"/>
+        </w:pBdr>
+        <w:spacing w:after="0" w:before="0" w:line="240" w:lineRule="auto"/>
+        <w:ind w:left="720" w:hanging="360"/>
+        <w:rPr/>
+      </w:pPr>
+      <w:r>
+        <w:rPr>
+          <w:rFonts w:ascii="Arimo" w:cs="Arimo" w:eastAsia="Arimo" w:hAnsi="Arimo"/>
           <w:color w:val="333333"/>
           <w:sz w:val="24"/>
           <w:szCs w:val="24"/>
@@ -1854,6 +2331,11 @@
         </w:rPr>
         <w:t xml:space="preserve">・防湿：連続10日間（湿度95%RH）の高湿度試験</w:t>
       </w:r>
+      <w:r>
+        <w:rPr>
+          <w:rtl w:val="0"/>
+        </w:rPr>
+      </w:r>
     </w:p>
     <w:p>
       <w:pPr>
@@ -1862,16 +2344,17 @@
           <w:numId w:val="4"/>
         </w:numPr>
         <w:pBdr>
-          <w:top w:color="auto" w:space="0" w:sz="0" w:val="none"/>
-          <w:bottom w:color="auto" w:space="7" w:sz="0" w:val="none"/>
-          <w:right w:color="auto" w:space="0" w:sz="0" w:val="none"/>
-        </w:pBdr>
-        <w:spacing w:after="0" w:afterAutospacing="0" w:before="0" w:beforeAutospacing="0" w:line="240" w:lineRule="auto"/>
-        <w:ind w:left="720" w:hanging="360"/>
-      </w:pPr>
-      <w:r>
-        <w:rPr>
-          <w:rFonts w:ascii="Arial Unicode MS" w:cs="Arial Unicode MS" w:eastAsia="Arial Unicode MS" w:hAnsi="Arial Unicode MS"/>
+          <w:top w:color="000000" w:space="0" w:sz="0" w:val="none"/>
+          <w:bottom w:color="000000" w:space="7" w:sz="0" w:val="none"/>
+          <w:right w:color="000000" w:space="0" w:sz="0" w:val="none"/>
+        </w:pBdr>
+        <w:spacing w:after="0" w:before="0" w:line="240" w:lineRule="auto"/>
+        <w:ind w:left="720" w:hanging="360"/>
+        <w:rPr/>
+      </w:pPr>
+      <w:r>
+        <w:rPr>
+          <w:rFonts w:ascii="Arimo" w:cs="Arimo" w:eastAsia="Arimo" w:hAnsi="Arimo"/>
           <w:color w:val="333333"/>
           <w:sz w:val="24"/>
           <w:szCs w:val="24"/>
@@ -1879,6 +2362,11 @@
         </w:rPr>
         <w:t xml:space="preserve">・高温保管（固定）：63℃に固定した72時間の高温保管試験</w:t>
       </w:r>
+      <w:r>
+        <w:rPr>
+          <w:rtl w:val="0"/>
+        </w:rPr>
+      </w:r>
     </w:p>
     <w:p>
       <w:pPr>
@@ -1887,16 +2375,17 @@
           <w:numId w:val="4"/>
         </w:numPr>
         <w:pBdr>
-          <w:top w:color="auto" w:space="0" w:sz="0" w:val="none"/>
-          <w:bottom w:color="auto" w:space="7" w:sz="0" w:val="none"/>
-          <w:right w:color="auto" w:space="0" w:sz="0" w:val="none"/>
-        </w:pBdr>
-        <w:spacing w:after="0" w:afterAutospacing="0" w:before="0" w:beforeAutospacing="0" w:line="240" w:lineRule="auto"/>
-        <w:ind w:left="720" w:hanging="360"/>
-      </w:pPr>
-      <w:r>
-        <w:rPr>
-          <w:rFonts w:ascii="Arial Unicode MS" w:cs="Arial Unicode MS" w:eastAsia="Arial Unicode MS" w:hAnsi="Arial Unicode MS"/>
+          <w:top w:color="000000" w:space="0" w:sz="0" w:val="none"/>
+          <w:bottom w:color="000000" w:space="7" w:sz="0" w:val="none"/>
+          <w:right w:color="000000" w:space="0" w:sz="0" w:val="none"/>
+        </w:pBdr>
+        <w:spacing w:after="0" w:before="0" w:line="240" w:lineRule="auto"/>
+        <w:ind w:left="720" w:hanging="360"/>
+        <w:rPr/>
+      </w:pPr>
+      <w:r>
+        <w:rPr>
+          <w:rFonts w:ascii="Arimo" w:cs="Arimo" w:eastAsia="Arimo" w:hAnsi="Arimo"/>
           <w:color w:val="333333"/>
           <w:sz w:val="24"/>
           <w:szCs w:val="24"/>
@@ -1904,6 +2393,11 @@
         </w:rPr>
         <w:t xml:space="preserve">・高温保管（変動）：28℃～58℃までの温度変化において72時間の高温保管試験</w:t>
       </w:r>
+      <w:r>
+        <w:rPr>
+          <w:rtl w:val="0"/>
+        </w:rPr>
+      </w:r>
     </w:p>
     <w:p>
       <w:pPr>
@@ -1912,16 +2406,17 @@
           <w:numId w:val="4"/>
         </w:numPr>
         <w:pBdr>
-          <w:top w:color="auto" w:space="0" w:sz="0" w:val="none"/>
-          <w:bottom w:color="auto" w:space="7" w:sz="0" w:val="none"/>
-          <w:right w:color="auto" w:space="0" w:sz="0" w:val="none"/>
-        </w:pBdr>
-        <w:spacing w:after="0" w:afterAutospacing="0" w:before="0" w:beforeAutospacing="0" w:line="240" w:lineRule="auto"/>
-        <w:ind w:left="720" w:hanging="360"/>
-      </w:pPr>
-      <w:r>
-        <w:rPr>
-          <w:rFonts w:ascii="Arial Unicode MS" w:cs="Arial Unicode MS" w:eastAsia="Arial Unicode MS" w:hAnsi="Arial Unicode MS"/>
+          <w:top w:color="000000" w:space="0" w:sz="0" w:val="none"/>
+          <w:bottom w:color="000000" w:space="7" w:sz="0" w:val="none"/>
+          <w:right w:color="000000" w:space="0" w:sz="0" w:val="none"/>
+        </w:pBdr>
+        <w:spacing w:after="0" w:before="0" w:line="240" w:lineRule="auto"/>
+        <w:ind w:left="720" w:hanging="360"/>
+        <w:rPr/>
+      </w:pPr>
+      <w:r>
+        <w:rPr>
+          <w:rFonts w:ascii="Arimo" w:cs="Arimo" w:eastAsia="Arimo" w:hAnsi="Arimo"/>
           <w:color w:val="333333"/>
           <w:sz w:val="24"/>
           <w:szCs w:val="24"/>
@@ -1929,6 +2424,11 @@
         </w:rPr>
         <w:t xml:space="preserve">・高温動作 （固定）：55℃に固定した5時間の高温動作試験</w:t>
       </w:r>
+      <w:r>
+        <w:rPr>
+          <w:rtl w:val="0"/>
+        </w:rPr>
+      </w:r>
     </w:p>
     <w:p>
       <w:pPr>
@@ -1937,16 +2437,17 @@
           <w:numId w:val="4"/>
         </w:numPr>
         <w:pBdr>
-          <w:top w:color="auto" w:space="0" w:sz="0" w:val="none"/>
-          <w:bottom w:color="auto" w:space="7" w:sz="0" w:val="none"/>
-          <w:right w:color="auto" w:space="0" w:sz="0" w:val="none"/>
-        </w:pBdr>
-        <w:spacing w:after="0" w:afterAutospacing="0" w:before="0" w:beforeAutospacing="0" w:line="240" w:lineRule="auto"/>
-        <w:ind w:left="720" w:hanging="360"/>
-      </w:pPr>
-      <w:r>
-        <w:rPr>
-          <w:rFonts w:ascii="Arial Unicode MS" w:cs="Arial Unicode MS" w:eastAsia="Arial Unicode MS" w:hAnsi="Arial Unicode MS"/>
+          <w:top w:color="000000" w:space="0" w:sz="0" w:val="none"/>
+          <w:bottom w:color="000000" w:space="7" w:sz="0" w:val="none"/>
+          <w:right w:color="000000" w:space="0" w:sz="0" w:val="none"/>
+        </w:pBdr>
+        <w:spacing w:after="0" w:before="0" w:line="240" w:lineRule="auto"/>
+        <w:ind w:left="720" w:hanging="360"/>
+        <w:rPr/>
+      </w:pPr>
+      <w:r>
+        <w:rPr>
+          <w:rFonts w:ascii="Arimo" w:cs="Arimo" w:eastAsia="Arimo" w:hAnsi="Arimo"/>
           <w:color w:val="333333"/>
           <w:sz w:val="24"/>
           <w:szCs w:val="24"/>
@@ -1954,6 +2455,11 @@
         </w:rPr>
         <w:t xml:space="preserve">・高温動作 （変動）：28℃～39℃/湿度43%～78%までの変化において72時間の高温動作試験</w:t>
       </w:r>
+      <w:r>
+        <w:rPr>
+          <w:rtl w:val="0"/>
+        </w:rPr>
+      </w:r>
     </w:p>
     <w:p>
       <w:pPr>
@@ -1962,16 +2468,17 @@
           <w:numId w:val="4"/>
         </w:numPr>
         <w:pBdr>
-          <w:top w:color="auto" w:space="0" w:sz="0" w:val="none"/>
-          <w:bottom w:color="auto" w:space="7" w:sz="0" w:val="none"/>
-          <w:right w:color="auto" w:space="0" w:sz="0" w:val="none"/>
-        </w:pBdr>
-        <w:spacing w:after="0" w:afterAutospacing="0" w:before="0" w:beforeAutospacing="0" w:line="240" w:lineRule="auto"/>
-        <w:ind w:left="720" w:hanging="360"/>
-      </w:pPr>
-      <w:r>
-        <w:rPr>
-          <w:rFonts w:ascii="Arial Unicode MS" w:cs="Arial Unicode MS" w:eastAsia="Arial Unicode MS" w:hAnsi="Arial Unicode MS"/>
+          <w:top w:color="000000" w:space="0" w:sz="0" w:val="none"/>
+          <w:bottom w:color="000000" w:space="7" w:sz="0" w:val="none"/>
+          <w:right w:color="000000" w:space="0" w:sz="0" w:val="none"/>
+        </w:pBdr>
+        <w:spacing w:after="0" w:before="0" w:line="240" w:lineRule="auto"/>
+        <w:ind w:left="720" w:hanging="360"/>
+        <w:rPr/>
+      </w:pPr>
+      <w:r>
+        <w:rPr>
+          <w:rFonts w:ascii="Arimo" w:cs="Arimo" w:eastAsia="Arimo" w:hAnsi="Arimo"/>
           <w:color w:val="333333"/>
           <w:sz w:val="24"/>
           <w:szCs w:val="24"/>
@@ -1979,6 +2486,11 @@
         </w:rPr>
         <w:t xml:space="preserve">・低温動作：-20℃に固定した5時間の低温動作試験</w:t>
       </w:r>
+      <w:r>
+        <w:rPr>
+          <w:rtl w:val="0"/>
+        </w:rPr>
+      </w:r>
     </w:p>
     <w:p>
       <w:pPr>
@@ -1987,16 +2499,17 @@
           <w:numId w:val="4"/>
         </w:numPr>
         <w:pBdr>
-          <w:top w:color="auto" w:space="0" w:sz="0" w:val="none"/>
-          <w:bottom w:color="auto" w:space="7" w:sz="0" w:val="none"/>
-          <w:right w:color="auto" w:space="0" w:sz="0" w:val="none"/>
-        </w:pBdr>
-        <w:spacing w:after="0" w:afterAutospacing="0" w:before="0" w:beforeAutospacing="0" w:line="240" w:lineRule="auto"/>
-        <w:ind w:left="720" w:hanging="360"/>
-      </w:pPr>
-      <w:r>
-        <w:rPr>
-          <w:rFonts w:ascii="Arial Unicode MS" w:cs="Arial Unicode MS" w:eastAsia="Arial Unicode MS" w:hAnsi="Arial Unicode MS"/>
+          <w:top w:color="000000" w:space="0" w:sz="0" w:val="none"/>
+          <w:bottom w:color="000000" w:space="7" w:sz="0" w:val="none"/>
+          <w:right w:color="000000" w:space="0" w:sz="0" w:val="none"/>
+        </w:pBdr>
+        <w:spacing w:after="0" w:before="0" w:line="240" w:lineRule="auto"/>
+        <w:ind w:left="720" w:hanging="360"/>
+        <w:rPr/>
+      </w:pPr>
+      <w:r>
+        <w:rPr>
+          <w:rFonts w:ascii="Arimo" w:cs="Arimo" w:eastAsia="Arimo" w:hAnsi="Arimo"/>
           <w:color w:val="333333"/>
           <w:sz w:val="24"/>
           <w:szCs w:val="24"/>
@@ -2004,6 +2517,11 @@
         </w:rPr>
         <w:t xml:space="preserve">・低温保管：-33℃～-25℃の温度変化において連続72時間の低温保管試験</w:t>
       </w:r>
+      <w:r>
+        <w:rPr>
+          <w:rtl w:val="0"/>
+        </w:rPr>
+      </w:r>
     </w:p>
     <w:p>
       <w:pPr>
@@ -2012,16 +2530,17 @@
           <w:numId w:val="4"/>
         </w:numPr>
         <w:pBdr>
-          <w:top w:color="auto" w:space="0" w:sz="0" w:val="none"/>
-          <w:bottom w:color="auto" w:space="7" w:sz="0" w:val="none"/>
-          <w:right w:color="auto" w:space="0" w:sz="0" w:val="none"/>
-        </w:pBdr>
-        <w:spacing w:after="0" w:afterAutospacing="0" w:before="0" w:beforeAutospacing="0" w:line="240" w:lineRule="auto"/>
-        <w:ind w:left="720" w:hanging="360"/>
-      </w:pPr>
-      <w:r>
-        <w:rPr>
-          <w:rFonts w:ascii="Arial Unicode MS" w:cs="Arial Unicode MS" w:eastAsia="Arial Unicode MS" w:hAnsi="Arial Unicode MS"/>
+          <w:top w:color="000000" w:space="0" w:sz="0" w:val="none"/>
+          <w:bottom w:color="000000" w:space="7" w:sz="0" w:val="none"/>
+          <w:right w:color="000000" w:space="0" w:sz="0" w:val="none"/>
+        </w:pBdr>
+        <w:spacing w:after="0" w:before="0" w:line="240" w:lineRule="auto"/>
+        <w:ind w:left="720" w:hanging="360"/>
+        <w:rPr/>
+      </w:pPr>
+      <w:r>
+        <w:rPr>
+          <w:rFonts w:ascii="Arimo" w:cs="Arimo" w:eastAsia="Arimo" w:hAnsi="Arimo"/>
           <w:color w:val="333333"/>
           <w:sz w:val="24"/>
           <w:szCs w:val="24"/>
@@ -2029,6 +2548,11 @@
         </w:rPr>
         <w:t xml:space="preserve">・温度耐久（温度衝撃）：-21℃～50℃の急激な温度変化において連続3時間の温度耐久試験</w:t>
       </w:r>
+      <w:r>
+        <w:rPr>
+          <w:rtl w:val="0"/>
+        </w:rPr>
+      </w:r>
     </w:p>
     <w:p>
       <w:pPr>
@@ -2037,16 +2561,17 @@
           <w:numId w:val="4"/>
         </w:numPr>
         <w:pBdr>
-          <w:top w:color="auto" w:space="0" w:sz="0" w:val="none"/>
-          <w:bottom w:color="auto" w:space="7" w:sz="0" w:val="none"/>
-          <w:right w:color="auto" w:space="0" w:sz="0" w:val="none"/>
-        </w:pBdr>
-        <w:spacing w:after="0" w:afterAutospacing="0" w:before="0" w:beforeAutospacing="0" w:line="240" w:lineRule="auto"/>
-        <w:ind w:left="720" w:hanging="360"/>
-      </w:pPr>
-      <w:r>
-        <w:rPr>
-          <w:rFonts w:ascii="Arial Unicode MS" w:cs="Arial Unicode MS" w:eastAsia="Arial Unicode MS" w:hAnsi="Arial Unicode MS"/>
+          <w:top w:color="000000" w:space="0" w:sz="0" w:val="none"/>
+          <w:bottom w:color="000000" w:space="7" w:sz="0" w:val="none"/>
+          <w:right w:color="000000" w:space="0" w:sz="0" w:val="none"/>
+        </w:pBdr>
+        <w:spacing w:after="0" w:before="0" w:line="240" w:lineRule="auto"/>
+        <w:ind w:left="720" w:hanging="360"/>
+        <w:rPr/>
+      </w:pPr>
+      <w:r>
+        <w:rPr>
+          <w:rFonts w:ascii="Arimo" w:cs="Arimo" w:eastAsia="Arimo" w:hAnsi="Arimo"/>
           <w:color w:val="333333"/>
           <w:sz w:val="24"/>
           <w:szCs w:val="24"/>
@@ -2054,6 +2579,11 @@
         </w:rPr>
         <w:t xml:space="preserve">・低圧保管：連続2時間（57.2kPa/高度約4,572m相当）の低圧保管試験</w:t>
       </w:r>
+      <w:r>
+        <w:rPr>
+          <w:rtl w:val="0"/>
+        </w:rPr>
+      </w:r>
     </w:p>
     <w:p>
       <w:pPr>
@@ -2062,16 +2592,17 @@
           <w:numId w:val="4"/>
         </w:numPr>
         <w:pBdr>
-          <w:top w:color="auto" w:space="0" w:sz="0" w:val="none"/>
-          <w:bottom w:color="auto" w:space="7" w:sz="0" w:val="none"/>
-          <w:right w:color="auto" w:space="0" w:sz="0" w:val="none"/>
-        </w:pBdr>
-        <w:spacing w:after="0" w:afterAutospacing="0" w:before="0" w:beforeAutospacing="0" w:line="240" w:lineRule="auto"/>
-        <w:ind w:left="720" w:hanging="360"/>
-      </w:pPr>
-      <w:r>
-        <w:rPr>
-          <w:rFonts w:ascii="Arial Unicode MS" w:cs="Arial Unicode MS" w:eastAsia="Arial Unicode MS" w:hAnsi="Arial Unicode MS"/>
+          <w:top w:color="000000" w:space="0" w:sz="0" w:val="none"/>
+          <w:bottom w:color="000000" w:space="7" w:sz="0" w:val="none"/>
+          <w:right w:color="000000" w:space="0" w:sz="0" w:val="none"/>
+        </w:pBdr>
+        <w:spacing w:after="0" w:before="0" w:line="240" w:lineRule="auto"/>
+        <w:ind w:left="720" w:hanging="360"/>
+        <w:rPr/>
+      </w:pPr>
+      <w:r>
+        <w:rPr>
+          <w:rFonts w:ascii="Arimo" w:cs="Arimo" w:eastAsia="Arimo" w:hAnsi="Arimo"/>
           <w:color w:val="333333"/>
           <w:sz w:val="24"/>
           <w:szCs w:val="24"/>
@@ -2079,6 +2610,11 @@
         </w:rPr>
         <w:t xml:space="preserve">・低圧動作：連続2時間（57.2kPa/高度約4,572m相当）の低圧動作試験</w:t>
       </w:r>
+      <w:r>
+        <w:rPr>
+          <w:rtl w:val="0"/>
+        </w:rPr>
+      </w:r>
     </w:p>
     <w:p>
       <w:pPr>
@@ -2087,16 +2623,17 @@
           <w:numId w:val="4"/>
         </w:numPr>
         <w:pBdr>
-          <w:top w:color="auto" w:space="0" w:sz="0" w:val="none"/>
-          <w:bottom w:color="auto" w:space="7" w:sz="0" w:val="none"/>
-          <w:right w:color="auto" w:space="0" w:sz="0" w:val="none"/>
-        </w:pBdr>
-        <w:spacing w:after="0" w:afterAutospacing="0" w:before="0" w:beforeAutospacing="0" w:line="240" w:lineRule="auto"/>
-        <w:ind w:left="720" w:hanging="360"/>
-      </w:pPr>
-      <w:r>
-        <w:rPr>
-          <w:rFonts w:ascii="Arial Unicode MS" w:cs="Arial Unicode MS" w:eastAsia="Arial Unicode MS" w:hAnsi="Arial Unicode MS"/>
+          <w:top w:color="000000" w:space="0" w:sz="0" w:val="none"/>
+          <w:bottom w:color="000000" w:space="7" w:sz="0" w:val="none"/>
+          <w:right w:color="000000" w:space="0" w:sz="0" w:val="none"/>
+        </w:pBdr>
+        <w:spacing w:after="0" w:before="0" w:line="240" w:lineRule="auto"/>
+        <w:ind w:left="720" w:hanging="360"/>
+        <w:rPr/>
+      </w:pPr>
+      <w:r>
+        <w:rPr>
+          <w:rFonts w:ascii="Arimo" w:cs="Arimo" w:eastAsia="Arimo" w:hAnsi="Arimo"/>
           <w:color w:val="333333"/>
           <w:sz w:val="24"/>
           <w:szCs w:val="24"/>
@@ -2104,6 +2641,11 @@
         </w:rPr>
         <w:t xml:space="preserve">・氷結（結露）：-10℃で結露や霧を発生させ1時間維持し、25℃、95%RHで動作確認</w:t>
       </w:r>
+      <w:r>
+        <w:rPr>
+          <w:rtl w:val="0"/>
+        </w:rPr>
+      </w:r>
     </w:p>
     <w:p>
       <w:pPr>
@@ -2112,16 +2654,17 @@
           <w:numId w:val="4"/>
         </w:numPr>
         <w:pBdr>
-          <w:top w:color="auto" w:space="0" w:sz="0" w:val="none"/>
-          <w:bottom w:color="auto" w:space="7" w:sz="0" w:val="none"/>
-          <w:right w:color="auto" w:space="0" w:sz="0" w:val="none"/>
-        </w:pBdr>
-        <w:spacing w:after="0" w:before="0" w:line="240" w:lineRule="auto"/>
-        <w:ind w:left="720" w:hanging="360"/>
-      </w:pPr>
-      <w:r>
-        <w:rPr>
-          <w:rFonts w:ascii="Arial Unicode MS" w:cs="Arial Unicode MS" w:eastAsia="Arial Unicode MS" w:hAnsi="Arial Unicode MS"/>
+          <w:top w:color="000000" w:space="0" w:sz="0" w:val="none"/>
+          <w:bottom w:color="000000" w:space="7" w:sz="0" w:val="none"/>
+          <w:right w:color="000000" w:space="0" w:sz="0" w:val="none"/>
+        </w:pBdr>
+        <w:spacing w:after="0" w:before="0" w:line="240" w:lineRule="auto"/>
+        <w:ind w:left="720" w:hanging="360"/>
+        <w:rPr/>
+      </w:pPr>
+      <w:r>
+        <w:rPr>
+          <w:rFonts w:ascii="Arimo" w:cs="Arimo" w:eastAsia="Arimo" w:hAnsi="Arimo"/>
           <w:color w:val="333333"/>
           <w:sz w:val="24"/>
           <w:szCs w:val="24"/>
@@ -2129,25 +2672,30 @@
         </w:rPr>
         <w:t xml:space="preserve">・氷結（氷結）：-10℃環境下で着氷した氷の厚さが6mmになるまで氷結させる試験</w:t>
       </w:r>
-    </w:p>
-    <w:p>
-      <w:pPr>
-        <w:pBdr>
-          <w:top w:color="auto" w:space="0" w:sz="0" w:val="none"/>
-          <w:left w:color="auto" w:space="0" w:sz="0" w:val="none"/>
-          <w:bottom w:color="auto" w:space="7" w:sz="0" w:val="none"/>
-          <w:right w:color="auto" w:space="0" w:sz="0" w:val="none"/>
-        </w:pBdr>
-        <w:spacing w:after="0" w:before="0" w:line="240" w:lineRule="auto"/>
-        <w:rPr>
-          <w:color w:val="333333"/>
-          <w:sz w:val="24"/>
-          <w:szCs w:val="24"/>
-        </w:rPr>
-      </w:pPr>
-      <w:r>
-        <w:rPr>
-          <w:rFonts w:ascii="Arial Unicode MS" w:cs="Arial Unicode MS" w:eastAsia="Arial Unicode MS" w:hAnsi="Arial Unicode MS"/>
+      <w:r>
+        <w:rPr>
+          <w:rtl w:val="0"/>
+        </w:rPr>
+      </w:r>
+    </w:p>
+    <w:p>
+      <w:pPr>
+        <w:pBdr>
+          <w:top w:color="000000" w:space="0" w:sz="0" w:val="none"/>
+          <w:left w:color="000000" w:space="0" w:sz="0" w:val="none"/>
+          <w:bottom w:color="000000" w:space="7" w:sz="0" w:val="none"/>
+          <w:right w:color="000000" w:space="0" w:sz="0" w:val="none"/>
+        </w:pBdr>
+        <w:spacing w:after="0" w:before="0" w:line="240" w:lineRule="auto"/>
+        <w:rPr>
+          <w:color w:val="333333"/>
+          <w:sz w:val="24"/>
+          <w:szCs w:val="24"/>
+        </w:rPr>
+      </w:pPr>
+      <w:r>
+        <w:rPr>
+          <w:rFonts w:ascii="Arimo" w:cs="Arimo" w:eastAsia="Arimo" w:hAnsi="Arimo"/>
           <w:color w:val="333333"/>
           <w:sz w:val="24"/>
           <w:szCs w:val="24"/>
@@ -2155,31 +2703,41 @@
         </w:rPr>
         <w:t xml:space="preserve">を実施。本製品の有する性能は試験環境下での確認であり、実際の使用時すべての状況での全機能の動作を保証するものではありません。</w:t>
       </w:r>
-    </w:p>
-    <w:p>
-      <w:pPr>
-        <w:pBdr>
-          <w:top w:color="auto" w:space="0" w:sz="0" w:val="none"/>
-          <w:left w:color="auto" w:space="0" w:sz="0" w:val="none"/>
-          <w:bottom w:color="auto" w:space="7" w:sz="0" w:val="none"/>
-          <w:right w:color="auto" w:space="0" w:sz="0" w:val="none"/>
-        </w:pBdr>
-        <w:spacing w:after="0" w:before="0" w:line="240" w:lineRule="auto"/>
-        <w:rPr>
-          <w:color w:val="333333"/>
-          <w:sz w:val="24"/>
-          <w:szCs w:val="24"/>
-        </w:rPr>
-      </w:pPr>
-      <w:r>
-        <w:rPr>
-          <w:rFonts w:ascii="Arial Unicode MS" w:cs="Arial Unicode MS" w:eastAsia="Arial Unicode MS" w:hAnsi="Arial Unicode MS"/>
+      <w:r>
+        <w:rPr>
+          <w:rtl w:val="0"/>
+        </w:rPr>
+      </w:r>
+    </w:p>
+    <w:p>
+      <w:pPr>
+        <w:pBdr>
+          <w:top w:color="000000" w:space="0" w:sz="0" w:val="none"/>
+          <w:left w:color="000000" w:space="0" w:sz="0" w:val="none"/>
+          <w:bottom w:color="000000" w:space="7" w:sz="0" w:val="none"/>
+          <w:right w:color="000000" w:space="0" w:sz="0" w:val="none"/>
+        </w:pBdr>
+        <w:spacing w:after="0" w:before="0" w:line="240" w:lineRule="auto"/>
+        <w:rPr>
+          <w:color w:val="333333"/>
+          <w:sz w:val="24"/>
+          <w:szCs w:val="24"/>
+        </w:rPr>
+      </w:pPr>
+      <w:r>
+        <w:rPr>
+          <w:rFonts w:ascii="Arimo" w:cs="Arimo" w:eastAsia="Arimo" w:hAnsi="Arimo"/>
           <w:color w:val="333333"/>
           <w:sz w:val="24"/>
           <w:szCs w:val="24"/>
           <w:rtl w:val="0"/>
         </w:rPr>
         <w:t xml:space="preserve">また、すべての衝撃に対して、無破損、無故障を保証するものではありません。</w:t>
+      </w:r>
+      <w:r>
+        <w:rPr>
+          <w:rtl w:val="0"/>
+        </w:rPr>
       </w:r>
     </w:p>
     <w:p>
@@ -2188,52 +2746,62 @@
         <w:keepNext w:val="0"/>
         <w:keepLines w:val="0"/>
         <w:pBdr>
-          <w:top w:color="auto" w:space="0" w:sz="0" w:val="none"/>
-          <w:left w:color="auto" w:space="0" w:sz="0" w:val="none"/>
-          <w:bottom w:color="auto" w:space="0" w:sz="0" w:val="none"/>
-          <w:right w:color="auto" w:space="0" w:sz="0" w:val="none"/>
-          <w:between w:color="auto" w:space="0" w:sz="0" w:val="none"/>
-        </w:pBdr>
-        <w:spacing w:after="0" w:before="0" w:line="240" w:lineRule="auto"/>
-        <w:rPr>
-          <w:color w:val="333333"/>
-        </w:rPr>
-      </w:pPr>
-      <w:bookmarkStart w:colFirst="0" w:colLast="0" w:name="_2abexo3mpeag" w:id="7"/>
+          <w:top w:color="000000" w:space="0" w:sz="0" w:val="none"/>
+          <w:left w:color="000000" w:space="0" w:sz="0" w:val="none"/>
+          <w:bottom w:color="000000" w:space="0" w:sz="0" w:val="none"/>
+          <w:right w:color="000000" w:space="0" w:sz="0" w:val="none"/>
+          <w:between w:color="000000" w:space="0" w:sz="0" w:val="none"/>
+        </w:pBdr>
+        <w:spacing w:after="0" w:before="0" w:line="240" w:lineRule="auto"/>
+        <w:rPr>
+          <w:color w:val="333333"/>
+        </w:rPr>
+      </w:pPr>
+      <w:bookmarkStart w:colFirst="0" w:colLast="0" w:name="_6iwaizf9gig8" w:id="7"/>
       <w:bookmarkEnd w:id="7"/>
       <w:r>
         <w:rPr>
-          <w:rFonts w:ascii="Arial Unicode MS" w:cs="Arial Unicode MS" w:eastAsia="Arial Unicode MS" w:hAnsi="Arial Unicode MS"/>
+          <w:rFonts w:ascii="Arimo" w:cs="Arimo" w:eastAsia="Arimo" w:hAnsi="Arimo"/>
           <w:color w:val="333333"/>
           <w:rtl w:val="0"/>
         </w:rPr>
         <w:t xml:space="preserve">アルコール除菌シートでの拭き取り試験について</w:t>
       </w:r>
-    </w:p>
-    <w:p>
-      <w:pPr>
-        <w:pBdr>
-          <w:top w:color="auto" w:space="0" w:sz="0" w:val="none"/>
-          <w:left w:color="auto" w:space="0" w:sz="0" w:val="none"/>
-          <w:bottom w:color="auto" w:space="7" w:sz="0" w:val="none"/>
-          <w:right w:color="auto" w:space="0" w:sz="0" w:val="none"/>
-        </w:pBdr>
-        <w:spacing w:after="0" w:before="0" w:line="240" w:lineRule="auto"/>
-        <w:rPr>
-          <w:color w:val="333333"/>
-          <w:sz w:val="24"/>
-          <w:szCs w:val="24"/>
-        </w:rPr>
-      </w:pPr>
-      <w:r>
-        <w:rPr>
-          <w:rFonts w:ascii="Arial Unicode MS" w:cs="Arial Unicode MS" w:eastAsia="Arial Unicode MS" w:hAnsi="Arial Unicode MS"/>
+      <w:r>
+        <w:rPr>
+          <w:rtl w:val="0"/>
+        </w:rPr>
+      </w:r>
+    </w:p>
+    <w:p>
+      <w:pPr>
+        <w:pBdr>
+          <w:top w:color="000000" w:space="0" w:sz="0" w:val="none"/>
+          <w:left w:color="000000" w:space="0" w:sz="0" w:val="none"/>
+          <w:bottom w:color="000000" w:space="7" w:sz="0" w:val="none"/>
+          <w:right w:color="000000" w:space="0" w:sz="0" w:val="none"/>
+        </w:pBdr>
+        <w:spacing w:after="0" w:before="0" w:line="240" w:lineRule="auto"/>
+        <w:rPr>
+          <w:color w:val="333333"/>
+          <w:sz w:val="24"/>
+          <w:szCs w:val="24"/>
+        </w:rPr>
+      </w:pPr>
+      <w:r>
+        <w:rPr>
+          <w:rFonts w:ascii="Arimo" w:cs="Arimo" w:eastAsia="Arimo" w:hAnsi="Arimo"/>
           <w:color w:val="333333"/>
           <w:sz w:val="24"/>
           <w:szCs w:val="24"/>
           <w:rtl w:val="0"/>
         </w:rPr>
         <w:t xml:space="preserve">エタノール70%での1,000回の拭き取り試験を実施。（塗装の剥がれや変色、退色に大きな変化がないことを確認。）</w:t>
+      </w:r>
+      <w:r>
+        <w:rPr>
+          <w:rtl w:val="0"/>
+        </w:rPr>
       </w:r>
     </w:p>
     <w:p>
@@ -2242,27 +2810,32 @@
         <w:keepNext w:val="0"/>
         <w:keepLines w:val="0"/>
         <w:pBdr>
-          <w:top w:color="auto" w:space="0" w:sz="0" w:val="none"/>
-          <w:left w:color="auto" w:space="0" w:sz="0" w:val="none"/>
-          <w:bottom w:color="auto" w:space="0" w:sz="0" w:val="none"/>
-          <w:right w:color="auto" w:space="0" w:sz="0" w:val="none"/>
-          <w:between w:color="auto" w:space="0" w:sz="0" w:val="none"/>
-        </w:pBdr>
-        <w:spacing w:after="0" w:before="0" w:line="240" w:lineRule="auto"/>
-        <w:rPr>
-          <w:color w:val="333333"/>
-        </w:rPr>
-      </w:pPr>
-      <w:bookmarkStart w:colFirst="0" w:colLast="0" w:name="_sn87fyotfv4p" w:id="8"/>
+          <w:top w:color="000000" w:space="0" w:sz="0" w:val="none"/>
+          <w:left w:color="000000" w:space="0" w:sz="0" w:val="none"/>
+          <w:bottom w:color="000000" w:space="0" w:sz="0" w:val="none"/>
+          <w:right w:color="000000" w:space="0" w:sz="0" w:val="none"/>
+          <w:between w:color="000000" w:space="0" w:sz="0" w:val="none"/>
+        </w:pBdr>
+        <w:spacing w:after="0" w:before="0" w:line="240" w:lineRule="auto"/>
+        <w:rPr>
+          <w:color w:val="333333"/>
+        </w:rPr>
+      </w:pPr>
+      <w:bookmarkStart w:colFirst="0" w:colLast="0" w:name="_9st7u5tmkcqd" w:id="8"/>
       <w:bookmarkEnd w:id="8"/>
       <w:r>
         <w:rPr>
-          <w:rFonts w:ascii="Arial Unicode MS" w:cs="Arial Unicode MS" w:eastAsia="Arial Unicode MS" w:hAnsi="Arial Unicode MS"/>
+          <w:rFonts w:ascii="Arimo" w:cs="Arimo" w:eastAsia="Arimo" w:hAnsi="Arimo"/>
           <w:color w:val="333333"/>
           <w:rtl w:val="0"/>
         </w:rPr>
         <w:t xml:space="preserve">商品の表現および仕様に関するご注意・商標一覧</w:t>
       </w:r>
+      <w:r>
+        <w:rPr>
+          <w:rtl w:val="0"/>
+        </w:rPr>
+      </w:r>
     </w:p>
     <w:p>
       <w:pPr>
@@ -2271,16 +2844,17 @@
           <w:numId w:val="6"/>
         </w:numPr>
         <w:pBdr>
-          <w:top w:color="auto" w:space="0" w:sz="0" w:val="none"/>
-          <w:bottom w:color="auto" w:space="7" w:sz="0" w:val="none"/>
-          <w:right w:color="auto" w:space="0" w:sz="0" w:val="none"/>
-        </w:pBdr>
-        <w:spacing w:after="0" w:afterAutospacing="0" w:before="5160" w:line="240" w:lineRule="auto"/>
-        <w:ind w:left="720" w:hanging="360"/>
-      </w:pPr>
-      <w:r>
-        <w:rPr>
-          <w:rFonts w:ascii="Arial Unicode MS" w:cs="Arial Unicode MS" w:eastAsia="Arial Unicode MS" w:hAnsi="Arial Unicode MS"/>
+          <w:top w:color="000000" w:space="0" w:sz="0" w:val="none"/>
+          <w:bottom w:color="000000" w:space="7" w:sz="0" w:val="none"/>
+          <w:right w:color="000000" w:space="0" w:sz="0" w:val="none"/>
+        </w:pBdr>
+        <w:spacing w:after="0" w:before="5160" w:line="240" w:lineRule="auto"/>
+        <w:ind w:left="720" w:hanging="360"/>
+        <w:rPr/>
+      </w:pPr>
+      <w:r>
+        <w:rPr>
+          <w:rFonts w:ascii="Arimo" w:cs="Arimo" w:eastAsia="Arimo" w:hAnsi="Arimo"/>
           <w:color w:val="333333"/>
           <w:sz w:val="24"/>
           <w:szCs w:val="24"/>
@@ -2288,6 +2862,11 @@
         </w:rPr>
         <w:t xml:space="preserve">・商品写真などに関しては、実物と若干異なる場合がありますのでご了承ください。</w:t>
       </w:r>
+      <w:r>
+        <w:rPr>
+          <w:rtl w:val="0"/>
+        </w:rPr>
+      </w:r>
     </w:p>
     <w:p>
       <w:pPr>
@@ -2296,16 +2875,17 @@
           <w:numId w:val="6"/>
         </w:numPr>
         <w:pBdr>
-          <w:top w:color="auto" w:space="0" w:sz="0" w:val="none"/>
-          <w:bottom w:color="auto" w:space="7" w:sz="0" w:val="none"/>
-          <w:right w:color="auto" w:space="0" w:sz="0" w:val="none"/>
-        </w:pBdr>
-        <w:spacing w:after="0" w:afterAutospacing="0" w:before="0" w:beforeAutospacing="0" w:line="240" w:lineRule="auto"/>
-        <w:ind w:left="720" w:hanging="360"/>
-      </w:pPr>
-      <w:r>
-        <w:rPr>
-          <w:rFonts w:ascii="Arial Unicode MS" w:cs="Arial Unicode MS" w:eastAsia="Arial Unicode MS" w:hAnsi="Arial Unicode MS"/>
+          <w:top w:color="000000" w:space="0" w:sz="0" w:val="none"/>
+          <w:bottom w:color="000000" w:space="7" w:sz="0" w:val="none"/>
+          <w:right w:color="000000" w:space="0" w:sz="0" w:val="none"/>
+        </w:pBdr>
+        <w:spacing w:after="0" w:before="0" w:line="240" w:lineRule="auto"/>
+        <w:ind w:left="720" w:hanging="360"/>
+        <w:rPr/>
+      </w:pPr>
+      <w:r>
+        <w:rPr>
+          <w:rFonts w:ascii="Arimo" w:cs="Arimo" w:eastAsia="Arimo" w:hAnsi="Arimo"/>
           <w:color w:val="333333"/>
           <w:sz w:val="24"/>
           <w:szCs w:val="24"/>
@@ -2313,6 +2893,11 @@
         </w:rPr>
         <w:t xml:space="preserve">・掲載の画面はハメコミ合成であり、イメージです。実物と若干異なる場合がありますのでご了承ください。</w:t>
       </w:r>
+      <w:r>
+        <w:rPr>
+          <w:rtl w:val="0"/>
+        </w:rPr>
+      </w:r>
     </w:p>
     <w:p>
       <w:pPr>
@@ -2321,16 +2906,17 @@
           <w:numId w:val="6"/>
         </w:numPr>
         <w:pBdr>
-          <w:top w:color="auto" w:space="0" w:sz="0" w:val="none"/>
-          <w:bottom w:color="auto" w:space="7" w:sz="0" w:val="none"/>
-          <w:right w:color="auto" w:space="0" w:sz="0" w:val="none"/>
-        </w:pBdr>
-        <w:spacing w:after="0" w:afterAutospacing="0" w:before="0" w:beforeAutospacing="0" w:line="240" w:lineRule="auto"/>
-        <w:ind w:left="720" w:hanging="360"/>
-      </w:pPr>
-      <w:r>
-        <w:rPr>
-          <w:rFonts w:ascii="Arial Unicode MS" w:cs="Arial Unicode MS" w:eastAsia="Arial Unicode MS" w:hAnsi="Arial Unicode MS"/>
+          <w:top w:color="000000" w:space="0" w:sz="0" w:val="none"/>
+          <w:bottom w:color="000000" w:space="7" w:sz="0" w:val="none"/>
+          <w:right w:color="000000" w:space="0" w:sz="0" w:val="none"/>
+        </w:pBdr>
+        <w:spacing w:after="0" w:before="0" w:line="240" w:lineRule="auto"/>
+        <w:ind w:left="720" w:hanging="360"/>
+        <w:rPr/>
+      </w:pPr>
+      <w:r>
+        <w:rPr>
+          <w:rFonts w:ascii="Arimo" w:cs="Arimo" w:eastAsia="Arimo" w:hAnsi="Arimo"/>
           <w:color w:val="333333"/>
           <w:sz w:val="24"/>
           <w:szCs w:val="24"/>
@@ -2338,6 +2924,11 @@
         </w:rPr>
         <w:t xml:space="preserve">・仕様およびデザインは性能・機能向上のため、変更になる場合があります。</w:t>
       </w:r>
+      <w:r>
+        <w:rPr>
+          <w:rtl w:val="0"/>
+        </w:rPr>
+      </w:r>
     </w:p>
     <w:p>
       <w:pPr>
@@ -2346,16 +2937,17 @@
           <w:numId w:val="6"/>
         </w:numPr>
         <w:pBdr>
-          <w:top w:color="auto" w:space="0" w:sz="0" w:val="none"/>
-          <w:bottom w:color="auto" w:space="7" w:sz="0" w:val="none"/>
-          <w:right w:color="auto" w:space="0" w:sz="0" w:val="none"/>
-        </w:pBdr>
-        <w:spacing w:after="0" w:afterAutospacing="0" w:before="0" w:beforeAutospacing="0" w:line="240" w:lineRule="auto"/>
-        <w:ind w:left="720" w:hanging="360"/>
-      </w:pPr>
-      <w:r>
-        <w:rPr>
-          <w:rFonts w:ascii="Arial Unicode MS" w:cs="Arial Unicode MS" w:eastAsia="Arial Unicode MS" w:hAnsi="Arial Unicode MS"/>
+          <w:top w:color="000000" w:space="0" w:sz="0" w:val="none"/>
+          <w:bottom w:color="000000" w:space="7" w:sz="0" w:val="none"/>
+          <w:right w:color="000000" w:space="0" w:sz="0" w:val="none"/>
+        </w:pBdr>
+        <w:spacing w:after="0" w:before="0" w:line="240" w:lineRule="auto"/>
+        <w:ind w:left="720" w:hanging="360"/>
+        <w:rPr/>
+      </w:pPr>
+      <w:r>
+        <w:rPr>
+          <w:rFonts w:ascii="Arimo" w:cs="Arimo" w:eastAsia="Arimo" w:hAnsi="Arimo"/>
           <w:color w:val="333333"/>
           <w:sz w:val="24"/>
           <w:szCs w:val="24"/>
@@ -2363,6 +2955,11 @@
         </w:rPr>
         <w:t xml:space="preserve">・「AQUOS／アクオス」「リッチカラーテクノロジーモバイル／Rich color technology Mobile」「エモパー／emopa」「ProPix」「楽ともリンク」「アウトドアビュー」「インテリジェントチャージ」「AQUOS」ロゴ、「AQUOS sense4 lite」ロゴ、「IGZO」ロゴは、シャープ株式会社の登録商標または商標です。</w:t>
       </w:r>
+      <w:r>
+        <w:rPr>
+          <w:rtl w:val="0"/>
+        </w:rPr>
+      </w:r>
     </w:p>
     <w:p>
       <w:pPr>
@@ -2371,16 +2968,17 @@
           <w:numId w:val="6"/>
         </w:numPr>
         <w:pBdr>
-          <w:top w:color="auto" w:space="0" w:sz="0" w:val="none"/>
-          <w:bottom w:color="auto" w:space="7" w:sz="0" w:val="none"/>
-          <w:right w:color="auto" w:space="0" w:sz="0" w:val="none"/>
-        </w:pBdr>
-        <w:spacing w:after="0" w:afterAutospacing="0" w:before="0" w:beforeAutospacing="0" w:line="240" w:lineRule="auto"/>
-        <w:ind w:left="720" w:hanging="360"/>
-      </w:pPr>
-      <w:r>
-        <w:rPr>
-          <w:rFonts w:ascii="Arial Unicode MS" w:cs="Arial Unicode MS" w:eastAsia="Arial Unicode MS" w:hAnsi="Arial Unicode MS"/>
+          <w:top w:color="000000" w:space="0" w:sz="0" w:val="none"/>
+          <w:bottom w:color="000000" w:space="7" w:sz="0" w:val="none"/>
+          <w:right w:color="000000" w:space="0" w:sz="0" w:val="none"/>
+        </w:pBdr>
+        <w:spacing w:after="0" w:before="0" w:line="240" w:lineRule="auto"/>
+        <w:ind w:left="720" w:hanging="360"/>
+        <w:rPr/>
+      </w:pPr>
+      <w:r>
+        <w:rPr>
+          <w:rFonts w:ascii="Arimo" w:cs="Arimo" w:eastAsia="Arimo" w:hAnsi="Arimo"/>
           <w:color w:val="333333"/>
           <w:sz w:val="24"/>
           <w:szCs w:val="24"/>
@@ -2388,6 +2986,11 @@
         </w:rPr>
         <w:t xml:space="preserve">・Google、Android、Google Play、YouTube、およびその他のマークは Google LLC の商標です。</w:t>
       </w:r>
+      <w:r>
+        <w:rPr>
+          <w:rtl w:val="0"/>
+        </w:rPr>
+      </w:r>
     </w:p>
     <w:p>
       <w:pPr>
@@ -2396,16 +2999,17 @@
           <w:numId w:val="6"/>
         </w:numPr>
         <w:pBdr>
-          <w:top w:color="auto" w:space="0" w:sz="0" w:val="none"/>
-          <w:bottom w:color="auto" w:space="7" w:sz="0" w:val="none"/>
-          <w:right w:color="auto" w:space="0" w:sz="0" w:val="none"/>
-        </w:pBdr>
-        <w:spacing w:after="0" w:afterAutospacing="0" w:before="0" w:beforeAutospacing="0" w:line="240" w:lineRule="auto"/>
-        <w:ind w:left="720" w:hanging="360"/>
-      </w:pPr>
-      <w:r>
-        <w:rPr>
-          <w:rFonts w:ascii="Arial Unicode MS" w:cs="Arial Unicode MS" w:eastAsia="Arial Unicode MS" w:hAnsi="Arial Unicode MS"/>
+          <w:top w:color="000000" w:space="0" w:sz="0" w:val="none"/>
+          <w:bottom w:color="000000" w:space="7" w:sz="0" w:val="none"/>
+          <w:right w:color="000000" w:space="0" w:sz="0" w:val="none"/>
+        </w:pBdr>
+        <w:spacing w:after="0" w:before="0" w:line="240" w:lineRule="auto"/>
+        <w:ind w:left="720" w:hanging="360"/>
+        <w:rPr/>
+      </w:pPr>
+      <w:r>
+        <w:rPr>
+          <w:rFonts w:ascii="Arimo" w:cs="Arimo" w:eastAsia="Arimo" w:hAnsi="Arimo"/>
           <w:color w:val="333333"/>
           <w:sz w:val="24"/>
           <w:szCs w:val="24"/>
@@ -2413,6 +3017,11 @@
         </w:rPr>
         <w:t xml:space="preserve">・QualcommおよびSnapdragonは米国およびその他の国々で登録されたQualcomm Incorporatedの商標です。Qualcomm SnapdragonはQualcomm Technologies, Inc.またはその子会社の製品です。Snapdragon Elite Gaming™はQualcomm Incorporatedの商標です。</w:t>
       </w:r>
+      <w:r>
+        <w:rPr>
+          <w:rtl w:val="0"/>
+        </w:rPr>
+      </w:r>
     </w:p>
     <w:p>
       <w:pPr>
@@ -2421,16 +3030,17 @@
           <w:numId w:val="6"/>
         </w:numPr>
         <w:pBdr>
-          <w:top w:color="auto" w:space="0" w:sz="0" w:val="none"/>
-          <w:bottom w:color="auto" w:space="7" w:sz="0" w:val="none"/>
-          <w:right w:color="auto" w:space="0" w:sz="0" w:val="none"/>
-        </w:pBdr>
-        <w:spacing w:after="0" w:afterAutospacing="0" w:before="0" w:beforeAutospacing="0" w:line="240" w:lineRule="auto"/>
-        <w:ind w:left="720" w:hanging="360"/>
-      </w:pPr>
-      <w:r>
-        <w:rPr>
-          <w:rFonts w:ascii="Arial Unicode MS" w:cs="Arial Unicode MS" w:eastAsia="Arial Unicode MS" w:hAnsi="Arial Unicode MS"/>
+          <w:top w:color="000000" w:space="0" w:sz="0" w:val="none"/>
+          <w:bottom w:color="000000" w:space="7" w:sz="0" w:val="none"/>
+          <w:right w:color="000000" w:space="0" w:sz="0" w:val="none"/>
+        </w:pBdr>
+        <w:spacing w:after="0" w:before="0" w:line="240" w:lineRule="auto"/>
+        <w:ind w:left="720" w:hanging="360"/>
+        <w:rPr/>
+      </w:pPr>
+      <w:r>
+        <w:rPr>
+          <w:rFonts w:ascii="Arimo" w:cs="Arimo" w:eastAsia="Arimo" w:hAnsi="Arimo"/>
           <w:color w:val="333333"/>
           <w:sz w:val="24"/>
           <w:szCs w:val="24"/>
@@ -2438,6 +3048,11 @@
         </w:rPr>
         <w:t xml:space="preserve">・Wi-Fi®は、Wi-Fi Alliance® の登録商標です。</w:t>
       </w:r>
+      <w:r>
+        <w:rPr>
+          <w:rtl w:val="0"/>
+        </w:rPr>
+      </w:r>
     </w:p>
     <w:p>
       <w:pPr>
@@ -2446,16 +3061,17 @@
           <w:numId w:val="6"/>
         </w:numPr>
         <w:pBdr>
-          <w:top w:color="auto" w:space="0" w:sz="0" w:val="none"/>
-          <w:bottom w:color="auto" w:space="7" w:sz="0" w:val="none"/>
-          <w:right w:color="auto" w:space="0" w:sz="0" w:val="none"/>
-        </w:pBdr>
-        <w:spacing w:after="0" w:afterAutospacing="0" w:before="0" w:beforeAutospacing="0" w:line="240" w:lineRule="auto"/>
-        <w:ind w:left="720" w:hanging="360"/>
-      </w:pPr>
-      <w:r>
-        <w:rPr>
-          <w:rFonts w:ascii="Arial Unicode MS" w:cs="Arial Unicode MS" w:eastAsia="Arial Unicode MS" w:hAnsi="Arial Unicode MS"/>
+          <w:top w:color="000000" w:space="0" w:sz="0" w:val="none"/>
+          <w:bottom w:color="000000" w:space="7" w:sz="0" w:val="none"/>
+          <w:right w:color="000000" w:space="0" w:sz="0" w:val="none"/>
+        </w:pBdr>
+        <w:spacing w:after="0" w:before="0" w:line="240" w:lineRule="auto"/>
+        <w:ind w:left="720" w:hanging="360"/>
+        <w:rPr/>
+      </w:pPr>
+      <w:r>
+        <w:rPr>
+          <w:rFonts w:ascii="Arimo" w:cs="Arimo" w:eastAsia="Arimo" w:hAnsi="Arimo"/>
           <w:color w:val="333333"/>
           <w:sz w:val="24"/>
           <w:szCs w:val="24"/>
@@ -2463,6 +3079,11 @@
         </w:rPr>
         <w:t xml:space="preserve">・文字変換は、オムロンソフトウェア株式会社のiWnnを使用しています。iWnn © OMRON SOFTWARE Co., Ltd. 2008-2020 All Rights Reserved. iWnn IME © OMRON SOFTWARE Co., Ltd. 2009-2020 All Rights Reserved.</w:t>
       </w:r>
+      <w:r>
+        <w:rPr>
+          <w:rtl w:val="0"/>
+        </w:rPr>
+      </w:r>
     </w:p>
     <w:p>
       <w:pPr>
@@ -2471,16 +3092,17 @@
           <w:numId w:val="6"/>
         </w:numPr>
         <w:pBdr>
-          <w:top w:color="auto" w:space="0" w:sz="0" w:val="none"/>
-          <w:bottom w:color="auto" w:space="7" w:sz="0" w:val="none"/>
-          <w:right w:color="auto" w:space="0" w:sz="0" w:val="none"/>
-        </w:pBdr>
-        <w:spacing w:after="0" w:afterAutospacing="0" w:before="0" w:beforeAutospacing="0" w:line="240" w:lineRule="auto"/>
-        <w:ind w:left="720" w:hanging="360"/>
-      </w:pPr>
-      <w:r>
-        <w:rPr>
-          <w:rFonts w:ascii="Arial Unicode MS" w:cs="Arial Unicode MS" w:eastAsia="Arial Unicode MS" w:hAnsi="Arial Unicode MS"/>
+          <w:top w:color="000000" w:space="0" w:sz="0" w:val="none"/>
+          <w:bottom w:color="000000" w:space="7" w:sz="0" w:val="none"/>
+          <w:right w:color="000000" w:space="0" w:sz="0" w:val="none"/>
+        </w:pBdr>
+        <w:spacing w:after="0" w:before="0" w:line="240" w:lineRule="auto"/>
+        <w:ind w:left="720" w:hanging="360"/>
+        <w:rPr/>
+      </w:pPr>
+      <w:r>
+        <w:rPr>
+          <w:rFonts w:ascii="Arimo" w:cs="Arimo" w:eastAsia="Arimo" w:hAnsi="Arimo"/>
           <w:color w:val="333333"/>
           <w:sz w:val="24"/>
           <w:szCs w:val="24"/>
@@ -2488,6 +3110,11 @@
         </w:rPr>
         <w:t xml:space="preserve">・FeliCaは、ソニー株式会社が開発した非接触ICカードの技術方式です。FeliCaは、ソニー株式会社の登録商標です。FeliCa is a contactless IC card technology developed by Sony Corporation. FeliCa is a trademark of Sony Corporation.</w:t>
       </w:r>
+      <w:r>
+        <w:rPr>
+          <w:rtl w:val="0"/>
+        </w:rPr>
+      </w:r>
     </w:p>
     <w:p>
       <w:pPr>
@@ -2496,16 +3123,17 @@
           <w:numId w:val="6"/>
         </w:numPr>
         <w:pBdr>
-          <w:top w:color="auto" w:space="0" w:sz="0" w:val="none"/>
-          <w:bottom w:color="auto" w:space="7" w:sz="0" w:val="none"/>
-          <w:right w:color="auto" w:space="0" w:sz="0" w:val="none"/>
-        </w:pBdr>
-        <w:spacing w:after="0" w:afterAutospacing="0" w:before="0" w:beforeAutospacing="0" w:line="240" w:lineRule="auto"/>
-        <w:ind w:left="720" w:hanging="360"/>
-      </w:pPr>
-      <w:r>
-        <w:rPr>
-          <w:rFonts w:ascii="Arial Unicode MS" w:cs="Arial Unicode MS" w:eastAsia="Arial Unicode MS" w:hAnsi="Arial Unicode MS"/>
+          <w:top w:color="000000" w:space="0" w:sz="0" w:val="none"/>
+          <w:bottom w:color="000000" w:space="7" w:sz="0" w:val="none"/>
+          <w:right w:color="000000" w:space="0" w:sz="0" w:val="none"/>
+        </w:pBdr>
+        <w:spacing w:after="0" w:before="0" w:line="240" w:lineRule="auto"/>
+        <w:ind w:left="720" w:hanging="360"/>
+        <w:rPr/>
+      </w:pPr>
+      <w:r>
+        <w:rPr>
+          <w:rFonts w:ascii="Arimo" w:cs="Arimo" w:eastAsia="Arimo" w:hAnsi="Arimo"/>
           <w:color w:val="333333"/>
           <w:sz w:val="24"/>
           <w:szCs w:val="24"/>
@@ -2523,7 +3151,7 @@
           <wp:inline distB="114300" distT="114300" distL="114300" distR="114300">
             <wp:extent cx="247650" cy="190500"/>
             <wp:effectExtent b="0" l="0" r="0" t="0"/>
-            <wp:docPr descr="フェリカ" id="1" name="image2.png"/>
+            <wp:docPr descr="フェリカ" id="2" name="image2.png"/>
             <a:graphic>
               <a:graphicData uri="http://schemas.openxmlformats.org/drawingml/2006/picture">
                 <pic:pic>
@@ -2554,7 +3182,7 @@
       </w:r>
       <w:r>
         <w:rPr>
-          <w:rFonts w:ascii="Arial Unicode MS" w:cs="Arial Unicode MS" w:eastAsia="Arial Unicode MS" w:hAnsi="Arial Unicode MS"/>
+          <w:rFonts w:ascii="Arimo" w:cs="Arimo" w:eastAsia="Arimo" w:hAnsi="Arimo"/>
           <w:color w:val="333333"/>
           <w:sz w:val="24"/>
           <w:szCs w:val="24"/>
@@ -2562,6 +3190,11 @@
         </w:rPr>
         <w:t xml:space="preserve">はフェリカネットワークス株式会社の登録商標です。</w:t>
       </w:r>
+      <w:r>
+        <w:rPr>
+          <w:rtl w:val="0"/>
+        </w:rPr>
+      </w:r>
     </w:p>
     <w:p>
       <w:pPr>
@@ -2570,16 +3203,17 @@
           <w:numId w:val="6"/>
         </w:numPr>
         <w:pBdr>
-          <w:top w:color="auto" w:space="0" w:sz="0" w:val="none"/>
-          <w:bottom w:color="auto" w:space="7" w:sz="0" w:val="none"/>
-          <w:right w:color="auto" w:space="0" w:sz="0" w:val="none"/>
-        </w:pBdr>
-        <w:spacing w:after="0" w:afterAutospacing="0" w:before="0" w:beforeAutospacing="0" w:line="240" w:lineRule="auto"/>
-        <w:ind w:left="720" w:hanging="360"/>
-      </w:pPr>
-      <w:r>
-        <w:rPr>
-          <w:rFonts w:ascii="Arial Unicode MS" w:cs="Arial Unicode MS" w:eastAsia="Arial Unicode MS" w:hAnsi="Arial Unicode MS"/>
+          <w:top w:color="000000" w:space="0" w:sz="0" w:val="none"/>
+          <w:bottom w:color="000000" w:space="7" w:sz="0" w:val="none"/>
+          <w:right w:color="000000" w:space="0" w:sz="0" w:val="none"/>
+        </w:pBdr>
+        <w:spacing w:after="0" w:before="0" w:line="240" w:lineRule="auto"/>
+        <w:ind w:left="720" w:hanging="360"/>
+        <w:rPr/>
+      </w:pPr>
+      <w:r>
+        <w:rPr>
+          <w:rFonts w:ascii="Arimo" w:cs="Arimo" w:eastAsia="Arimo" w:hAnsi="Arimo"/>
           <w:color w:val="333333"/>
           <w:sz w:val="24"/>
           <w:szCs w:val="24"/>
@@ -2587,6 +3221,11 @@
         </w:rPr>
         <w:t xml:space="preserve">・「おサイフケータイ」は、株式会社NTTドコモの登録商標です。 </w:t>
       </w:r>
+      <w:r>
+        <w:rPr>
+          <w:rtl w:val="0"/>
+        </w:rPr>
+      </w:r>
     </w:p>
     <w:p>
       <w:pPr>
@@ -2595,16 +3234,17 @@
           <w:numId w:val="6"/>
         </w:numPr>
         <w:pBdr>
-          <w:top w:color="auto" w:space="0" w:sz="0" w:val="none"/>
-          <w:bottom w:color="auto" w:space="7" w:sz="0" w:val="none"/>
-          <w:right w:color="auto" w:space="0" w:sz="0" w:val="none"/>
-        </w:pBdr>
-        <w:spacing w:after="0" w:afterAutospacing="0" w:before="0" w:beforeAutospacing="0" w:line="240" w:lineRule="auto"/>
-        <w:ind w:left="720" w:hanging="360"/>
-      </w:pPr>
-      <w:r>
-        <w:rPr>
-          <w:rFonts w:ascii="Arial Unicode MS" w:cs="Arial Unicode MS" w:eastAsia="Arial Unicode MS" w:hAnsi="Arial Unicode MS"/>
+          <w:top w:color="000000" w:space="0" w:sz="0" w:val="none"/>
+          <w:bottom w:color="000000" w:space="7" w:sz="0" w:val="none"/>
+          <w:right w:color="000000" w:space="0" w:sz="0" w:val="none"/>
+        </w:pBdr>
+        <w:spacing w:after="0" w:before="0" w:line="240" w:lineRule="auto"/>
+        <w:ind w:left="720" w:hanging="360"/>
+        <w:rPr/>
+      </w:pPr>
+      <w:r>
+        <w:rPr>
+          <w:rFonts w:ascii="Arimo" w:cs="Arimo" w:eastAsia="Arimo" w:hAnsi="Arimo"/>
           <w:color w:val="333333"/>
           <w:sz w:val="24"/>
           <w:szCs w:val="24"/>
@@ -2612,6 +3252,11 @@
         </w:rPr>
         <w:t xml:space="preserve">・QRコードは株式会社デンソーウェーブの登録商標です。</w:t>
       </w:r>
+      <w:r>
+        <w:rPr>
+          <w:rtl w:val="0"/>
+        </w:rPr>
+      </w:r>
     </w:p>
     <w:p>
       <w:pPr>
@@ -2620,16 +3265,17 @@
           <w:numId w:val="6"/>
         </w:numPr>
         <w:pBdr>
-          <w:top w:color="auto" w:space="0" w:sz="0" w:val="none"/>
-          <w:bottom w:color="auto" w:space="7" w:sz="0" w:val="none"/>
-          <w:right w:color="auto" w:space="0" w:sz="0" w:val="none"/>
-        </w:pBdr>
-        <w:spacing w:after="0" w:afterAutospacing="0" w:before="0" w:beforeAutospacing="0" w:line="240" w:lineRule="auto"/>
-        <w:ind w:left="720" w:hanging="360"/>
-      </w:pPr>
-      <w:r>
-        <w:rPr>
-          <w:rFonts w:ascii="Arial Unicode MS" w:cs="Arial Unicode MS" w:eastAsia="Arial Unicode MS" w:hAnsi="Arial Unicode MS"/>
+          <w:top w:color="000000" w:space="0" w:sz="0" w:val="none"/>
+          <w:bottom w:color="000000" w:space="7" w:sz="0" w:val="none"/>
+          <w:right w:color="000000" w:space="0" w:sz="0" w:val="none"/>
+        </w:pBdr>
+        <w:spacing w:after="0" w:before="0" w:line="240" w:lineRule="auto"/>
+        <w:ind w:left="720" w:hanging="360"/>
+        <w:rPr/>
+      </w:pPr>
+      <w:r>
+        <w:rPr>
+          <w:rFonts w:ascii="Arimo" w:cs="Arimo" w:eastAsia="Arimo" w:hAnsi="Arimo"/>
           <w:color w:val="333333"/>
           <w:sz w:val="24"/>
           <w:szCs w:val="24"/>
@@ -2637,6 +3283,11 @@
         </w:rPr>
         <w:t xml:space="preserve">・OracleとJavaは、Oracle Corporationおよびその子会社、関連会社の米国およびその他の国における登録商標です。文中の社名、商品名などは各社の商標または登録商標である場合があります。</w:t>
       </w:r>
+      <w:r>
+        <w:rPr>
+          <w:rtl w:val="0"/>
+        </w:rPr>
+      </w:r>
     </w:p>
     <w:p>
       <w:pPr>
@@ -2645,16 +3296,17 @@
           <w:numId w:val="6"/>
         </w:numPr>
         <w:pBdr>
-          <w:top w:color="auto" w:space="0" w:sz="0" w:val="none"/>
-          <w:bottom w:color="auto" w:space="7" w:sz="0" w:val="none"/>
-          <w:right w:color="auto" w:space="0" w:sz="0" w:val="none"/>
-        </w:pBdr>
-        <w:spacing w:after="0" w:afterAutospacing="0" w:before="0" w:beforeAutospacing="0" w:line="240" w:lineRule="auto"/>
-        <w:ind w:left="720" w:hanging="360"/>
-      </w:pPr>
-      <w:r>
-        <w:rPr>
-          <w:rFonts w:ascii="Arial Unicode MS" w:cs="Arial Unicode MS" w:eastAsia="Arial Unicode MS" w:hAnsi="Arial Unicode MS"/>
+          <w:top w:color="000000" w:space="0" w:sz="0" w:val="none"/>
+          <w:bottom w:color="000000" w:space="7" w:sz="0" w:val="none"/>
+          <w:right w:color="000000" w:space="0" w:sz="0" w:val="none"/>
+        </w:pBdr>
+        <w:spacing w:after="0" w:before="0" w:line="240" w:lineRule="auto"/>
+        <w:ind w:left="720" w:hanging="360"/>
+        <w:rPr/>
+      </w:pPr>
+      <w:r>
+        <w:rPr>
+          <w:rFonts w:ascii="Arimo" w:cs="Arimo" w:eastAsia="Arimo" w:hAnsi="Arimo"/>
           <w:color w:val="333333"/>
           <w:sz w:val="24"/>
           <w:szCs w:val="24"/>
@@ -2662,6 +3314,11 @@
         </w:rPr>
         <w:t xml:space="preserve">・Hi-Res Audioロゴ、Hi-Res Audio Wirelessロゴは、日本オーディオ協会の登録商標、または商標です。</w:t>
       </w:r>
+      <w:r>
+        <w:rPr>
+          <w:rtl w:val="0"/>
+        </w:rPr>
+      </w:r>
     </w:p>
     <w:p>
       <w:pPr>
@@ -2670,16 +3327,17 @@
           <w:numId w:val="6"/>
         </w:numPr>
         <w:pBdr>
-          <w:top w:color="auto" w:space="0" w:sz="0" w:val="none"/>
-          <w:bottom w:color="auto" w:space="7" w:sz="0" w:val="none"/>
-          <w:right w:color="auto" w:space="0" w:sz="0" w:val="none"/>
-        </w:pBdr>
-        <w:spacing w:after="0" w:afterAutospacing="0" w:before="0" w:beforeAutospacing="0" w:line="240" w:lineRule="auto"/>
-        <w:ind w:left="720" w:hanging="360"/>
-      </w:pPr>
-      <w:r>
-        <w:rPr>
-          <w:rFonts w:ascii="Arial Unicode MS" w:cs="Arial Unicode MS" w:eastAsia="Arial Unicode MS" w:hAnsi="Arial Unicode MS"/>
+          <w:top w:color="000000" w:space="0" w:sz="0" w:val="none"/>
+          <w:bottom w:color="000000" w:space="7" w:sz="0" w:val="none"/>
+          <w:right w:color="000000" w:space="0" w:sz="0" w:val="none"/>
+        </w:pBdr>
+        <w:spacing w:after="0" w:before="0" w:line="240" w:lineRule="auto"/>
+        <w:ind w:left="720" w:hanging="360"/>
+        <w:rPr/>
+      </w:pPr>
+      <w:r>
+        <w:rPr>
+          <w:rFonts w:ascii="Arimo" w:cs="Arimo" w:eastAsia="Arimo" w:hAnsi="Arimo"/>
           <w:color w:val="333333"/>
           <w:sz w:val="24"/>
           <w:szCs w:val="24"/>
@@ -2687,6 +3345,11 @@
         </w:rPr>
         <w:t xml:space="preserve">・LDACおよびLDACロゴはソニー株式会社の商標です。</w:t>
       </w:r>
+      <w:r>
+        <w:rPr>
+          <w:rtl w:val="0"/>
+        </w:rPr>
+      </w:r>
     </w:p>
     <w:p>
       <w:pPr>
@@ -2695,16 +3358,17 @@
           <w:numId w:val="6"/>
         </w:numPr>
         <w:pBdr>
-          <w:top w:color="auto" w:space="0" w:sz="0" w:val="none"/>
-          <w:bottom w:color="auto" w:space="7" w:sz="0" w:val="none"/>
-          <w:right w:color="auto" w:space="0" w:sz="0" w:val="none"/>
-        </w:pBdr>
-        <w:spacing w:after="0" w:afterAutospacing="0" w:before="0" w:beforeAutospacing="0" w:line="240" w:lineRule="auto"/>
-        <w:ind w:left="720" w:hanging="360"/>
-      </w:pPr>
-      <w:r>
-        <w:rPr>
-          <w:rFonts w:ascii="Arial Unicode MS" w:cs="Arial Unicode MS" w:eastAsia="Arial Unicode MS" w:hAnsi="Arial Unicode MS"/>
+          <w:top w:color="000000" w:space="0" w:sz="0" w:val="none"/>
+          <w:bottom w:color="000000" w:space="7" w:sz="0" w:val="none"/>
+          <w:right w:color="000000" w:space="0" w:sz="0" w:val="none"/>
+        </w:pBdr>
+        <w:spacing w:after="0" w:before="0" w:line="240" w:lineRule="auto"/>
+        <w:ind w:left="720" w:hanging="360"/>
+        <w:rPr/>
+      </w:pPr>
+      <w:r>
+        <w:rPr>
+          <w:rFonts w:ascii="Arimo" w:cs="Arimo" w:eastAsia="Arimo" w:hAnsi="Arimo"/>
           <w:color w:val="333333"/>
           <w:sz w:val="24"/>
           <w:szCs w:val="24"/>
@@ -2712,6 +3376,11 @@
         </w:rPr>
         <w:t xml:space="preserve">・本製品には株式会社モリサワの書体、新ゴR、新ゴMを搭載しています。「新ゴ」は、株式会社モリサワの登録商標です。</w:t>
       </w:r>
+      <w:r>
+        <w:rPr>
+          <w:rtl w:val="0"/>
+        </w:rPr>
+      </w:r>
     </w:p>
     <w:p>
       <w:pPr>
@@ -2720,16 +3389,17 @@
           <w:numId w:val="6"/>
         </w:numPr>
         <w:pBdr>
-          <w:top w:color="auto" w:space="0" w:sz="0" w:val="none"/>
-          <w:bottom w:color="auto" w:space="7" w:sz="0" w:val="none"/>
-          <w:right w:color="auto" w:space="0" w:sz="0" w:val="none"/>
-        </w:pBdr>
-        <w:spacing w:after="0" w:afterAutospacing="0" w:before="0" w:beforeAutospacing="0" w:line="240" w:lineRule="auto"/>
-        <w:ind w:left="720" w:hanging="360"/>
-      </w:pPr>
-      <w:r>
-        <w:rPr>
-          <w:rFonts w:ascii="Arial Unicode MS" w:cs="Arial Unicode MS" w:eastAsia="Arial Unicode MS" w:hAnsi="Arial Unicode MS"/>
+          <w:top w:color="000000" w:space="0" w:sz="0" w:val="none"/>
+          <w:bottom w:color="000000" w:space="7" w:sz="0" w:val="none"/>
+          <w:right w:color="000000" w:space="0" w:sz="0" w:val="none"/>
+        </w:pBdr>
+        <w:spacing w:after="0" w:before="0" w:line="240" w:lineRule="auto"/>
+        <w:ind w:left="720" w:hanging="360"/>
+        <w:rPr/>
+      </w:pPr>
+      <w:r>
+        <w:rPr>
+          <w:rFonts w:ascii="Arimo" w:cs="Arimo" w:eastAsia="Arimo" w:hAnsi="Arimo"/>
           <w:color w:val="333333"/>
           <w:sz w:val="24"/>
           <w:szCs w:val="24"/>
@@ -2737,6 +3407,11 @@
         </w:rPr>
         <w:t xml:space="preserve">・USB Type-CはUSB Implementers Forumの商標です。</w:t>
       </w:r>
+      <w:r>
+        <w:rPr>
+          <w:rtl w:val="0"/>
+        </w:rPr>
+      </w:r>
     </w:p>
     <w:p>
       <w:pPr>
@@ -2745,16 +3420,17 @@
           <w:numId w:val="6"/>
         </w:numPr>
         <w:pBdr>
-          <w:top w:color="auto" w:space="0" w:sz="0" w:val="none"/>
-          <w:bottom w:color="auto" w:space="7" w:sz="0" w:val="none"/>
-          <w:right w:color="auto" w:space="0" w:sz="0" w:val="none"/>
-        </w:pBdr>
-        <w:spacing w:after="0" w:afterAutospacing="0" w:before="0" w:beforeAutospacing="0" w:line="240" w:lineRule="auto"/>
-        <w:ind w:left="720" w:hanging="360"/>
-      </w:pPr>
-      <w:r>
-        <w:rPr>
-          <w:rFonts w:ascii="Arial Unicode MS" w:cs="Arial Unicode MS" w:eastAsia="Arial Unicode MS" w:hAnsi="Arial Unicode MS"/>
+          <w:top w:color="000000" w:space="0" w:sz="0" w:val="none"/>
+          <w:bottom w:color="000000" w:space="7" w:sz="0" w:val="none"/>
+          <w:right w:color="000000" w:space="0" w:sz="0" w:val="none"/>
+        </w:pBdr>
+        <w:spacing w:after="0" w:before="0" w:line="240" w:lineRule="auto"/>
+        <w:ind w:left="720" w:hanging="360"/>
+        <w:rPr/>
+      </w:pPr>
+      <w:r>
+        <w:rPr>
+          <w:rFonts w:ascii="Arimo" w:cs="Arimo" w:eastAsia="Arimo" w:hAnsi="Arimo"/>
           <w:color w:val="333333"/>
           <w:sz w:val="24"/>
           <w:szCs w:val="24"/>
@@ -2762,6 +3438,11 @@
         </w:rPr>
         <w:t xml:space="preserve">・「ラジスマ」「ラジスマ」ロゴは、株式会社radikoの登録商標です。</w:t>
       </w:r>
+      <w:r>
+        <w:rPr>
+          <w:rtl w:val="0"/>
+        </w:rPr>
+      </w:r>
     </w:p>
     <w:p>
       <w:pPr>
@@ -2770,16 +3451,17 @@
           <w:numId w:val="6"/>
         </w:numPr>
         <w:pBdr>
-          <w:top w:color="auto" w:space="0" w:sz="0" w:val="none"/>
-          <w:bottom w:color="auto" w:space="7" w:sz="0" w:val="none"/>
-          <w:right w:color="auto" w:space="0" w:sz="0" w:val="none"/>
-        </w:pBdr>
-        <w:spacing w:after="3000" w:before="0" w:beforeAutospacing="0" w:line="240" w:lineRule="auto"/>
-        <w:ind w:left="720" w:hanging="360"/>
-      </w:pPr>
-      <w:r>
-        <w:rPr>
-          <w:rFonts w:ascii="Arial Unicode MS" w:cs="Arial Unicode MS" w:eastAsia="Arial Unicode MS" w:hAnsi="Arial Unicode MS"/>
+          <w:top w:color="000000" w:space="0" w:sz="0" w:val="none"/>
+          <w:bottom w:color="000000" w:space="7" w:sz="0" w:val="none"/>
+          <w:right w:color="000000" w:space="0" w:sz="0" w:val="none"/>
+        </w:pBdr>
+        <w:spacing w:after="3000" w:before="0" w:line="240" w:lineRule="auto"/>
+        <w:ind w:left="720" w:hanging="360"/>
+        <w:rPr/>
+      </w:pPr>
+      <w:r>
+        <w:rPr>
+          <w:rFonts w:ascii="Arimo" w:cs="Arimo" w:eastAsia="Arimo" w:hAnsi="Arimo"/>
           <w:color w:val="333333"/>
           <w:sz w:val="24"/>
           <w:szCs w:val="24"/>
@@ -2787,24 +3469,25 @@
         </w:rPr>
         <w:t xml:space="preserve">・掲載されている会社名、商品名は、各社の商標または登録商標です。</w:t>
       </w:r>
-    </w:p>
-    <w:p>
-      <w:pPr>
-        <w:numPr>
-          <w:ilvl w:val="0"/>
-          <w:numId w:val="6"/>
-        </w:numPr>
-        <w:pBdr>
-          <w:top w:color="auto" w:space="0" w:sz="0" w:val="none"/>
-          <w:bottom w:color="auto" w:space="7" w:sz="0" w:val="none"/>
-          <w:right w:color="auto" w:space="0" w:sz="0" w:val="none"/>
+      <w:r>
+        <w:rPr>
+          <w:rtl w:val="0"/>
+        </w:rPr>
+      </w:r>
+    </w:p>
+    <w:p>
+      <w:pPr>
+        <w:pBdr>
+          <w:top w:color="000000" w:space="0" w:sz="0" w:val="none"/>
+          <w:bottom w:color="000000" w:space="7" w:sz="0" w:val="none"/>
+          <w:right w:color="000000" w:space="0" w:sz="0" w:val="none"/>
         </w:pBdr>
         <w:spacing w:after="0" w:before="5160" w:line="240" w:lineRule="auto"/>
-        <w:ind w:left="720" w:hanging="360"/>
-      </w:pPr>
-      <w:r>
-        <w:rPr>
-          <w:rFonts w:ascii="Arial Unicode MS" w:cs="Arial Unicode MS" w:eastAsia="Arial Unicode MS" w:hAnsi="Arial Unicode MS"/>
+        <w:rPr/>
+      </w:pPr>
+      <w:r>
+        <w:rPr>
+          <w:rFonts w:ascii="Arimo" w:cs="Arimo" w:eastAsia="Arimo" w:hAnsi="Arimo"/>
           <w:color w:val="333333"/>
           <w:sz w:val="24"/>
           <w:szCs w:val="24"/>
@@ -2812,61 +3495,81 @@
         </w:rPr>
         <w:t xml:space="preserve">・記載内容は2020年11月現在のものです。</w:t>
       </w:r>
+      <w:r>
+        <w:rPr>
+          <w:rtl w:val="0"/>
+        </w:rPr>
+      </w:r>
     </w:p>
     <w:p>
       <w:pPr>
         <w:pStyle w:val="Heading1"/>
         <w:pBdr>
-          <w:top w:color="auto" w:space="0" w:sz="0" w:val="none"/>
-          <w:bottom w:color="auto" w:space="7" w:sz="0" w:val="none"/>
-          <w:right w:color="auto" w:space="0" w:sz="0" w:val="none"/>
-        </w:pBdr>
-        <w:spacing w:after="0" w:before="0" w:line="240" w:lineRule="auto"/>
-        <w:rPr/>
-      </w:pPr>
-      <w:bookmarkStart w:colFirst="0" w:colLast="0" w:name="_lgva1bp77gfy" w:id="9"/>
+          <w:top w:color="000000" w:space="0" w:sz="0" w:val="none"/>
+          <w:bottom w:color="000000" w:space="7" w:sz="0" w:val="none"/>
+          <w:right w:color="000000" w:space="0" w:sz="0" w:val="none"/>
+        </w:pBdr>
+        <w:spacing w:after="0" w:before="0" w:line="240" w:lineRule="auto"/>
+        <w:rPr/>
+      </w:pPr>
+      <w:bookmarkStart w:colFirst="0" w:colLast="0" w:name="_ab4o73mhf01q" w:id="9"/>
       <w:bookmarkEnd w:id="9"/>
       <w:r>
         <w:rPr>
-          <w:rFonts w:ascii="Arial Unicode MS" w:cs="Arial Unicode MS" w:eastAsia="Arial Unicode MS" w:hAnsi="Arial Unicode MS"/>
+          <w:rFonts w:ascii="Arimo" w:cs="Arimo" w:eastAsia="Arimo" w:hAnsi="Arimo"/>
           <w:rtl w:val="0"/>
         </w:rPr>
         <w:t xml:space="preserve">申し込み</w:t>
       </w:r>
-    </w:p>
-    <w:p>
-      <w:pPr>
-        <w:rPr/>
-      </w:pPr>
-      <w:r>
-        <w:rPr>
-          <w:rtl w:val="0"/>
-        </w:rPr>
-      </w:r>
-    </w:p>
-    <w:p>
-      <w:pPr>
-        <w:rPr/>
-      </w:pPr>
-      <w:r>
-        <w:rPr>
-          <w:rFonts w:ascii="Arial Unicode MS" w:cs="Arial Unicode MS" w:eastAsia="Arial Unicode MS" w:hAnsi="Arial Unicode MS"/>
+      <w:r>
+        <w:rPr>
+          <w:rtl w:val="0"/>
+        </w:rPr>
+      </w:r>
+    </w:p>
+    <w:p>
+      <w:pPr>
+        <w:rPr/>
+      </w:pPr>
+      <w:r>
+        <w:rPr>
+          <w:rtl w:val="0"/>
+        </w:rPr>
+      </w:r>
+    </w:p>
+    <w:p>
+      <w:pPr>
+        <w:rPr/>
+      </w:pPr>
+      <w:r>
+        <w:rPr>
+          <w:rFonts w:ascii="Arimo" w:cs="Arimo" w:eastAsia="Arimo" w:hAnsi="Arimo"/>
           <w:rtl w:val="0"/>
         </w:rPr>
         <w:t xml:space="preserve">[楽天モバイル]お申し込み完了のお知らせ</w:t>
       </w:r>
-    </w:p>
-    <w:p>
-      <w:pPr>
-        <w:rPr/>
-      </w:pPr>
-      <w:r>
-        <w:rPr>
-          <w:rFonts w:ascii="Arial Unicode MS" w:cs="Arial Unicode MS" w:eastAsia="Arial Unicode MS" w:hAnsi="Arial Unicode MS"/>
+      <w:r>
+        <w:rPr>
+          <w:rtl w:val="0"/>
+        </w:rPr>
+      </w:r>
+    </w:p>
+    <w:p>
+      <w:pPr>
+        <w:rPr/>
+      </w:pPr>
+      <w:r>
+        <w:rPr>
+          <w:rFonts w:ascii="Arimo" w:cs="Arimo" w:eastAsia="Arimo" w:hAnsi="Arimo"/>
           <w:rtl w:val="0"/>
         </w:rPr>
         <w:t xml:space="preserve">受信トレイ</w:t>
       </w:r>
+      <w:r>
+        <w:rPr>
+          <w:rtl w:val="0"/>
+        </w:rPr>
+      </w:r>
     </w:p>
     <w:p>
       <w:pPr>
@@ -2895,23 +3598,33 @@
       </w:pPr>
       <w:r>
         <w:rPr>
-          <w:rFonts w:ascii="Arial Unicode MS" w:cs="Arial Unicode MS" w:eastAsia="Arial Unicode MS" w:hAnsi="Arial Unicode MS"/>
+          <w:rFonts w:ascii="Arimo" w:cs="Arimo" w:eastAsia="Arimo" w:hAnsi="Arimo"/>
           <w:rtl w:val="0"/>
         </w:rPr>
         <w:t xml:space="preserve">14:38 (1 時間前)</w:t>
       </w:r>
-    </w:p>
-    <w:p>
-      <w:pPr>
-        <w:rPr/>
-      </w:pPr>
-      <w:r>
-        <w:rPr>
-          <w:rFonts w:ascii="Arial Unicode MS" w:cs="Arial Unicode MS" w:eastAsia="Arial Unicode MS" w:hAnsi="Arial Unicode MS"/>
+      <w:r>
+        <w:rPr>
+          <w:rtl w:val="0"/>
+        </w:rPr>
+      </w:r>
+    </w:p>
+    <w:p>
+      <w:pPr>
+        <w:rPr/>
+      </w:pPr>
+      <w:r>
+        <w:rPr>
+          <w:rFonts w:ascii="Arimo" w:cs="Arimo" w:eastAsia="Arimo" w:hAnsi="Arimo"/>
           <w:rtl w:val="0"/>
         </w:rPr>
         <w:t xml:space="preserve">To 自分</w:t>
       </w:r>
+      <w:r>
+        <w:rPr>
+          <w:rtl w:val="0"/>
+        </w:rPr>
+      </w:r>
     </w:p>
     <w:p>
       <w:pPr>
@@ -2960,81 +3673,111 @@
       </w:pPr>
       <w:r>
         <w:rPr>
-          <w:rFonts w:ascii="Arial Unicode MS" w:cs="Arial Unicode MS" w:eastAsia="Arial Unicode MS" w:hAnsi="Arial Unicode MS"/>
+          <w:rFonts w:ascii="Arimo" w:cs="Arimo" w:eastAsia="Arimo" w:hAnsi="Arimo"/>
           <w:rtl w:val="0"/>
         </w:rPr>
         <w:t xml:space="preserve">坂本 治 様</w:t>
       </w:r>
-    </w:p>
-    <w:p>
-      <w:pPr>
-        <w:rPr/>
-      </w:pPr>
-      <w:r>
-        <w:rPr>
-          <w:rFonts w:ascii="Arial Unicode MS" w:cs="Arial Unicode MS" w:eastAsia="Arial Unicode MS" w:hAnsi="Arial Unicode MS"/>
+      <w:r>
+        <w:rPr>
+          <w:rtl w:val="0"/>
+        </w:rPr>
+      </w:r>
+    </w:p>
+    <w:p>
+      <w:pPr>
+        <w:rPr/>
+      </w:pPr>
+      <w:r>
+        <w:rPr>
+          <w:rFonts w:ascii="Arimo" w:cs="Arimo" w:eastAsia="Arimo" w:hAnsi="Arimo"/>
           <w:rtl w:val="0"/>
         </w:rPr>
         <w:t xml:space="preserve">[楽天モバイル]お申し込み完了のお知らせ</w:t>
       </w:r>
-    </w:p>
-    <w:p>
-      <w:pPr>
-        <w:rPr/>
-      </w:pPr>
-      <w:r>
-        <w:rPr>
-          <w:rFonts w:ascii="Arial Unicode MS" w:cs="Arial Unicode MS" w:eastAsia="Arial Unicode MS" w:hAnsi="Arial Unicode MS"/>
+      <w:r>
+        <w:rPr>
+          <w:rtl w:val="0"/>
+        </w:rPr>
+      </w:r>
+    </w:p>
+    <w:p>
+      <w:pPr>
+        <w:rPr/>
+      </w:pPr>
+      <w:r>
+        <w:rPr>
+          <w:rFonts w:ascii="Arimo" w:cs="Arimo" w:eastAsia="Arimo" w:hAnsi="Arimo"/>
           <w:rtl w:val="0"/>
         </w:rPr>
         <w:t xml:space="preserve">楽天モバイルをお申し込みいただき、誠にありがとうございます。</w:t>
       </w:r>
-    </w:p>
-    <w:p>
-      <w:pPr>
-        <w:rPr/>
-      </w:pPr>
-      <w:r>
-        <w:rPr>
-          <w:rFonts w:ascii="Arial Unicode MS" w:cs="Arial Unicode MS" w:eastAsia="Arial Unicode MS" w:hAnsi="Arial Unicode MS"/>
+      <w:r>
+        <w:rPr>
+          <w:rtl w:val="0"/>
+        </w:rPr>
+      </w:r>
+    </w:p>
+    <w:p>
+      <w:pPr>
+        <w:rPr/>
+      </w:pPr>
+      <w:r>
+        <w:rPr>
+          <w:rFonts w:ascii="Arimo" w:cs="Arimo" w:eastAsia="Arimo" w:hAnsi="Arimo"/>
           <w:rtl w:val="0"/>
         </w:rPr>
         <w:t xml:space="preserve">以下の内容で承りました。</w:t>
       </w:r>
-    </w:p>
-    <w:p>
-      <w:pPr>
-        <w:rPr/>
-      </w:pPr>
-      <w:r>
-        <w:rPr>
-          <w:rtl w:val="0"/>
-        </w:rPr>
-      </w:r>
-    </w:p>
-    <w:p>
-      <w:pPr>
-        <w:rPr/>
-      </w:pPr>
-      <w:r>
-        <w:rPr>
-          <w:rFonts w:ascii="Arial Unicode MS" w:cs="Arial Unicode MS" w:eastAsia="Arial Unicode MS" w:hAnsi="Arial Unicode MS"/>
+      <w:r>
+        <w:rPr>
+          <w:rtl w:val="0"/>
+        </w:rPr>
+      </w:r>
+    </w:p>
+    <w:p>
+      <w:pPr>
+        <w:rPr/>
+      </w:pPr>
+      <w:r>
+        <w:rPr>
+          <w:rtl w:val="0"/>
+        </w:rPr>
+      </w:r>
+    </w:p>
+    <w:p>
+      <w:pPr>
+        <w:rPr/>
+      </w:pPr>
+      <w:r>
+        <w:rPr>
+          <w:rFonts w:ascii="Arimo" w:cs="Arimo" w:eastAsia="Arimo" w:hAnsi="Arimo"/>
           <w:rtl w:val="0"/>
         </w:rPr>
         <w:t xml:space="preserve">お申し込み内容</w:t>
       </w:r>
-    </w:p>
-    <w:p>
-      <w:pPr>
-        <w:rPr/>
-      </w:pPr>
-      <w:r>
-        <w:rPr>
-          <w:rFonts w:ascii="Arial Unicode MS" w:cs="Arial Unicode MS" w:eastAsia="Arial Unicode MS" w:hAnsi="Arial Unicode MS"/>
+      <w:r>
+        <w:rPr>
+          <w:rtl w:val="0"/>
+        </w:rPr>
+      </w:r>
+    </w:p>
+    <w:p>
+      <w:pPr>
+        <w:rPr/>
+      </w:pPr>
+      <w:r>
+        <w:rPr>
+          <w:rFonts w:ascii="Arimo" w:cs="Arimo" w:eastAsia="Arimo" w:hAnsi="Arimo"/>
           <w:rtl w:val="0"/>
         </w:rPr>
         <w:t xml:space="preserve">お申し込み番号</w:t>
       </w:r>
+      <w:r>
+        <w:rPr>
+          <w:rtl w:val="0"/>
+        </w:rPr>
+      </w:r>
     </w:p>
     <w:p>
       <w:pPr>
@@ -3053,11 +3796,16 @@
       </w:pPr>
       <w:r>
         <w:rPr>
-          <w:rFonts w:ascii="Arial Unicode MS" w:cs="Arial Unicode MS" w:eastAsia="Arial Unicode MS" w:hAnsi="Arial Unicode MS"/>
+          <w:rFonts w:ascii="Arimo" w:cs="Arimo" w:eastAsia="Arimo" w:hAnsi="Arimo"/>
           <w:rtl w:val="0"/>
         </w:rPr>
         <w:t xml:space="preserve">プラン</w:t>
       </w:r>
+      <w:r>
+        <w:rPr>
+          <w:rtl w:val="0"/>
+        </w:rPr>
+      </w:r>
     </w:p>
     <w:p>
       <w:pPr>
@@ -3076,35 +3824,50 @@
       </w:pPr>
       <w:r>
         <w:rPr>
-          <w:rFonts w:ascii="Arial Unicode MS" w:cs="Arial Unicode MS" w:eastAsia="Arial Unicode MS" w:hAnsi="Arial Unicode MS"/>
+          <w:rFonts w:ascii="Arimo" w:cs="Arimo" w:eastAsia="Arimo" w:hAnsi="Arimo"/>
           <w:rtl w:val="0"/>
         </w:rPr>
         <w:t xml:space="preserve">製品</w:t>
       </w:r>
-    </w:p>
-    <w:p>
-      <w:pPr>
-        <w:rPr/>
-      </w:pPr>
-      <w:r>
-        <w:rPr>
-          <w:rFonts w:ascii="Arial Unicode MS" w:cs="Arial Unicode MS" w:eastAsia="Arial Unicode MS" w:hAnsi="Arial Unicode MS"/>
+      <w:r>
+        <w:rPr>
+          <w:rtl w:val="0"/>
+        </w:rPr>
+      </w:r>
+    </w:p>
+    <w:p>
+      <w:pPr>
+        <w:rPr/>
+      </w:pPr>
+      <w:r>
+        <w:rPr>
+          <w:rFonts w:ascii="Arimo" w:cs="Arimo" w:eastAsia="Arimo" w:hAnsi="Arimo"/>
           <w:rtl w:val="0"/>
         </w:rPr>
         <w:t xml:space="preserve">AQUOS sense4 lite ブラック</w:t>
       </w:r>
-    </w:p>
-    <w:p>
-      <w:pPr>
-        <w:rPr/>
-      </w:pPr>
-      <w:r>
-        <w:rPr>
-          <w:rFonts w:ascii="Arial Unicode MS" w:cs="Arial Unicode MS" w:eastAsia="Arial Unicode MS" w:hAnsi="Arial Unicode MS"/>
+      <w:r>
+        <w:rPr>
+          <w:rtl w:val="0"/>
+        </w:rPr>
+      </w:r>
+    </w:p>
+    <w:p>
+      <w:pPr>
+        <w:rPr/>
+      </w:pPr>
+      <w:r>
+        <w:rPr>
+          <w:rFonts w:ascii="Arimo" w:cs="Arimo" w:eastAsia="Arimo" w:hAnsi="Arimo"/>
           <w:rtl w:val="0"/>
         </w:rPr>
         <w:t xml:space="preserve">SIMタイプ</w:t>
       </w:r>
+      <w:r>
+        <w:rPr>
+          <w:rtl w:val="0"/>
+        </w:rPr>
+      </w:r>
     </w:p>
     <w:p>
       <w:pPr>
@@ -3123,11 +3886,16 @@
       </w:pPr>
       <w:r>
         <w:rPr>
-          <w:rFonts w:ascii="Arial Unicode MS" w:cs="Arial Unicode MS" w:eastAsia="Arial Unicode MS" w:hAnsi="Arial Unicode MS"/>
+          <w:rFonts w:ascii="Arimo" w:cs="Arimo" w:eastAsia="Arimo" w:hAnsi="Arimo"/>
           <w:rtl w:val="0"/>
         </w:rPr>
         <w:t xml:space="preserve">配送状況は下記リンクの「my 楽天モバイル」よりご確認ください。</w:t>
       </w:r>
+      <w:r>
+        <w:rPr>
+          <w:rtl w:val="0"/>
+        </w:rPr>
+      </w:r>
     </w:p>
     <w:p>
       <w:pPr>
@@ -3146,35 +3914,50 @@
       </w:pPr>
       <w:r>
         <w:rPr>
-          <w:rFonts w:ascii="Arial Unicode MS" w:cs="Arial Unicode MS" w:eastAsia="Arial Unicode MS" w:hAnsi="Arial Unicode MS"/>
+          <w:rFonts w:ascii="Arimo" w:cs="Arimo" w:eastAsia="Arimo" w:hAnsi="Arimo"/>
           <w:rtl w:val="0"/>
         </w:rPr>
         <w:t xml:space="preserve">その他、お申し込みの詳細やオプションの加入等も上記リンク先よりご利用いただけます。</w:t>
       </w:r>
-    </w:p>
-    <w:p>
-      <w:pPr>
-        <w:rPr/>
-      </w:pPr>
-      <w:r>
-        <w:rPr>
-          <w:rFonts w:ascii="Arial Unicode MS" w:cs="Arial Unicode MS" w:eastAsia="Arial Unicode MS" w:hAnsi="Arial Unicode MS"/>
+      <w:r>
+        <w:rPr>
+          <w:rtl w:val="0"/>
+        </w:rPr>
+      </w:r>
+    </w:p>
+    <w:p>
+      <w:pPr>
+        <w:rPr/>
+      </w:pPr>
+      <w:r>
+        <w:rPr>
+          <w:rFonts w:ascii="Arimo" w:cs="Arimo" w:eastAsia="Arimo" w:hAnsi="Arimo"/>
           <w:rtl w:val="0"/>
         </w:rPr>
         <w:t xml:space="preserve">※システムメンテナンス中にお申し込みをされた場合、上記リンク「my 楽天モバイル」からご利用となる電話番号をご確認いただけます。</w:t>
       </w:r>
-    </w:p>
-    <w:p>
-      <w:pPr>
-        <w:rPr/>
-      </w:pPr>
-      <w:r>
-        <w:rPr>
-          <w:rFonts w:ascii="Arial Unicode MS" w:cs="Arial Unicode MS" w:eastAsia="Arial Unicode MS" w:hAnsi="Arial Unicode MS"/>
+      <w:r>
+        <w:rPr>
+          <w:rtl w:val="0"/>
+        </w:rPr>
+      </w:r>
+    </w:p>
+    <w:p>
+      <w:pPr>
+        <w:rPr/>
+      </w:pPr>
+      <w:r>
+        <w:rPr>
+          <w:rFonts w:ascii="Arimo" w:cs="Arimo" w:eastAsia="Arimo" w:hAnsi="Arimo"/>
           <w:rtl w:val="0"/>
         </w:rPr>
         <w:t xml:space="preserve">※契約書のダウンロードは「my 楽天モバイル」または下記リンクをご参照ください</w:t>
       </w:r>
+      <w:r>
+        <w:rPr>
+          <w:rtl w:val="0"/>
+        </w:rPr>
+      </w:r>
     </w:p>
     <w:p>
       <w:pPr>
@@ -3203,31 +3986,41 @@
       </w:pPr>
       <w:r>
         <w:rPr>
-          <w:rFonts w:ascii="Arial Unicode MS" w:cs="Arial Unicode MS" w:eastAsia="Arial Unicode MS" w:hAnsi="Arial Unicode MS"/>
+          <w:rFonts w:ascii="Arimo" w:cs="Arimo" w:eastAsia="Arimo" w:hAnsi="Arimo"/>
           <w:rtl w:val="0"/>
         </w:rPr>
         <w:t xml:space="preserve">今後の流れ</w:t>
       </w:r>
-    </w:p>
-    <w:p>
-      <w:pPr>
-        <w:rPr/>
-      </w:pPr>
-      <w:r>
-        <w:rPr>
-          <w:rFonts w:ascii="Arial Unicode MS" w:cs="Arial Unicode MS" w:eastAsia="Arial Unicode MS" w:hAnsi="Arial Unicode MS"/>
+      <w:r>
+        <w:rPr>
+          <w:rtl w:val="0"/>
+        </w:rPr>
+      </w:r>
+    </w:p>
+    <w:p>
+      <w:pPr>
+        <w:rPr/>
+      </w:pPr>
+      <w:r>
+        <w:rPr>
+          <w:rFonts w:ascii="Arimo" w:cs="Arimo" w:eastAsia="Arimo" w:hAnsi="Arimo"/>
           <w:rtl w:val="0"/>
         </w:rPr>
         <w:t xml:space="preserve">※お申し込み内容により、手順が異なります。</w:t>
       </w:r>
-    </w:p>
-    <w:p>
-      <w:pPr>
-        <w:rPr/>
-      </w:pPr>
-      <w:r>
-        <w:rPr>
-          <w:rFonts w:ascii="Arial Unicode MS" w:cs="Arial Unicode MS" w:eastAsia="Arial Unicode MS" w:hAnsi="Arial Unicode MS"/>
+      <w:r>
+        <w:rPr>
+          <w:rtl w:val="0"/>
+        </w:rPr>
+      </w:r>
+    </w:p>
+    <w:p>
+      <w:pPr>
+        <w:rPr/>
+      </w:pPr>
+      <w:r>
+        <w:rPr>
+          <w:rFonts w:ascii="Arimo" w:cs="Arimo" w:eastAsia="Arimo" w:hAnsi="Arimo"/>
           <w:rtl w:val="0"/>
         </w:rPr>
         <w:t xml:space="preserve">1</w:t>
@@ -3235,38 +4028,53 @@
         <w:tab/>
         <w:t xml:space="preserve">製品・SIMカード等の配送</w:t>
       </w:r>
-    </w:p>
-    <w:p>
-      <w:pPr>
-        <w:rPr/>
-      </w:pPr>
-      <w:r>
-        <w:rPr>
-          <w:rFonts w:ascii="Arial Unicode MS" w:cs="Arial Unicode MS" w:eastAsia="Arial Unicode MS" w:hAnsi="Arial Unicode MS"/>
+      <w:r>
+        <w:rPr>
+          <w:rtl w:val="0"/>
+        </w:rPr>
+      </w:r>
+    </w:p>
+    <w:p>
+      <w:pPr>
+        <w:rPr/>
+      </w:pPr>
+      <w:r>
+        <w:rPr>
+          <w:rFonts w:ascii="Arimo" w:cs="Arimo" w:eastAsia="Arimo" w:hAnsi="Arimo"/>
           <w:rtl w:val="0"/>
         </w:rPr>
         <w:t xml:space="preserve">お申し込みいただいたご住所宛てに配送いたします。配送希望日のご入力がない場合は、最短翌日にお届けします。</w:t>
       </w:r>
-    </w:p>
-    <w:p>
-      <w:pPr>
-        <w:rPr/>
-      </w:pPr>
-      <w:r>
-        <w:rPr>
-          <w:rFonts w:ascii="Arial Unicode MS" w:cs="Arial Unicode MS" w:eastAsia="Arial Unicode MS" w:hAnsi="Arial Unicode MS"/>
+      <w:r>
+        <w:rPr>
+          <w:rtl w:val="0"/>
+        </w:rPr>
+      </w:r>
+    </w:p>
+    <w:p>
+      <w:pPr>
+        <w:rPr/>
+      </w:pPr>
+      <w:r>
+        <w:rPr>
+          <w:rFonts w:ascii="Arimo" w:cs="Arimo" w:eastAsia="Arimo" w:hAnsi="Arimo"/>
           <w:rtl w:val="0"/>
         </w:rPr>
         <w:t xml:space="preserve">発送が完了した際に「発送完了メール」をお送りいたします。</w:t>
       </w:r>
-    </w:p>
-    <w:p>
-      <w:pPr>
-        <w:rPr/>
-      </w:pPr>
-      <w:r>
-        <w:rPr>
-          <w:rFonts w:ascii="Arial Unicode MS" w:cs="Arial Unicode MS" w:eastAsia="Arial Unicode MS" w:hAnsi="Arial Unicode MS"/>
+      <w:r>
+        <w:rPr>
+          <w:rtl w:val="0"/>
+        </w:rPr>
+      </w:r>
+    </w:p>
+    <w:p>
+      <w:pPr>
+        <w:rPr/>
+      </w:pPr>
+      <w:r>
+        <w:rPr>
+          <w:rFonts w:ascii="Arimo" w:cs="Arimo" w:eastAsia="Arimo" w:hAnsi="Arimo"/>
           <w:rtl w:val="0"/>
         </w:rPr>
         <w:t xml:space="preserve">2</w:t>
@@ -3274,78 +4082,113 @@
         <w:tab/>
         <w:t xml:space="preserve">受け取り・利用開始</w:t>
       </w:r>
-    </w:p>
-    <w:p>
-      <w:pPr>
-        <w:rPr/>
-      </w:pPr>
-      <w:r>
-        <w:rPr>
-          <w:rFonts w:ascii="Arial Unicode MS" w:cs="Arial Unicode MS" w:eastAsia="Arial Unicode MS" w:hAnsi="Arial Unicode MS"/>
+      <w:r>
+        <w:rPr>
+          <w:rtl w:val="0"/>
+        </w:rPr>
+      </w:r>
+    </w:p>
+    <w:p>
+      <w:pPr>
+        <w:rPr/>
+      </w:pPr>
+      <w:r>
+        <w:rPr>
+          <w:rFonts w:ascii="Arimo" w:cs="Arimo" w:eastAsia="Arimo" w:hAnsi="Arimo"/>
           <w:rtl w:val="0"/>
         </w:rPr>
         <w:t xml:space="preserve">スタートガイドをご参考いただき、初期設定、開通手続き、Rakuten Linkアプリのインストールを行なってください。</w:t>
       </w:r>
-    </w:p>
-    <w:p>
-      <w:pPr>
-        <w:rPr/>
-      </w:pPr>
-      <w:r>
-        <w:rPr>
-          <w:rFonts w:ascii="Arial Unicode MS" w:cs="Arial Unicode MS" w:eastAsia="Arial Unicode MS" w:hAnsi="Arial Unicode MS"/>
+      <w:r>
+        <w:rPr>
+          <w:rtl w:val="0"/>
+        </w:rPr>
+      </w:r>
+    </w:p>
+    <w:p>
+      <w:pPr>
+        <w:rPr/>
+      </w:pPr>
+      <w:r>
+        <w:rPr>
+          <w:rFonts w:ascii="Arimo" w:cs="Arimo" w:eastAsia="Arimo" w:hAnsi="Arimo"/>
           <w:rtl w:val="0"/>
         </w:rPr>
         <w:t xml:space="preserve">eSIMの開通・MNP転入には、my 楽天モバイルでお手続きが必須となります。</w:t>
       </w:r>
-    </w:p>
-    <w:p>
-      <w:pPr>
-        <w:rPr/>
-      </w:pPr>
-      <w:r>
-        <w:rPr>
-          <w:rFonts w:ascii="Arial Unicode MS" w:cs="Arial Unicode MS" w:eastAsia="Arial Unicode MS" w:hAnsi="Arial Unicode MS"/>
+      <w:r>
+        <w:rPr>
+          <w:rtl w:val="0"/>
+        </w:rPr>
+      </w:r>
+    </w:p>
+    <w:p>
+      <w:pPr>
+        <w:rPr/>
+      </w:pPr>
+      <w:r>
+        <w:rPr>
+          <w:rFonts w:ascii="Arimo" w:cs="Arimo" w:eastAsia="Arimo" w:hAnsi="Arimo"/>
           <w:rtl w:val="0"/>
         </w:rPr>
         <w:t xml:space="preserve">無料通話、無料メッセージにはRakuten Linkアプリのご利用が必要です。</w:t>
       </w:r>
-    </w:p>
-    <w:p>
-      <w:pPr>
-        <w:rPr/>
-      </w:pPr>
-      <w:r>
-        <w:rPr>
-          <w:rFonts w:ascii="Arial Unicode MS" w:cs="Arial Unicode MS" w:eastAsia="Arial Unicode MS" w:hAnsi="Arial Unicode MS"/>
+      <w:r>
+        <w:rPr>
+          <w:rtl w:val="0"/>
+        </w:rPr>
+      </w:r>
+    </w:p>
+    <w:p>
+      <w:pPr>
+        <w:rPr/>
+      </w:pPr>
+      <w:r>
+        <w:rPr>
+          <w:rFonts w:ascii="Arimo" w:cs="Arimo" w:eastAsia="Arimo" w:hAnsi="Arimo"/>
           <w:rtl w:val="0"/>
         </w:rPr>
         <w:t xml:space="preserve">スタートガイドはこちらでもPDFでご覧いただけます。</w:t>
       </w:r>
-    </w:p>
-    <w:p>
-      <w:pPr>
-        <w:rPr/>
-      </w:pPr>
-      <w:r>
-        <w:rPr>
-          <w:rFonts w:ascii="Arial Unicode MS" w:cs="Arial Unicode MS" w:eastAsia="Arial Unicode MS" w:hAnsi="Arial Unicode MS"/>
+      <w:r>
+        <w:rPr>
+          <w:rtl w:val="0"/>
+        </w:rPr>
+      </w:r>
+    </w:p>
+    <w:p>
+      <w:pPr>
+        <w:rPr/>
+      </w:pPr>
+      <w:r>
+        <w:rPr>
+          <w:rFonts w:ascii="Arimo" w:cs="Arimo" w:eastAsia="Arimo" w:hAnsi="Arimo"/>
           <w:rtl w:val="0"/>
         </w:rPr>
         <w:t xml:space="preserve">以上でご利用までの準備は完了です。</w:t>
       </w:r>
-    </w:p>
-    <w:p>
-      <w:pPr>
-        <w:rPr/>
-      </w:pPr>
-      <w:r>
-        <w:rPr>
-          <w:rFonts w:ascii="Arial Unicode MS" w:cs="Arial Unicode MS" w:eastAsia="Arial Unicode MS" w:hAnsi="Arial Unicode MS"/>
+      <w:r>
+        <w:rPr>
+          <w:rtl w:val="0"/>
+        </w:rPr>
+      </w:r>
+    </w:p>
+    <w:p>
+      <w:pPr>
+        <w:rPr/>
+      </w:pPr>
+      <w:r>
+        <w:rPr>
+          <w:rFonts w:ascii="Arimo" w:cs="Arimo" w:eastAsia="Arimo" w:hAnsi="Arimo"/>
           <w:rtl w:val="0"/>
         </w:rPr>
         <w:t xml:space="preserve">お申し込み内容のご質問については下記リンクをご覧ください。</w:t>
       </w:r>
+      <w:r>
+        <w:rPr>
+          <w:rtl w:val="0"/>
+        </w:rPr>
+      </w:r>
     </w:p>
     <w:p>
       <w:pPr>
@@ -3364,71 +4207,101 @@
       </w:pPr>
       <w:r>
         <w:rPr>
-          <w:rFonts w:ascii="Arial Unicode MS" w:cs="Arial Unicode MS" w:eastAsia="Arial Unicode MS" w:hAnsi="Arial Unicode MS"/>
+          <w:rFonts w:ascii="Arimo" w:cs="Arimo" w:eastAsia="Arimo" w:hAnsi="Arimo"/>
           <w:rtl w:val="0"/>
         </w:rPr>
         <w:t xml:space="preserve">必要に応じて、以下の操作・設定をお願いします。</w:t>
       </w:r>
-    </w:p>
-    <w:p>
-      <w:pPr>
-        <w:rPr/>
-      </w:pPr>
-      <w:r>
-        <w:rPr>
-          <w:rFonts w:ascii="Arial Unicode MS" w:cs="Arial Unicode MS" w:eastAsia="Arial Unicode MS" w:hAnsi="Arial Unicode MS"/>
+      <w:r>
+        <w:rPr>
+          <w:rtl w:val="0"/>
+        </w:rPr>
+      </w:r>
+    </w:p>
+    <w:p>
+      <w:pPr>
+        <w:rPr/>
+      </w:pPr>
+      <w:r>
+        <w:rPr>
+          <w:rFonts w:ascii="Arimo" w:cs="Arimo" w:eastAsia="Arimo" w:hAnsi="Arimo"/>
           <w:rtl w:val="0"/>
         </w:rPr>
         <w:t xml:space="preserve">お申し込みキャンペーンのポイントを獲得するには、Rakuten Linkアプリで以下の操作が必要です。</w:t>
       </w:r>
-    </w:p>
-    <w:p>
-      <w:pPr>
-        <w:rPr/>
-      </w:pPr>
-      <w:r>
-        <w:rPr>
-          <w:rFonts w:ascii="Arial Unicode MS" w:cs="Arial Unicode MS" w:eastAsia="Arial Unicode MS" w:hAnsi="Arial Unicode MS"/>
+      <w:r>
+        <w:rPr>
+          <w:rtl w:val="0"/>
+        </w:rPr>
+      </w:r>
+    </w:p>
+    <w:p>
+      <w:pPr>
+        <w:rPr/>
+      </w:pPr>
+      <w:r>
+        <w:rPr>
+          <w:rFonts w:ascii="Arimo" w:cs="Arimo" w:eastAsia="Arimo" w:hAnsi="Arimo"/>
           <w:rtl w:val="0"/>
         </w:rPr>
         <w:t xml:space="preserve">お申し込みの翌月末日までに操作を完了してください。</w:t>
       </w:r>
-    </w:p>
-    <w:p>
-      <w:pPr>
-        <w:rPr/>
-      </w:pPr>
-      <w:r>
-        <w:rPr>
-          <w:rFonts w:ascii="Arial Unicode MS" w:cs="Arial Unicode MS" w:eastAsia="Arial Unicode MS" w:hAnsi="Arial Unicode MS"/>
+      <w:r>
+        <w:rPr>
+          <w:rtl w:val="0"/>
+        </w:rPr>
+      </w:r>
+    </w:p>
+    <w:p>
+      <w:pPr>
+        <w:rPr/>
+      </w:pPr>
+      <w:r>
+        <w:rPr>
+          <w:rFonts w:ascii="Arimo" w:cs="Arimo" w:eastAsia="Arimo" w:hAnsi="Arimo"/>
           <w:rtl w:val="0"/>
         </w:rPr>
         <w:t xml:space="preserve">・Rakuten Linkアプリを用いた発信で10秒以上の通話</w:t>
       </w:r>
-    </w:p>
-    <w:p>
-      <w:pPr>
-        <w:rPr/>
-      </w:pPr>
-      <w:r>
-        <w:rPr>
-          <w:rFonts w:ascii="Arial Unicode MS" w:cs="Arial Unicode MS" w:eastAsia="Arial Unicode MS" w:hAnsi="Arial Unicode MS"/>
+      <w:r>
+        <w:rPr>
+          <w:rtl w:val="0"/>
+        </w:rPr>
+      </w:r>
+    </w:p>
+    <w:p>
+      <w:pPr>
+        <w:rPr/>
+      </w:pPr>
+      <w:r>
+        <w:rPr>
+          <w:rFonts w:ascii="Arimo" w:cs="Arimo" w:eastAsia="Arimo" w:hAnsi="Arimo"/>
           <w:rtl w:val="0"/>
         </w:rPr>
         <w:t xml:space="preserve">・Rakuten Linkアプリを用いたメッセージ送信の1回以上の利用</w:t>
       </w:r>
-    </w:p>
-    <w:p>
-      <w:pPr>
-        <w:rPr/>
-      </w:pPr>
-      <w:r>
-        <w:rPr>
-          <w:rFonts w:ascii="Arial Unicode MS" w:cs="Arial Unicode MS" w:eastAsia="Arial Unicode MS" w:hAnsi="Arial Unicode MS"/>
+      <w:r>
+        <w:rPr>
+          <w:rtl w:val="0"/>
+        </w:rPr>
+      </w:r>
+    </w:p>
+    <w:p>
+      <w:pPr>
+        <w:rPr/>
+      </w:pPr>
+      <w:r>
+        <w:rPr>
+          <w:rFonts w:ascii="Arimo" w:cs="Arimo" w:eastAsia="Arimo" w:hAnsi="Arimo"/>
           <w:rtl w:val="0"/>
         </w:rPr>
         <w:t xml:space="preserve">このキャンペーンの達成条件やポイント獲得スケジュールの詳細は、以下のリンクをご確認ください。</w:t>
       </w:r>
+      <w:r>
+        <w:rPr>
+          <w:rtl w:val="0"/>
+        </w:rPr>
+      </w:r>
     </w:p>
     <w:p>
       <w:pPr>
@@ -3447,47 +4320,67 @@
       </w:pPr>
       <w:r>
         <w:rPr>
-          <w:rFonts w:ascii="Arial Unicode MS" w:cs="Arial Unicode MS" w:eastAsia="Arial Unicode MS" w:hAnsi="Arial Unicode MS"/>
+          <w:rFonts w:ascii="Arimo" w:cs="Arimo" w:eastAsia="Arimo" w:hAnsi="Arimo"/>
           <w:rtl w:val="0"/>
         </w:rPr>
         <w:t xml:space="preserve">※出荷後、お客様のご指定住所にお届けが出来ずに、弊社に返送された後、14日以内にご連絡がない場合はキャンセルとなります。</w:t>
       </w:r>
-    </w:p>
-    <w:p>
-      <w:pPr>
-        <w:rPr/>
-      </w:pPr>
-      <w:r>
-        <w:rPr>
-          <w:rFonts w:ascii="Arial Unicode MS" w:cs="Arial Unicode MS" w:eastAsia="Arial Unicode MS" w:hAnsi="Arial Unicode MS"/>
+      <w:r>
+        <w:rPr>
+          <w:rtl w:val="0"/>
+        </w:rPr>
+      </w:r>
+    </w:p>
+    <w:p>
+      <w:pPr>
+        <w:rPr/>
+      </w:pPr>
+      <w:r>
+        <w:rPr>
+          <w:rFonts w:ascii="Arimo" w:cs="Arimo" w:eastAsia="Arimo" w:hAnsi="Arimo"/>
           <w:rtl w:val="0"/>
         </w:rPr>
         <w:t xml:space="preserve">※eSIMは、SIMカードを使わずに、通信に必要なプロファイルを遠隔で書き込める組み込み型のSIMです。</w:t>
       </w:r>
-    </w:p>
-    <w:p>
-      <w:pPr>
-        <w:rPr/>
-      </w:pPr>
-      <w:r>
-        <w:rPr>
-          <w:rFonts w:ascii="Arial Unicode MS" w:cs="Arial Unicode MS" w:eastAsia="Arial Unicode MS" w:hAnsi="Arial Unicode MS"/>
+      <w:r>
+        <w:rPr>
+          <w:rtl w:val="0"/>
+        </w:rPr>
+      </w:r>
+    </w:p>
+    <w:p>
+      <w:pPr>
+        <w:rPr/>
+      </w:pPr>
+      <w:r>
+        <w:rPr>
+          <w:rFonts w:ascii="Arimo" w:cs="Arimo" w:eastAsia="Arimo" w:hAnsi="Arimo"/>
           <w:rtl w:val="0"/>
         </w:rPr>
         <w:t xml:space="preserve">すでにお持ちの製品で楽天モバイルをご利用の場合</w:t>
       </w:r>
-    </w:p>
-    <w:p>
-      <w:pPr>
-        <w:rPr/>
-      </w:pPr>
-      <w:r>
-        <w:rPr>
-          <w:rFonts w:ascii="Arial Unicode MS" w:cs="Arial Unicode MS" w:eastAsia="Arial Unicode MS" w:hAnsi="Arial Unicode MS"/>
+      <w:r>
+        <w:rPr>
+          <w:rtl w:val="0"/>
+        </w:rPr>
+      </w:r>
+    </w:p>
+    <w:p>
+      <w:pPr>
+        <w:rPr/>
+      </w:pPr>
+      <w:r>
+        <w:rPr>
+          <w:rFonts w:ascii="Arimo" w:cs="Arimo" w:eastAsia="Arimo" w:hAnsi="Arimo"/>
           <w:rtl w:val="0"/>
         </w:rPr>
         <w:t xml:space="preserve">お持ちの製品がご利用できるか事前にご確認ください。</w:t>
       </w:r>
+      <w:r>
+        <w:rPr>
+          <w:rtl w:val="0"/>
+        </w:rPr>
+      </w:r>
     </w:p>
     <w:p>
       <w:pPr>
@@ -3506,11 +4399,16 @@
       </w:pPr>
       <w:r>
         <w:rPr>
-          <w:rFonts w:ascii="Arial Unicode MS" w:cs="Arial Unicode MS" w:eastAsia="Arial Unicode MS" w:hAnsi="Arial Unicode MS"/>
+          <w:rFonts w:ascii="Arimo" w:cs="Arimo" w:eastAsia="Arimo" w:hAnsi="Arimo"/>
           <w:rtl w:val="0"/>
         </w:rPr>
         <w:t xml:space="preserve">Google Playでのお買い物を毎月のご利用料金とまとめてお支払いできる、キャリア決済のご利用をご希望の方は下記ページより設定方法をご確認ください。</w:t>
       </w:r>
+      <w:r>
+        <w:rPr>
+          <w:rtl w:val="0"/>
+        </w:rPr>
+      </w:r>
     </w:p>
     <w:p>
       <w:pPr>
@@ -3529,35 +4427,50 @@
       </w:pPr>
       <w:r>
         <w:rPr>
-          <w:rFonts w:ascii="Arial Unicode MS" w:cs="Arial Unicode MS" w:eastAsia="Arial Unicode MS" w:hAnsi="Arial Unicode MS"/>
+          <w:rFonts w:ascii="Arimo" w:cs="Arimo" w:eastAsia="Arimo" w:hAnsi="Arimo"/>
           <w:rtl w:val="0"/>
         </w:rPr>
         <w:t xml:space="preserve">持ち込みスマホあんしん保証にお申し込みの方</w:t>
       </w:r>
-    </w:p>
-    <w:p>
-      <w:pPr>
-        <w:rPr/>
-      </w:pPr>
-      <w:r>
-        <w:rPr>
-          <w:rFonts w:ascii="Arial Unicode MS" w:cs="Arial Unicode MS" w:eastAsia="Arial Unicode MS" w:hAnsi="Arial Unicode MS"/>
+      <w:r>
+        <w:rPr>
+          <w:rtl w:val="0"/>
+        </w:rPr>
+      </w:r>
+    </w:p>
+    <w:p>
+      <w:pPr>
+        <w:rPr/>
+      </w:pPr>
+      <w:r>
+        <w:rPr>
+          <w:rFonts w:ascii="Arimo" w:cs="Arimo" w:eastAsia="Arimo" w:hAnsi="Arimo"/>
           <w:rtl w:val="0"/>
         </w:rPr>
         <w:t xml:space="preserve">お申し込みはまだ完了しておりません。回線開通手続き完了後、翌日別途お送りする保証登録のメールより、30日以内に製品登録を完了していただく必要があります。</w:t>
       </w:r>
-    </w:p>
-    <w:p>
-      <w:pPr>
-        <w:rPr/>
-      </w:pPr>
-      <w:r>
-        <w:rPr>
-          <w:rFonts w:ascii="Arial Unicode MS" w:cs="Arial Unicode MS" w:eastAsia="Arial Unicode MS" w:hAnsi="Arial Unicode MS"/>
+      <w:r>
+        <w:rPr>
+          <w:rtl w:val="0"/>
+        </w:rPr>
+      </w:r>
+    </w:p>
+    <w:p>
+      <w:pPr>
+        <w:rPr/>
+      </w:pPr>
+      <w:r>
+        <w:rPr>
+          <w:rFonts w:ascii="Arimo" w:cs="Arimo" w:eastAsia="Arimo" w:hAnsi="Arimo"/>
           <w:rtl w:val="0"/>
         </w:rPr>
         <w:t xml:space="preserve">楽天モバイルで販売するスマートフォン向けのアクセサリーは楽天ブックスでもご購入できます。</w:t>
       </w:r>
+      <w:r>
+        <w:rPr>
+          <w:rtl w:val="0"/>
+        </w:rPr>
+      </w:r>
     </w:p>
     <w:p>
       <w:pPr>
@@ -3576,23 +4489,33 @@
       </w:pPr>
       <w:r>
         <w:rPr>
-          <w:rFonts w:ascii="Arial Unicode MS" w:cs="Arial Unicode MS" w:eastAsia="Arial Unicode MS" w:hAnsi="Arial Unicode MS"/>
+          <w:rFonts w:ascii="Arimo" w:cs="Arimo" w:eastAsia="Arimo" w:hAnsi="Arimo"/>
           <w:rtl w:val="0"/>
         </w:rPr>
         <w:t xml:space="preserve">楽天モバイルではお客様がお持ちのスマホを下取りすることができます。</w:t>
       </w:r>
-    </w:p>
-    <w:p>
-      <w:pPr>
-        <w:rPr/>
-      </w:pPr>
-      <w:r>
-        <w:rPr>
-          <w:rFonts w:ascii="Arial Unicode MS" w:cs="Arial Unicode MS" w:eastAsia="Arial Unicode MS" w:hAnsi="Arial Unicode MS"/>
+      <w:r>
+        <w:rPr>
+          <w:rtl w:val="0"/>
+        </w:rPr>
+      </w:r>
+    </w:p>
+    <w:p>
+      <w:pPr>
+        <w:rPr/>
+      </w:pPr>
+      <w:r>
+        <w:rPr>
+          <w:rFonts w:ascii="Arimo" w:cs="Arimo" w:eastAsia="Arimo" w:hAnsi="Arimo"/>
           <w:rtl w:val="0"/>
         </w:rPr>
         <w:t xml:space="preserve">下取りのお申し込みはこちらのページをご確認ください。</w:t>
       </w:r>
+      <w:r>
+        <w:rPr>
+          <w:rtl w:val="0"/>
+        </w:rPr>
+      </w:r>
     </w:p>
     <w:p>
       <w:pPr>
@@ -3611,11 +4534,16 @@
       </w:pPr>
       <w:r>
         <w:rPr>
-          <w:rFonts w:ascii="Arial Unicode MS" w:cs="Arial Unicode MS" w:eastAsia="Arial Unicode MS" w:hAnsi="Arial Unicode MS"/>
+          <w:rFonts w:ascii="Arimo" w:cs="Arimo" w:eastAsia="Arimo" w:hAnsi="Arimo"/>
           <w:rtl w:val="0"/>
         </w:rPr>
         <w:t xml:space="preserve">楽天モバイルをはじめ、各楽天サービスや各種キャンペーンで獲得した一部のポイントや獲得予定日は楽天PointClubで確認できます。</w:t>
       </w:r>
+      <w:r>
+        <w:rPr>
+          <w:rtl w:val="0"/>
+        </w:rPr>
+      </w:r>
     </w:p>
     <w:p>
       <w:pPr>
@@ -3634,35 +4562,50 @@
       </w:pPr>
       <w:r>
         <w:rPr>
-          <w:rFonts w:ascii="Arial Unicode MS" w:cs="Arial Unicode MS" w:eastAsia="Arial Unicode MS" w:hAnsi="Arial Unicode MS"/>
+          <w:rFonts w:ascii="Arimo" w:cs="Arimo" w:eastAsia="Arimo" w:hAnsi="Arimo"/>
           <w:rtl w:val="0"/>
         </w:rPr>
         <w:t xml:space="preserve">今後とも楽天モバイルをご愛顧くださいますようお願い申し上げます。</w:t>
       </w:r>
-    </w:p>
-    <w:p>
-      <w:pPr>
-        <w:rPr/>
-      </w:pPr>
-      <w:r>
-        <w:rPr>
-          <w:rFonts w:ascii="Arial Unicode MS" w:cs="Arial Unicode MS" w:eastAsia="Arial Unicode MS" w:hAnsi="Arial Unicode MS"/>
+      <w:r>
+        <w:rPr>
+          <w:rtl w:val="0"/>
+        </w:rPr>
+      </w:r>
+    </w:p>
+    <w:p>
+      <w:pPr>
+        <w:rPr/>
+      </w:pPr>
+      <w:r>
+        <w:rPr>
+          <w:rFonts w:ascii="Arimo" w:cs="Arimo" w:eastAsia="Arimo" w:hAnsi="Arimo"/>
           <w:rtl w:val="0"/>
         </w:rPr>
         <w:t xml:space="preserve">楽天モバイル株式会社</w:t>
       </w:r>
-    </w:p>
-    <w:p>
-      <w:pPr>
-        <w:rPr/>
-      </w:pPr>
-      <w:r>
-        <w:rPr>
-          <w:rFonts w:ascii="Arial Unicode MS" w:cs="Arial Unicode MS" w:eastAsia="Arial Unicode MS" w:hAnsi="Arial Unicode MS"/>
+      <w:r>
+        <w:rPr>
+          <w:rtl w:val="0"/>
+        </w:rPr>
+      </w:r>
+    </w:p>
+    <w:p>
+      <w:pPr>
+        <w:rPr/>
+      </w:pPr>
+      <w:r>
+        <w:rPr>
+          <w:rFonts w:ascii="Arimo" w:cs="Arimo" w:eastAsia="Arimo" w:hAnsi="Arimo"/>
           <w:rtl w:val="0"/>
         </w:rPr>
         <w:t xml:space="preserve">よくあるご質問や、お問い合わせ窓口をご案内しております。</w:t>
       </w:r>
+      <w:r>
+        <w:rPr>
+          <w:rtl w:val="0"/>
+        </w:rPr>
+      </w:r>
     </w:p>
     <w:p>
       <w:pPr>
@@ -3681,29 +4624,34 @@
       </w:pPr>
       <w:r>
         <w:rPr>
-          <w:rFonts w:ascii="Arial Unicode MS" w:cs="Arial Unicode MS" w:eastAsia="Arial Unicode MS" w:hAnsi="Arial Unicode MS"/>
+          <w:rFonts w:ascii="Arimo" w:cs="Arimo" w:eastAsia="Arimo" w:hAnsi="Arimo"/>
           <w:rtl w:val="0"/>
         </w:rPr>
         <w:t xml:space="preserve">※本メールへの返信はできません。</w:t>
       </w:r>
-    </w:p>
-    <w:p>
-      <w:pPr>
-        <w:rPr/>
-      </w:pPr>
-      <w:r>
-        <w:rPr>
-          <w:rtl w:val="0"/>
-        </w:rPr>
-      </w:r>
-    </w:p>
-    <w:p>
-      <w:pPr>
-        <w:rPr/>
-      </w:pPr>
-      <w:r>
-        <w:rPr>
-          <w:rFonts w:ascii="Arial Unicode MS" w:cs="Arial Unicode MS" w:eastAsia="Arial Unicode MS" w:hAnsi="Arial Unicode MS"/>
+      <w:r>
+        <w:rPr>
+          <w:rtl w:val="0"/>
+        </w:rPr>
+      </w:r>
+    </w:p>
+    <w:p>
+      <w:pPr>
+        <w:rPr/>
+      </w:pPr>
+      <w:r>
+        <w:rPr>
+          <w:rtl w:val="0"/>
+        </w:rPr>
+      </w:r>
+    </w:p>
+    <w:p>
+      <w:pPr>
+        <w:rPr/>
+      </w:pPr>
+      <w:r>
+        <w:rPr>
+          <w:rFonts w:ascii="Arimo" w:cs="Arimo" w:eastAsia="Arimo" w:hAnsi="Arimo"/>
           <w:rtl w:val="0"/>
         </w:rPr>
         <w:t xml:space="preserve">my 楽天モバイル</w:t>
@@ -3711,26 +4659,36 @@
         <w:tab/>
         <w:t xml:space="preserve">スマホがもっと便利になるアプリ 「my 楽天モバイル」</w:t>
       </w:r>
-    </w:p>
-    <w:p>
-      <w:pPr>
-        <w:rPr/>
-      </w:pPr>
-      <w:r>
-        <w:rPr>
-          <w:rFonts w:ascii="Arial Unicode MS" w:cs="Arial Unicode MS" w:eastAsia="Arial Unicode MS" w:hAnsi="Arial Unicode MS"/>
+      <w:r>
+        <w:rPr>
+          <w:rtl w:val="0"/>
+        </w:rPr>
+      </w:r>
+    </w:p>
+    <w:p>
+      <w:pPr>
+        <w:rPr/>
+      </w:pPr>
+      <w:r>
+        <w:rPr>
+          <w:rFonts w:ascii="Arimo" w:cs="Arimo" w:eastAsia="Arimo" w:hAnsi="Arimo"/>
           <w:rtl w:val="0"/>
         </w:rPr>
         <w:t xml:space="preserve">利用状況の確認や契約情報の変更、お問い合わせがかんたんに行えます。</w:t>
       </w:r>
-    </w:p>
-    <w:p>
-      <w:pPr>
-        <w:rPr/>
-      </w:pPr>
-      <w:r>
-        <w:rPr>
-          <w:rFonts w:ascii="Arial Unicode MS" w:cs="Arial Unicode MS" w:eastAsia="Arial Unicode MS" w:hAnsi="Arial Unicode MS"/>
+      <w:r>
+        <w:rPr>
+          <w:rtl w:val="0"/>
+        </w:rPr>
+      </w:r>
+    </w:p>
+    <w:p>
+      <w:pPr>
+        <w:rPr/>
+      </w:pPr>
+      <w:r>
+        <w:rPr>
+          <w:rFonts w:ascii="Arimo" w:cs="Arimo" w:eastAsia="Arimo" w:hAnsi="Arimo"/>
           <w:rtl w:val="0"/>
         </w:rPr>
         <w:t xml:space="preserve">Rakuten Link ダウンロード iOS</w:t>
@@ -3738,14 +4696,19 @@
         <w:tab/>
         <w:t xml:space="preserve">Rakuten Link ダウンロード Android</w:t>
       </w:r>
-    </w:p>
-    <w:p>
-      <w:pPr>
-        <w:rPr/>
-      </w:pPr>
-      <w:r>
-        <w:rPr>
-          <w:rFonts w:ascii="Arial Unicode MS" w:cs="Arial Unicode MS" w:eastAsia="Arial Unicode MS" w:hAnsi="Arial Unicode MS"/>
+      <w:r>
+        <w:rPr>
+          <w:rtl w:val="0"/>
+        </w:rPr>
+      </w:r>
+    </w:p>
+    <w:p>
+      <w:pPr>
+        <w:rPr/>
+      </w:pPr>
+      <w:r>
+        <w:rPr>
+          <w:rFonts w:ascii="Arimo" w:cs="Arimo" w:eastAsia="Arimo" w:hAnsi="Arimo"/>
           <w:rtl w:val="0"/>
         </w:rPr>
         <w:t xml:space="preserve">Rakuten Link</w:t>
@@ -3753,50 +4716,70 @@
         <w:tab/>
         <w:t xml:space="preserve">Rakuten UN-LIMITでの通話が無料になるアプリ</w:t>
       </w:r>
-    </w:p>
-    <w:p>
-      <w:pPr>
-        <w:rPr/>
-      </w:pPr>
-      <w:r>
-        <w:rPr>
-          <w:rFonts w:ascii="Arial Unicode MS" w:cs="Arial Unicode MS" w:eastAsia="Arial Unicode MS" w:hAnsi="Arial Unicode MS"/>
+      <w:r>
+        <w:rPr>
+          <w:rtl w:val="0"/>
+        </w:rPr>
+      </w:r>
+    </w:p>
+    <w:p>
+      <w:pPr>
+        <w:rPr/>
+      </w:pPr>
+      <w:r>
+        <w:rPr>
+          <w:rFonts w:ascii="Arimo" w:cs="Arimo" w:eastAsia="Arimo" w:hAnsi="Arimo"/>
           <w:rtl w:val="0"/>
         </w:rPr>
         <w:t xml:space="preserve">「Rakuten Link」</w:t>
       </w:r>
-    </w:p>
-    <w:p>
-      <w:pPr>
-        <w:rPr/>
-      </w:pPr>
-      <w:r>
-        <w:rPr>
-          <w:rFonts w:ascii="Arial Unicode MS" w:cs="Arial Unicode MS" w:eastAsia="Arial Unicode MS" w:hAnsi="Arial Unicode MS"/>
+      <w:r>
+        <w:rPr>
+          <w:rtl w:val="0"/>
+        </w:rPr>
+      </w:r>
+    </w:p>
+    <w:p>
+      <w:pPr>
+        <w:rPr/>
+      </w:pPr>
+      <w:r>
+        <w:rPr>
+          <w:rFonts w:ascii="Arimo" w:cs="Arimo" w:eastAsia="Arimo" w:hAnsi="Arimo"/>
           <w:rtl w:val="0"/>
         </w:rPr>
         <w:t xml:space="preserve">Rakuten UN-LIMITでの無料通話、無料メッセージにはRakuten Linkアプリのご利用が必要です。</w:t>
       </w:r>
-    </w:p>
-    <w:p>
-      <w:pPr>
-        <w:rPr/>
-      </w:pPr>
-      <w:r>
-        <w:rPr>
-          <w:rFonts w:ascii="Arial Unicode MS" w:cs="Arial Unicode MS" w:eastAsia="Arial Unicode MS" w:hAnsi="Arial Unicode MS"/>
+      <w:r>
+        <w:rPr>
+          <w:rtl w:val="0"/>
+        </w:rPr>
+      </w:r>
+    </w:p>
+    <w:p>
+      <w:pPr>
+        <w:rPr/>
+      </w:pPr>
+      <w:r>
+        <w:rPr>
+          <w:rFonts w:ascii="Arimo" w:cs="Arimo" w:eastAsia="Arimo" w:hAnsi="Arimo"/>
           <w:rtl w:val="0"/>
         </w:rPr>
         <w:t xml:space="preserve">※App StoreはiPhoneのみ対応しております。iPad、iPod touchには対応していません</w:t>
       </w:r>
-    </w:p>
-    <w:p>
-      <w:pPr>
-        <w:rPr/>
-      </w:pPr>
-      <w:r>
-        <w:rPr>
-          <w:rFonts w:ascii="Arial Unicode MS" w:cs="Arial Unicode MS" w:eastAsia="Arial Unicode MS" w:hAnsi="Arial Unicode MS"/>
+      <w:r>
+        <w:rPr>
+          <w:rtl w:val="0"/>
+        </w:rPr>
+      </w:r>
+    </w:p>
+    <w:p>
+      <w:pPr>
+        <w:rPr/>
+      </w:pPr>
+      <w:r>
+        <w:rPr>
+          <w:rFonts w:ascii="Arimo" w:cs="Arimo" w:eastAsia="Arimo" w:hAnsi="Arimo"/>
           <w:rtl w:val="0"/>
         </w:rPr>
         <w:t xml:space="preserve">Rakuten Link ダウンロード iOS</w:t>
@@ -3804,6 +4787,11 @@
         <w:tab/>
         <w:t xml:space="preserve">Rakuten Link ダウンロード Android</w:t>
       </w:r>
+      <w:r>
+        <w:rPr>
+          <w:rtl w:val="0"/>
+        </w:rPr>
+      </w:r>
     </w:p>
     <w:p>
       <w:pPr>
@@ -3841,64 +4829,80 @@
         <w:pStyle w:val="Heading1"/>
         <w:rPr/>
       </w:pPr>
-      <w:bookmarkStart w:colFirst="0" w:colLast="0" w:name="_z7m4rg7fa1vh" w:id="10"/>
+      <w:bookmarkStart w:colFirst="0" w:colLast="0" w:name="_o9hnk6ufv9tk" w:id="10"/>
       <w:bookmarkEnd w:id="10"/>
       <w:r>
         <w:rPr>
-          <w:rFonts w:ascii="Arial Unicode MS" w:cs="Arial Unicode MS" w:eastAsia="Arial Unicode MS" w:hAnsi="Arial Unicode MS"/>
+          <w:rFonts w:ascii="Arimo" w:cs="Arimo" w:eastAsia="Arimo" w:hAnsi="Arimo"/>
           <w:rtl w:val="0"/>
         </w:rPr>
         <w:t xml:space="preserve">通話</w:t>
       </w:r>
-    </w:p>
-    <w:p>
-      <w:pPr>
-        <w:rPr/>
-      </w:pPr>
-      <w:r>
-        <w:rPr>
-          <w:rtl w:val="0"/>
-        </w:rPr>
-      </w:r>
-    </w:p>
-    <w:p>
-      <w:pPr>
-        <w:rPr/>
-      </w:pPr>
-      <w:r>
-        <w:rPr>
-          <w:rFonts w:ascii="Arial Unicode MS" w:cs="Arial Unicode MS" w:eastAsia="Arial Unicode MS" w:hAnsi="Arial Unicode MS"/>
+      <w:r>
+        <w:rPr>
+          <w:rtl w:val="0"/>
+        </w:rPr>
+      </w:r>
+    </w:p>
+    <w:p>
+      <w:pPr>
+        <w:rPr/>
+      </w:pPr>
+      <w:r>
+        <w:rPr>
+          <w:rtl w:val="0"/>
+        </w:rPr>
+      </w:r>
+    </w:p>
+    <w:p>
+      <w:pPr>
+        <w:rPr/>
+      </w:pPr>
+      <w:r>
+        <w:rPr>
+          <w:rFonts w:ascii="Arimo" w:cs="Arimo" w:eastAsia="Arimo" w:hAnsi="Arimo"/>
           <w:rtl w:val="0"/>
         </w:rPr>
         <w:t xml:space="preserve">※Rakuten Link未使用時、</w:t>
       </w:r>
       <w:r>
         <w:rPr>
-          <w:rFonts w:ascii="Arial Unicode MS" w:cs="Arial Unicode MS" w:eastAsia="Arial Unicode MS" w:hAnsi="Arial Unicode MS"/>
+          <w:rFonts w:ascii="Arimo" w:cs="Arimo" w:eastAsia="Arimo" w:hAnsi="Arimo"/>
           <w:b w:val="1"/>
+          <w:bCs w:val="1"/>
           <w:rtl w:val="0"/>
         </w:rPr>
         <w:t xml:space="preserve">国内通話は30秒22円</w:t>
       </w:r>
       <w:r>
         <w:rPr>
-          <w:rFonts w:ascii="Arial Unicode MS" w:cs="Arial Unicode MS" w:eastAsia="Arial Unicode MS" w:hAnsi="Arial Unicode MS"/>
+          <w:rFonts w:ascii="Arimo" w:cs="Arimo" w:eastAsia="Arimo" w:hAnsi="Arimo"/>
           <w:rtl w:val="0"/>
         </w:rPr>
         <w:t xml:space="preserve">、国内から海外へ、海外から海外への通話は国・地域別従量課金で、海外指定63の国と地域でのみご利用いただけます。</w:t>
       </w:r>
-    </w:p>
-    <w:p>
-      <w:pPr>
-        <w:rPr/>
-      </w:pPr>
-      <w:r>
-        <w:rPr>
-          <w:rFonts w:ascii="Arial Unicode MS" w:cs="Arial Unicode MS" w:eastAsia="Arial Unicode MS" w:hAnsi="Arial Unicode MS"/>
+      <w:r>
+        <w:rPr>
+          <w:rtl w:val="0"/>
+        </w:rPr>
+      </w:r>
+    </w:p>
+    <w:p>
+      <w:pPr>
+        <w:rPr/>
+      </w:pPr>
+      <w:r>
+        <w:rPr>
+          <w:rFonts w:ascii="Arimo" w:cs="Arimo" w:eastAsia="Arimo" w:hAnsi="Arimo"/>
           <w:rtl w:val="0"/>
         </w:rPr>
         <w:t xml:space="preserve">国内SMSの送信は3.3円／70文字（全角）。国際SMSの送信は100円（不課税）／70文字（全角）。国際SMSは海外指定63の国と地域でのみ送信可能となります。</w:t>
       </w:r>
+      <w:r>
+        <w:rPr>
+          <w:rtl w:val="0"/>
+        </w:rPr>
+      </w:r>
     </w:p>
     <w:p>
       <w:pPr>
@@ -3915,230 +4919,325 @@
         <w:pStyle w:val="Heading1"/>
         <w:rPr/>
       </w:pPr>
-      <w:bookmarkStart w:colFirst="0" w:colLast="0" w:name="_kogihfba91kz" w:id="11"/>
+      <w:bookmarkStart w:colFirst="0" w:colLast="0" w:name="_av02mqbddwx9" w:id="11"/>
       <w:bookmarkEnd w:id="11"/>
       <w:r>
         <w:rPr>
-          <w:rFonts w:ascii="Arial Unicode MS" w:cs="Arial Unicode MS" w:eastAsia="Arial Unicode MS" w:hAnsi="Arial Unicode MS"/>
+          <w:rFonts w:ascii="Arimo" w:cs="Arimo" w:eastAsia="Arimo" w:hAnsi="Arimo"/>
           <w:rtl w:val="0"/>
         </w:rPr>
         <w:t xml:space="preserve">回線お申し込み</w:t>
       </w:r>
-    </w:p>
-    <w:p>
-      <w:pPr>
-        <w:rPr/>
-      </w:pPr>
-      <w:r>
-        <w:rPr>
-          <w:rFonts w:ascii="Arial Unicode MS" w:cs="Arial Unicode MS" w:eastAsia="Arial Unicode MS" w:hAnsi="Arial Unicode MS"/>
+      <w:r>
+        <w:rPr>
+          <w:rtl w:val="0"/>
+        </w:rPr>
+      </w:r>
+    </w:p>
+    <w:p>
+      <w:pPr>
+        <w:rPr/>
+      </w:pPr>
+      <w:r>
+        <w:rPr>
+          <w:rFonts w:ascii="Arimo" w:cs="Arimo" w:eastAsia="Arimo" w:hAnsi="Arimo"/>
           <w:rtl w:val="0"/>
         </w:rPr>
         <w:t xml:space="preserve">SIM電話番号 08023462052 提供開始日 2021/10/31</w:t>
       </w:r>
-    </w:p>
-    <w:p>
-      <w:pPr>
-        <w:rPr/>
-      </w:pPr>
-      <w:r>
-        <w:rPr>
-          <w:rFonts w:ascii="Arial Unicode MS" w:cs="Arial Unicode MS" w:eastAsia="Arial Unicode MS" w:hAnsi="Arial Unicode MS"/>
+      <w:r>
+        <w:rPr>
+          <w:rtl w:val="0"/>
+        </w:rPr>
+      </w:r>
+    </w:p>
+    <w:p>
+      <w:pPr>
+        <w:rPr/>
+      </w:pPr>
+      <w:r>
+        <w:rPr>
+          <w:rFonts w:ascii="Arimo" w:cs="Arimo" w:eastAsia="Arimo" w:hAnsi="Arimo"/>
           <w:rtl w:val="0"/>
         </w:rPr>
         <w:t xml:space="preserve">SIMタイプ 通話 (MNP 転入番号) SIM製造番号</w:t>
       </w:r>
-    </w:p>
-    <w:p>
-      <w:pPr>
-        <w:rPr/>
-      </w:pPr>
-      <w:r>
-        <w:rPr>
-          <w:rFonts w:ascii="Arial Unicode MS" w:cs="Arial Unicode MS" w:eastAsia="Arial Unicode MS" w:hAnsi="Arial Unicode MS"/>
+      <w:r>
+        <w:rPr>
+          <w:rtl w:val="0"/>
+        </w:rPr>
+      </w:r>
+    </w:p>
+    <w:p>
+      <w:pPr>
+        <w:rPr/>
+      </w:pPr>
+      <w:r>
+        <w:rPr>
+          <w:rFonts w:ascii="Arimo" w:cs="Arimo" w:eastAsia="Arimo" w:hAnsi="Arimo"/>
           <w:rtl w:val="0"/>
         </w:rPr>
         <w:t xml:space="preserve">ご契約プラン Rakuten UN-LIMIT VI プラン料金※1 月額 3,278 円</w:t>
       </w:r>
-    </w:p>
-    <w:p>
-      <w:pPr>
-        <w:rPr/>
-      </w:pPr>
-      <w:r>
-        <w:rPr>
-          <w:rFonts w:ascii="Arial Unicode MS" w:cs="Arial Unicode MS" w:eastAsia="Arial Unicode MS" w:hAnsi="Arial Unicode MS"/>
+      <w:r>
+        <w:rPr>
+          <w:rtl w:val="0"/>
+        </w:rPr>
+      </w:r>
+    </w:p>
+    <w:p>
+      <w:pPr>
+        <w:rPr/>
+      </w:pPr>
+      <w:r>
+        <w:rPr>
+          <w:rFonts w:ascii="Arimo" w:cs="Arimo" w:eastAsia="Arimo" w:hAnsi="Arimo"/>
           <w:rtl w:val="0"/>
         </w:rPr>
         <w:t xml:space="preserve">通話料 20円（税込22円）/30秒</w:t>
       </w:r>
-    </w:p>
-    <w:p>
-      <w:pPr>
-        <w:rPr/>
-      </w:pPr>
-      <w:r>
-        <w:rPr>
-          <w:rFonts w:ascii="Arial Unicode MS" w:cs="Arial Unicode MS" w:eastAsia="Arial Unicode MS" w:hAnsi="Arial Unicode MS"/>
+      <w:r>
+        <w:rPr>
+          <w:rtl w:val="0"/>
+        </w:rPr>
+      </w:r>
+    </w:p>
+    <w:p>
+      <w:pPr>
+        <w:rPr/>
+      </w:pPr>
+      <w:r>
+        <w:rPr>
+          <w:rFonts w:ascii="Arimo" w:cs="Arimo" w:eastAsia="Arimo" w:hAnsi="Arimo"/>
           <w:rtl w:val="0"/>
         </w:rPr>
         <w:t xml:space="preserve">Rakuten Link利用時（通話無料） SMS送信料</w:t>
       </w:r>
-    </w:p>
-    <w:p>
-      <w:pPr>
-        <w:rPr/>
-      </w:pPr>
-      <w:r>
-        <w:rPr>
-          <w:rFonts w:ascii="Arial Unicode MS" w:cs="Arial Unicode MS" w:eastAsia="Arial Unicode MS" w:hAnsi="Arial Unicode MS"/>
+      <w:r>
+        <w:rPr>
+          <w:rtl w:val="0"/>
+        </w:rPr>
+      </w:r>
+    </w:p>
+    <w:p>
+      <w:pPr>
+        <w:rPr/>
+      </w:pPr>
+      <w:r>
+        <w:rPr>
+          <w:rFonts w:ascii="Arimo" w:cs="Arimo" w:eastAsia="Arimo" w:hAnsi="Arimo"/>
           <w:rtl w:val="0"/>
         </w:rPr>
         <w:t xml:space="preserve">国内から国内送信:3円（税込3円</w:t>
       </w:r>
-    </w:p>
-    <w:p>
-      <w:pPr>
-        <w:rPr/>
-      </w:pPr>
-      <w:r>
-        <w:rPr>
-          <w:rFonts w:ascii="Arial Unicode MS" w:cs="Arial Unicode MS" w:eastAsia="Arial Unicode MS" w:hAnsi="Arial Unicode MS"/>
+      <w:r>
+        <w:rPr>
+          <w:rtl w:val="0"/>
+        </w:rPr>
+      </w:r>
+    </w:p>
+    <w:p>
+      <w:pPr>
+        <w:rPr/>
+      </w:pPr>
+      <w:r>
+        <w:rPr>
+          <w:rFonts w:ascii="Arimo" w:cs="Arimo" w:eastAsia="Arimo" w:hAnsi="Arimo"/>
           <w:rtl w:val="0"/>
         </w:rPr>
         <w:t xml:space="preserve">）/140byte（全角70文字）</w:t>
       </w:r>
-    </w:p>
-    <w:p>
-      <w:pPr>
-        <w:rPr/>
-      </w:pPr>
-      <w:r>
-        <w:rPr>
-          <w:rFonts w:ascii="Arial Unicode MS" w:cs="Arial Unicode MS" w:eastAsia="Arial Unicode MS" w:hAnsi="Arial Unicode MS"/>
+      <w:r>
+        <w:rPr>
+          <w:rtl w:val="0"/>
+        </w:rPr>
+      </w:r>
+    </w:p>
+    <w:p>
+      <w:pPr>
+        <w:rPr/>
+      </w:pPr>
+      <w:r>
+        <w:rPr>
+          <w:rFonts w:ascii="Arimo" w:cs="Arimo" w:eastAsia="Arimo" w:hAnsi="Arimo"/>
           <w:rtl w:val="0"/>
         </w:rPr>
         <w:t xml:space="preserve">Rakuten Link利用時（送信無料）</w:t>
       </w:r>
-    </w:p>
-    <w:p>
-      <w:pPr>
-        <w:rPr/>
-      </w:pPr>
-      <w:r>
-        <w:rPr>
-          <w:rFonts w:ascii="Arial Unicode MS" w:cs="Arial Unicode MS" w:eastAsia="Arial Unicode MS" w:hAnsi="Arial Unicode MS"/>
+      <w:r>
+        <w:rPr>
+          <w:rtl w:val="0"/>
+        </w:rPr>
+      </w:r>
+    </w:p>
+    <w:p>
+      <w:pPr>
+        <w:rPr/>
+      </w:pPr>
+      <w:r>
+        <w:rPr>
+          <w:rFonts w:ascii="Arimo" w:cs="Arimo" w:eastAsia="Arimo" w:hAnsi="Arimo"/>
           <w:rtl w:val="0"/>
         </w:rPr>
         <w:t xml:space="preserve">国内から海外送信:100円（不課税</w:t>
       </w:r>
-    </w:p>
-    <w:p>
-      <w:pPr>
-        <w:rPr/>
-      </w:pPr>
-      <w:r>
-        <w:rPr>
-          <w:rFonts w:ascii="Arial Unicode MS" w:cs="Arial Unicode MS" w:eastAsia="Arial Unicode MS" w:hAnsi="Arial Unicode MS"/>
+      <w:r>
+        <w:rPr>
+          <w:rtl w:val="0"/>
+        </w:rPr>
+      </w:r>
+    </w:p>
+    <w:p>
+      <w:pPr>
+        <w:rPr/>
+      </w:pPr>
+      <w:r>
+        <w:rPr>
+          <w:rFonts w:ascii="Arimo" w:cs="Arimo" w:eastAsia="Arimo" w:hAnsi="Arimo"/>
           <w:rtl w:val="0"/>
         </w:rPr>
         <w:t xml:space="preserve">）/140byte（全角70文字）</w:t>
       </w:r>
-    </w:p>
-    <w:p>
-      <w:pPr>
-        <w:rPr/>
-      </w:pPr>
-      <w:r>
-        <w:rPr>
-          <w:rFonts w:ascii="Arial Unicode MS" w:cs="Arial Unicode MS" w:eastAsia="Arial Unicode MS" w:hAnsi="Arial Unicode MS"/>
+      <w:r>
+        <w:rPr>
+          <w:rtl w:val="0"/>
+        </w:rPr>
+      </w:r>
+    </w:p>
+    <w:p>
+      <w:pPr>
+        <w:rPr/>
+      </w:pPr>
+      <w:r>
+        <w:rPr>
+          <w:rFonts w:ascii="Arimo" w:cs="Arimo" w:eastAsia="Arimo" w:hAnsi="Arimo"/>
           <w:rtl w:val="0"/>
         </w:rPr>
         <w:t xml:space="preserve">Rakuten Link利用時（海外指定66の</w:t>
       </w:r>
-    </w:p>
-    <w:p>
-      <w:pPr>
-        <w:rPr/>
-      </w:pPr>
-      <w:r>
-        <w:rPr>
-          <w:rFonts w:ascii="Arial Unicode MS" w:cs="Arial Unicode MS" w:eastAsia="Arial Unicode MS" w:hAnsi="Arial Unicode MS"/>
+      <w:r>
+        <w:rPr>
+          <w:rtl w:val="0"/>
+        </w:rPr>
+      </w:r>
+    </w:p>
+    <w:p>
+      <w:pPr>
+        <w:rPr/>
+      </w:pPr>
+      <w:r>
+        <w:rPr>
+          <w:rFonts w:ascii="Arimo" w:cs="Arimo" w:eastAsia="Arimo" w:hAnsi="Arimo"/>
           <w:rtl w:val="0"/>
         </w:rPr>
         <w:t xml:space="preserve">国と地域への送信無料）</w:t>
       </w:r>
-    </w:p>
-    <w:p>
-      <w:pPr>
-        <w:rPr/>
-      </w:pPr>
-      <w:r>
-        <w:rPr>
-          <w:rFonts w:ascii="Arial Unicode MS" w:cs="Arial Unicode MS" w:eastAsia="Arial Unicode MS" w:hAnsi="Arial Unicode MS"/>
+      <w:r>
+        <w:rPr>
+          <w:rtl w:val="0"/>
+        </w:rPr>
+      </w:r>
+    </w:p>
+    <w:p>
+      <w:pPr>
+        <w:rPr/>
+      </w:pPr>
+      <w:r>
+        <w:rPr>
+          <w:rFonts w:ascii="Arimo" w:cs="Arimo" w:eastAsia="Arimo" w:hAnsi="Arimo"/>
           <w:rtl w:val="0"/>
         </w:rPr>
         <w:t xml:space="preserve">高速データ容量※2 月 5 GB 契約事務手数料 0 円</w:t>
       </w:r>
-    </w:p>
-    <w:p>
-      <w:pPr>
-        <w:rPr/>
-      </w:pPr>
-      <w:r>
-        <w:rPr>
-          <w:rFonts w:ascii="Arial Unicode MS" w:cs="Arial Unicode MS" w:eastAsia="Arial Unicode MS" w:hAnsi="Arial Unicode MS"/>
+      <w:r>
+        <w:rPr>
+          <w:rtl w:val="0"/>
+        </w:rPr>
+      </w:r>
+    </w:p>
+    <w:p>
+      <w:pPr>
+        <w:rPr/>
+      </w:pPr>
+      <w:r>
+        <w:rPr>
+          <w:rFonts w:ascii="Arimo" w:cs="Arimo" w:eastAsia="Arimo" w:hAnsi="Arimo"/>
           <w:rtl w:val="0"/>
         </w:rPr>
         <w:t xml:space="preserve">ユニバーサル</w:t>
       </w:r>
-    </w:p>
-    <w:p>
-      <w:pPr>
-        <w:rPr/>
-      </w:pPr>
-      <w:r>
-        <w:rPr>
-          <w:rFonts w:ascii="Arial Unicode MS" w:cs="Arial Unicode MS" w:eastAsia="Arial Unicode MS" w:hAnsi="Arial Unicode MS"/>
+      <w:r>
+        <w:rPr>
+          <w:rtl w:val="0"/>
+        </w:rPr>
+      </w:r>
+    </w:p>
+    <w:p>
+      <w:pPr>
+        <w:rPr/>
+      </w:pPr>
+      <w:r>
+        <w:rPr>
+          <w:rFonts w:ascii="Arimo" w:cs="Arimo" w:eastAsia="Arimo" w:hAnsi="Arimo"/>
           <w:rtl w:val="0"/>
         </w:rPr>
         <w:t xml:space="preserve">サービス料※3 3 円 電話リレーサービス</w:t>
       </w:r>
-    </w:p>
-    <w:p>
-      <w:pPr>
-        <w:rPr/>
-      </w:pPr>
-      <w:r>
-        <w:rPr>
-          <w:rFonts w:ascii="Arial Unicode MS" w:cs="Arial Unicode MS" w:eastAsia="Arial Unicode MS" w:hAnsi="Arial Unicode MS"/>
+      <w:r>
+        <w:rPr>
+          <w:rtl w:val="0"/>
+        </w:rPr>
+      </w:r>
+    </w:p>
+    <w:p>
+      <w:pPr>
+        <w:rPr/>
+      </w:pPr>
+      <w:r>
+        <w:rPr>
+          <w:rFonts w:ascii="Arimo" w:cs="Arimo" w:eastAsia="Arimo" w:hAnsi="Arimo"/>
           <w:rtl w:val="0"/>
         </w:rPr>
         <w:t xml:space="preserve">料※4 1 円</w:t>
       </w:r>
-    </w:p>
-    <w:p>
-      <w:pPr>
-        <w:rPr/>
-      </w:pPr>
-      <w:r>
-        <w:rPr>
-          <w:rFonts w:ascii="Arial Unicode MS" w:cs="Arial Unicode MS" w:eastAsia="Arial Unicode MS" w:hAnsi="Arial Unicode MS"/>
+      <w:r>
+        <w:rPr>
+          <w:rtl w:val="0"/>
+        </w:rPr>
+      </w:r>
+    </w:p>
+    <w:p>
+      <w:pPr>
+        <w:rPr/>
+      </w:pPr>
+      <w:r>
+        <w:rPr>
+          <w:rFonts w:ascii="Arimo" w:cs="Arimo" w:eastAsia="Arimo" w:hAnsi="Arimo"/>
           <w:rtl w:val="0"/>
         </w:rPr>
         <w:t xml:space="preserve">最低利用期間 - 契約解除料</w:t>
       </w:r>
-    </w:p>
-    <w:p>
-      <w:pPr>
-        <w:rPr/>
-      </w:pPr>
-      <w:r>
-        <w:rPr>
-          <w:rFonts w:ascii="Arial Unicode MS" w:cs="Arial Unicode MS" w:eastAsia="Arial Unicode MS" w:hAnsi="Arial Unicode MS"/>
+      <w:r>
+        <w:rPr>
+          <w:rtl w:val="0"/>
+        </w:rPr>
+      </w:r>
+    </w:p>
+    <w:p>
+      <w:pPr>
+        <w:rPr/>
+      </w:pPr>
+      <w:r>
+        <w:rPr>
+          <w:rFonts w:ascii="Arimo" w:cs="Arimo" w:eastAsia="Arimo" w:hAnsi="Arimo"/>
           <w:rtl w:val="0"/>
         </w:rPr>
         <w:t xml:space="preserve">・国際通話ならびに「Rakuten Link」アプリを利用した通話料金につきましては「ご注意事項」内の「通話料金」の項目をご確認ください。</w:t>
+      </w:r>
+      <w:r>
+        <w:rPr>
+          <w:rtl w:val="0"/>
+        </w:rPr>
       </w:r>
     </w:p>
     <w:sectPr>
@@ -4915,6 +6014,7 @@
     </w:pPr>
     <w:rPr>
       <w:b w:val="0"/>
+      <w:bCs w:val="0"/>
       <w:sz w:val="32"/>
       <w:szCs w:val="32"/>
     </w:rPr>
@@ -4931,6 +6031,7 @@
     </w:pPr>
     <w:rPr>
       <w:b w:val="0"/>
+      <w:bCs w:val="0"/>
       <w:color w:val="434343"/>
       <w:sz w:val="28"/>
       <w:szCs w:val="28"/>
@@ -4980,6 +6081,7 @@
     </w:pPr>
     <w:rPr>
       <w:i w:val="1"/>
+      <w:iCs w:val="1"/>
       <w:color w:val="666666"/>
       <w:sz w:val="22"/>
       <w:szCs w:val="22"/>
@@ -5013,6 +6115,7 @@
     <w:rPr>
       <w:rFonts w:ascii="Arial" w:cs="Arial" w:eastAsia="Arial" w:hAnsi="Arial"/>
       <w:i w:val="0"/>
+      <w:iCs w:val="0"/>
       <w:color w:val="666666"/>
       <w:sz w:val="30"/>
       <w:szCs w:val="30"/>
